--- a/docs/market-study/Global_RestOfWorld_Wellness_Market_Study.docx
+++ b/docs/market-study/Global_RestOfWorld_Wellness_Market_Study.docx
@@ -21,12 +21,12 @@
           <w:i/>
           <w:color w:val="555555"/>
         </w:rPr>
-        <w:t xml:space="preserve">Every region except the US, UK and India, where VAHDAM can win vs where it is merely present</w:t>
-      </w:r>
-    </w:p>
-    <w:p>
-      <w:r>
-        <w:t xml:space="preserve">Prepared for: Growth &amp; Digital Production, VAHDAM (Global / vahdam.com international).  9 July 2026.  Confidence-tagged: [Certain] (cited) / [Likely] (strong multi-source inference). Speculative points excluded.</w:t>
+        <w:t xml:space="preserve">Every region except the US, UK and India, a full teardown of where VAHDAM wins vs is merely present</w:t>
+      </w:r>
+    </w:p>
+    <w:p>
+      <w:r>
+        <w:t xml:space="preserve">Prepared for: Growth &amp; Digital Production, VAHDAM (Global / vahdam.global).  9 July 2026.  Confidence-tagged: [Certain] (cited) / [Likely] (strong multi-source inference). Speculative points excluded.</w:t>
       </w:r>
     </w:p>
     <w:p>
@@ -50,7 +50,7 @@
           <w:color w:val="004A2B"/>
           <w:sz w:val="28"/>
         </w:rPr>
-        <w:t xml:space="preserve">1. Scope &amp; method</w:t>
+        <w:t xml:space="preserve">1. Scope, method &amp; how to read this</w:t>
       </w:r>
     </w:p>
     <w:p>
@@ -61,7 +61,18 @@
         <w:t xml:space="preserve">[Certain]</w:t>
       </w:r>
       <w:r>
-        <w:t xml:space="preserve">  Global ex-US/UK/India is not one market, it is a dozen structurally unlike ones. This study organises them by a single decision: where VAHDAM can realistically win vs where it is only present. VAHDAM already runs a dedicated Global storefront (vahdam.global) serving this set and ships to ~145 countries.</w:t>
+        <w:t xml:space="preserve">  "Tea, coffee, or supplements" is not one market, it is several multi-billion categories with different buyers, margins, shelf logic and regulators. This report anchors on the single arena where they collide: the functional-wellness beverage and supplement segment, premium/functional tea, adaptogen and functional coffee, and the adaptogen/wellness products adjacent to them.</w:t>
+      </w:r>
+    </w:p>
+    <w:p>
+      <w:r>
+        <w:rPr>
+          <w:b/>
+        </w:rPr>
+        <w:t xml:space="preserve">[Certain]</w:t>
+      </w:r>
+      <w:r>
+        <w:t xml:space="preserve">  Central framing: Global ex-US/UK/India is not one market but a dozen unlike ones. This study organises them by a single decision, where VAHDAM can realistically win vs where it is only present. VAHDAM already runs a dedicated Global storefront (vahdam.global) shipping to ~145 countries.</w:t>
       </w:r>
     </w:p>
     <w:p>
@@ -72,13 +83,7 @@
         <w:t xml:space="preserve">•  </w:t>
       </w:r>
       <w:r>
-        <w:rPr>
-          <w:b/>
-        </w:rPr>
-        <w:t xml:space="preserve">Winnable</w:t>
-      </w:r>
-      <w:r>
-        <w:t xml:space="preserve"> (premium-D2C viable, high disposable income, wellness-receptive): EU-ex-UK, Canada, Australia/NZ, the GCC.</w:t>
+        <w:t xml:space="preserve">Global market sizing for adaptogen coffee and adaptogenic beverages, with regional growth splits and source-to-source variance.</w:t>
       </w:r>
     </w:p>
     <w:p>
@@ -89,13 +94,7 @@
         <w:t xml:space="preserve">•  </w:t>
       </w:r>
       <w:r>
-        <w:rPr>
-          <w:b/>
-        </w:rPr>
-        <w:t xml:space="preserve">Present-but-not-winning</w:t>
-      </w:r>
-      <w:r>
-        <w:t xml:space="preserve"> (tea-origin or structurally hostile to an Indian tea brand): China, Japan, much of LatAm and Africa.</w:t>
+        <w:t xml:space="preserve">A five-tier competitive landscape, a global brand-footprint matrix (every named brand x the regions it is a major player in) and deep-dive profiles of eight brands.</w:t>
       </w:r>
     </w:p>
     <w:p>
@@ -106,7 +105,18 @@
         <w:t xml:space="preserve">•  </w:t>
       </w:r>
       <w:r>
-        <w:t xml:space="preserve">Section 4 answers the all-regions-each-named-brand-is-famous-in requirement directly, via a brand-footprint matrix.</w:t>
+        <w:t xml:space="preserve">Region-by-region analysis of EU-ex-UK, Canada, Australia/NZ, GCC, East Asia and the long tail, each with major players and a winnable/present verdict.</w:t>
+      </w:r>
+    </w:p>
+    <w:p>
+      <w:pPr>
+        <w:ind w:left="360" w:hanging="240"/>
+      </w:pPr>
+      <w:r>
+        <w:t xml:space="preserve">•  </w:t>
+      </w:r>
+      <w:r>
+        <w:t xml:space="preserve">Consumer signals, the global go-to-market playbook, the regulatory patchwork (EFSA / NHP / TGA-FSANZ / GCC) and a white-space read.</w:t>
       </w:r>
     </w:p>
     <w:p>
@@ -130,29 +140,109 @@
         <w:t xml:space="preserve">[Certain]</w:t>
       </w:r>
       <w:r>
-        <w:t xml:space="preserve">  The branded adaptogen/functional set is overwhelmingly US, UK and Indian brands that export globally, Four Sigmatic, Ryze, MUD\WTR, AG1, Spacegoods, DIRTEA, plus VAHDAM and Organic India. Outside the big three markets, VAHDAM competes less with local challengers and more with these same global exporters, alongside regional premium-tea incumbents.</w:t>
-      </w:r>
-    </w:p>
-    <w:p>
-      <w:r>
-        <w:rPr>
-          <w:b/>
-        </w:rPr>
-        <w:t xml:space="preserve">[Likely]</w:t>
-      </w:r>
-      <w:r>
-        <w:t xml:space="preserve">  Regional growth in adaptogen coffee is led by Germany (~6.8% CAGR), the US (~6.7%), France (~6.5%) and China (~6.0%). Europe is the largest rest-of-world opportunity; Asia-Pacific is the fastest-growing but structurally hardest for an Indian tea brand.</w:t>
-      </w:r>
-    </w:p>
-    <w:p>
-      <w:r>
-        <w:rPr>
-          <w:b/>
-        </w:rPr>
-        <w:t xml:space="preserve">[Likely]</w:t>
-      </w:r>
-      <w:r>
-        <w:t xml:space="preserve">  VAHDAM's rest-of-world edge is not origin (as at home) nor local incumbency (as in the UK), it is its press/celebrity halo and gifting equity. It already appears on global best-luxury-tea lists with a celebrity fanbase (Oprah, Mariah Carey), which travels further than performance claims in markets it cannot saturate with ad spend.</w:t>
+        <w:t xml:space="preserve">  The branded adaptogen/functional set is overwhelmingly US, UK and Indian brands that export globally, Four Sigmatic, Ryze, MUD\WTR, AG1, Spacegoods, DIRTEA, plus VAHDAM and Organic India. Outside the big three markets, VAHDAM competes less with local challengers and more with these same exporters, alongside regional premium-tea incumbents.</w:t>
+      </w:r>
+    </w:p>
+    <w:p>
+      <w:pPr>
+        <w:ind w:left="360" w:hanging="240"/>
+      </w:pPr>
+      <w:r>
+        <w:t xml:space="preserve">•  </w:t>
+      </w:r>
+      <w:r>
+        <w:rPr>
+          <w:b/>
+        </w:rPr>
+        <w:t xml:space="preserve">The competitive set travels with the brand.</w:t>
+      </w:r>
+      <w:r>
+        <w:t xml:space="preserve"> The rivals VAHDAM meets in the US/UK reappear across EU, Canada and ANZ, so rest-of-world is familiar competition, not a new one.</w:t>
+      </w:r>
+    </w:p>
+    <w:p>
+      <w:pPr>
+        <w:ind w:left="360" w:hanging="240"/>
+      </w:pPr>
+      <w:r>
+        <w:t xml:space="preserve">•  </w:t>
+      </w:r>
+      <w:r>
+        <w:rPr>
+          <w:b/>
+        </w:rPr>
+        <w:t xml:space="preserve">Growth concentrates in a few markets.</w:t>
+      </w:r>
+      <w:r>
+        <w:t xml:space="preserve"> Adaptogen-coffee CAGR leaders: Germany ~6.8%, US ~6.7%, France ~6.5%, China ~6.0%. Europe is the largest rest-of-world opportunity; Asia-Pacific is fastest-growing but structurally hardest for an Indian tea brand.</w:t>
+      </w:r>
+    </w:p>
+    <w:p>
+      <w:pPr>
+        <w:ind w:left="360" w:hanging="240"/>
+      </w:pPr>
+      <w:r>
+        <w:t xml:space="preserve">•  </w:t>
+      </w:r>
+      <w:r>
+        <w:rPr>
+          <w:b/>
+        </w:rPr>
+        <w:t xml:space="preserve">VAHDAM's edge is halo, not origin or incumbency.</w:t>
+      </w:r>
+      <w:r>
+        <w:t xml:space="preserve"> It appears on global best-luxury-tea lists with a celebrity fanbase (Oprah, Mariah Carey). That credibility travels further than performance claims in markets it can't saturate with ad spend.</w:t>
+      </w:r>
+    </w:p>
+    <w:p>
+      <w:pPr>
+        <w:ind w:left="360" w:hanging="240"/>
+      </w:pPr>
+      <w:r>
+        <w:t xml:space="preserve">•  </w:t>
+      </w:r>
+      <w:r>
+        <w:rPr>
+          <w:b/>
+        </w:rPr>
+        <w:t xml:space="preserve">The winnable four.</w:t>
+      </w:r>
+      <w:r>
+        <w:t xml:space="preserve"> EU-ex-UK, Canada, Australia/NZ and the GCC are premium-D2C-viable, high-income and wellness-receptive. Fund these.</w:t>
+      </w:r>
+    </w:p>
+    <w:p>
+      <w:pPr>
+        <w:ind w:left="360" w:hanging="240"/>
+      </w:pPr>
+      <w:r>
+        <w:t xml:space="preserve">•  </w:t>
+      </w:r>
+      <w:r>
+        <w:rPr>
+          <w:b/>
+        </w:rPr>
+        <w:t xml:space="preserve">The present-not-winning set.</w:t>
+      </w:r>
+      <w:r>
+        <w:t xml:space="preserve"> China and Japan are tea-origin superpowers where an Indian tea brand has little structural edge; much of LatAm and Africa are poor fits. Fulfil demand; don't invest in acquisition.</w:t>
+      </w:r>
+    </w:p>
+    <w:p>
+      <w:pPr>
+        <w:ind w:left="360" w:hanging="240"/>
+      </w:pPr>
+      <w:r>
+        <w:t xml:space="preserve">•  </w:t>
+      </w:r>
+      <w:r>
+        <w:rPr>
+          <w:b/>
+        </w:rPr>
+        <w:t xml:space="preserve">Ashwagandha + Arabica is the global tailwind.</w:t>
+      </w:r>
+      <w:r>
+        <w:t xml:space="preserve"> Ashwagandha is the #1 adaptogen (~18 to 26% share) and Arabica the dominant coffee base, VAHDAM's exact combination is the lead pairing of the fastest-growing beverage sub-category worldwide, while most exporters are mushroom-led.</w:t>
       </w:r>
     </w:p>
     <w:p>
@@ -165,293 +255,16 @@
           <w:color w:val="004A2B"/>
           <w:sz w:val="28"/>
         </w:rPr>
-        <w:t xml:space="preserve">3. Market sizing (global)</w:t>
-      </w:r>
-    </w:p>
-    <w:tbl>
-      <w:tblPr>
-        <w:tblW w:w="0" w:type="auto"/>
-        <w:tblLayout w:type="autofit"/>
-        <w:tblBorders>
-          <w:top w:val="single" w:sz="4" w:space="0" w:color="CCCCCC"/>
-          <w:left w:val="single" w:sz="4" w:space="0" w:color="CCCCCC"/>
-          <w:bottom w:val="single" w:sz="4" w:space="0" w:color="CCCCCC"/>
-          <w:right w:val="single" w:sz="4" w:space="0" w:color="CCCCCC"/>
-          <w:insideH w:val="single" w:sz="4" w:space="0" w:color="CCCCCC"/>
-          <w:insideV w:val="single" w:sz="4" w:space="0" w:color="CCCCCC"/>
-        </w:tblBorders>
-      </w:tblPr>
-      <w:tblGrid>
-        <w:gridCol/>
-        <w:gridCol/>
-        <w:gridCol/>
-      </w:tblGrid>
-      <w:tr>
-        <w:tc>
-          <w:tcPr>
-            <w:shd w:val="clear" w:color="auto" w:fill="004A2B"/>
-          </w:tcPr>
-          <w:p>
-            <w:r>
-              <w:rPr>
-                <w:b/>
-                <w:color w:val="FBF5EA"/>
-              </w:rPr>
-              <w:t xml:space="preserve">Segment</w:t>
-            </w:r>
-          </w:p>
-        </w:tc>
-        <w:tc>
-          <w:tcPr>
-            <w:shd w:val="clear" w:color="auto" w:fill="004A2B"/>
-          </w:tcPr>
-          <w:p>
-            <w:r>
-              <w:rPr>
-                <w:b/>
-                <w:color w:val="FBF5EA"/>
-              </w:rPr>
-              <w:t xml:space="preserve">Size / figure</w:t>
-            </w:r>
-          </w:p>
-        </w:tc>
-        <w:tc>
-          <w:tcPr>
-            <w:shd w:val="clear" w:color="auto" w:fill="004A2B"/>
-          </w:tcPr>
-          <w:p>
-            <w:r>
-              <w:rPr>
-                <w:b/>
-                <w:color w:val="FBF5EA"/>
-              </w:rPr>
-              <w:t xml:space="preserve">Source &amp; note</w:t>
-            </w:r>
-          </w:p>
-        </w:tc>
-      </w:tr>
-      <w:tr>
-        <w:tc>
-          <w:tcPr/>
-          <w:p>
-            <w:r>
-              <w:t xml:space="preserve">Global adaptogen coffee</w:t>
-            </w:r>
-          </w:p>
-        </w:tc>
-        <w:tc>
-          <w:tcPr/>
-          <w:p>
-            <w:r>
-              <w:t xml:space="preserve">~$1.1 to 1.7B (2025) → $2.35 to 3.46B by 2030 to 33; ~6 to 17% CAGR</w:t>
-            </w:r>
-          </w:p>
-        </w:tc>
-        <w:tc>
-          <w:tcPr/>
-          <w:p>
-            <w:r>
-              <w:rPr>
-                <w:b/>
-              </w:rPr>
-              <w:t xml:space="preserve">[Likely]</w:t>
-            </w:r>
-            <w:r>
-              <w:t xml:space="preserve">  FMI / HTF / Research and Markets (wide scope variance)</w:t>
-            </w:r>
-          </w:p>
-        </w:tc>
-      </w:tr>
-      <w:tr>
-        <w:tc>
-          <w:tcPr/>
-          <w:p>
-            <w:r>
-              <w:t xml:space="preserve">Global adaptogenic beverages</w:t>
-            </w:r>
-          </w:p>
-        </w:tc>
-        <w:tc>
-          <w:tcPr/>
-          <w:p>
-            <w:r>
-              <w:t xml:space="preserve">~$1.4 to 2.2B (2024 to 26) → $2.5 to 6.7B (2034); 6.5 to 14.8% CAGR</w:t>
-            </w:r>
-          </w:p>
-        </w:tc>
-        <w:tc>
-          <w:tcPr/>
-          <w:p>
-            <w:r>
-              <w:rPr>
-                <w:b/>
-              </w:rPr>
-              <w:t xml:space="preserve">[Likely]</w:t>
-            </w:r>
-            <w:r>
-              <w:t xml:space="preserve">  GMI / Stratistics</w:t>
-            </w:r>
-          </w:p>
-        </w:tc>
-      </w:tr>
-      <w:tr>
-        <w:tc>
-          <w:tcPr/>
-          <w:p>
-            <w:r>
-              <w:t xml:space="preserve">Regional CAGR leaders</w:t>
-            </w:r>
-          </w:p>
-        </w:tc>
-        <w:tc>
-          <w:tcPr/>
-          <w:p>
-            <w:r>
-              <w:t xml:space="preserve">Germany 6.8% · US 6.7% · France 6.5% · China 6.0% · UK 5.1% · India 5.0%</w:t>
-            </w:r>
-          </w:p>
-        </w:tc>
-        <w:tc>
-          <w:tcPr/>
-          <w:p>
-            <w:r>
-              <w:rPr>
-                <w:b/>
-              </w:rPr>
-              <w:t xml:space="preserve">[Certain]</w:t>
-            </w:r>
-            <w:r>
-              <w:t xml:space="preserve">  Future Market Insights</w:t>
-            </w:r>
-          </w:p>
-        </w:tc>
-      </w:tr>
-      <w:tr>
-        <w:tc>
-          <w:tcPr/>
-          <w:p>
-            <w:r>
-              <w:t xml:space="preserve">Regional share</w:t>
-            </w:r>
-          </w:p>
-        </w:tc>
-        <w:tc>
-          <w:tcPr/>
-          <w:p>
-            <w:r>
-              <w:t xml:space="preserve">North America ~34.8% of adaptogen beverages (2025); Asia-Pacific fastest-growing</w:t>
-            </w:r>
-          </w:p>
-        </w:tc>
-        <w:tc>
-          <w:tcPr/>
-          <w:p>
-            <w:r>
-              <w:rPr>
-                <w:b/>
-              </w:rPr>
-              <w:t xml:space="preserve">[Likely]</w:t>
-            </w:r>
-            <w:r>
-              <w:t xml:space="preserve">  Data Bridge</w:t>
-            </w:r>
-          </w:p>
-        </w:tc>
-      </w:tr>
-      <w:tr>
-        <w:tc>
-          <w:tcPr/>
-          <w:p>
-            <w:r>
-              <w:t xml:space="preserve">Lead ingredient</w:t>
-            </w:r>
-          </w:p>
-        </w:tc>
-        <w:tc>
-          <w:tcPr/>
-          <w:p>
-            <w:r>
-              <w:t xml:space="preserve">Ashwagandha = #1 adaptogen (~18 to 26% share); Arabica = 45% of coffee bases</w:t>
-            </w:r>
-          </w:p>
-        </w:tc>
-        <w:tc>
-          <w:tcPr/>
-          <w:p>
-            <w:r>
-              <w:rPr>
-                <w:b/>
-              </w:rPr>
-              <w:t xml:space="preserve">[Certain]</w:t>
-            </w:r>
-            <w:r>
-              <w:t xml:space="preserve">  FMI, favours VAHDAM's formula</w:t>
-            </w:r>
-          </w:p>
-        </w:tc>
-      </w:tr>
-      <w:tr>
-        <w:tc>
-          <w:tcPr/>
-          <w:p>
-            <w:r>
-              <w:t xml:space="preserve">Europe loose-leaf tea</w:t>
-            </w:r>
-          </w:p>
-        </w:tc>
-        <w:tc>
-          <w:tcPr/>
-          <w:p>
-            <w:r>
-              <w:t xml:space="preserve">$0.98B (2025) → $1.47B (2034), 4.59% CAGR</w:t>
-            </w:r>
-          </w:p>
-        </w:tc>
-        <w:tc>
-          <w:tcPr/>
-          <w:p>
-            <w:r>
-              <w:rPr>
-                <w:b/>
-              </w:rPr>
-              <w:t xml:space="preserve">[Certain]</w:t>
-            </w:r>
-            <w:r>
-              <w:t xml:space="preserve">  Market Data Forecast</w:t>
-            </w:r>
-          </w:p>
-        </w:tc>
-      </w:tr>
-    </w:tbl>
+        <w:t xml:space="preserve">3. Market sizing (global, rest-of-world context)</w:t>
+      </w:r>
+    </w:p>
     <w:p>
       <w:r>
         <w:rPr>
           <w:i/>
           <w:color w:val="555555"/>
         </w:rPr>
-        <w:t xml:space="preserve">The through-line: ashwagandha plus Arabica, VAHDAM's exact combination, is the lead ingredient pairing of the fastest-growing beverage sub-category worldwide.</w:t>
-      </w:r>
-    </w:p>
-    <w:p>
-      <w:pPr>
-        <w:spacing w:before="200" w:after="80"/>
-      </w:pPr>
-      <w:r>
-        <w:rPr>
-          <w:b/>
-          <w:color w:val="004A2B"/>
-          <w:sz w:val="28"/>
-        </w:rPr>
-        <w:t xml:space="preserve">4. Global brand-footprint matrix</w:t>
-      </w:r>
-    </w:p>
-    <w:p>
-      <w:r>
-        <w:rPr>
-          <w:i/>
-          <w:color w:val="555555"/>
-        </w:rPr>
-        <w:t xml:space="preserve">Where each named competitor is actually a major player, mapped to every region they are famous in, the competitive overlap VAHDAM meets outside its three core markets.</w:t>
+        <w:t xml:space="preserve">Spread across firms shown. 2024 to 26 base; USD.</w:t>
       </w:r>
     </w:p>
     <w:tbl>
@@ -484,6 +297,693 @@
                 <w:b/>
                 <w:color w:val="FBF5EA"/>
               </w:rPr>
+              <w:t xml:space="preserve">Segment</w:t>
+            </w:r>
+          </w:p>
+        </w:tc>
+        <w:tc>
+          <w:tcPr>
+            <w:shd w:val="clear" w:color="auto" w:fill="004A2B"/>
+          </w:tcPr>
+          <w:p>
+            <w:r>
+              <w:rPr>
+                <w:b/>
+                <w:color w:val="FBF5EA"/>
+              </w:rPr>
+              <w:t xml:space="preserve">Size</w:t>
+            </w:r>
+          </w:p>
+        </w:tc>
+        <w:tc>
+          <w:tcPr>
+            <w:shd w:val="clear" w:color="auto" w:fill="004A2B"/>
+          </w:tcPr>
+          <w:p>
+            <w:r>
+              <w:rPr>
+                <w:b/>
+                <w:color w:val="FBF5EA"/>
+              </w:rPr>
+              <w:t xml:space="preserve">CAGR</w:t>
+            </w:r>
+          </w:p>
+        </w:tc>
+        <w:tc>
+          <w:tcPr>
+            <w:shd w:val="clear" w:color="auto" w:fill="004A2B"/>
+          </w:tcPr>
+          <w:p>
+            <w:r>
+              <w:rPr>
+                <w:b/>
+                <w:color w:val="FBF5EA"/>
+              </w:rPr>
+              <w:t xml:space="preserve">Source(s)</w:t>
+            </w:r>
+          </w:p>
+        </w:tc>
+      </w:tr>
+      <w:tr>
+        <w:tc>
+          <w:tcPr/>
+          <w:p>
+            <w:r>
+              <w:t xml:space="preserve">Global adaptogen coffee</w:t>
+            </w:r>
+          </w:p>
+        </w:tc>
+        <w:tc>
+          <w:tcPr/>
+          <w:p>
+            <w:r>
+              <w:t xml:space="preserve">~$1.1 to 1.7B (2025) → $2.35 to 3.46B (2030 to 33)</w:t>
+            </w:r>
+          </w:p>
+        </w:tc>
+        <w:tc>
+          <w:tcPr/>
+          <w:p>
+            <w:r>
+              <w:t xml:space="preserve">~6 to 17%</w:t>
+            </w:r>
+          </w:p>
+        </w:tc>
+        <w:tc>
+          <w:tcPr/>
+          <w:p>
+            <w:r>
+              <w:t xml:space="preserve">FMI / HTF / Research and Markets</w:t>
+            </w:r>
+          </w:p>
+        </w:tc>
+      </w:tr>
+      <w:tr>
+        <w:tc>
+          <w:tcPr/>
+          <w:p>
+            <w:r>
+              <w:t xml:space="preserve">Global adaptogenic beverages</w:t>
+            </w:r>
+          </w:p>
+        </w:tc>
+        <w:tc>
+          <w:tcPr/>
+          <w:p>
+            <w:r>
+              <w:t xml:space="preserve">~$1.4 to 2.2B (2024 to 26) → $2.5 to 6.7B (2034)</w:t>
+            </w:r>
+          </w:p>
+        </w:tc>
+        <w:tc>
+          <w:tcPr/>
+          <w:p>
+            <w:r>
+              <w:t xml:space="preserve">6.5 to 14.8%</w:t>
+            </w:r>
+          </w:p>
+        </w:tc>
+        <w:tc>
+          <w:tcPr/>
+          <w:p>
+            <w:r>
+              <w:t xml:space="preserve">GMI / Stratistics</w:t>
+            </w:r>
+          </w:p>
+        </w:tc>
+      </w:tr>
+      <w:tr>
+        <w:tc>
+          <w:tcPr/>
+          <w:p>
+            <w:r>
+              <w:t xml:space="preserve">Regional CAGR leaders</w:t>
+            </w:r>
+          </w:p>
+        </w:tc>
+        <w:tc>
+          <w:tcPr/>
+          <w:p>
+            <w:r>
+              <w:t xml:space="preserve">Germany 6.8 · US 6.7 · France 6.5 · China 6.0 · UK 5.1 · India 5.0</w:t>
+            </w:r>
+          </w:p>
+        </w:tc>
+        <w:tc>
+          <w:tcPr/>
+          <w:p/>
+        </w:tc>
+        <w:tc>
+          <w:tcPr/>
+          <w:p>
+            <w:r>
+              <w:t xml:space="preserve">Future Market Insights</w:t>
+            </w:r>
+          </w:p>
+        </w:tc>
+      </w:tr>
+      <w:tr>
+        <w:tc>
+          <w:tcPr/>
+          <w:p>
+            <w:r>
+              <w:t xml:space="preserve">Regional share</w:t>
+            </w:r>
+          </w:p>
+        </w:tc>
+        <w:tc>
+          <w:tcPr/>
+          <w:p>
+            <w:r>
+              <w:t xml:space="preserve">North America ~34.8% of adaptogen beverages (2025)</w:t>
+            </w:r>
+          </w:p>
+        </w:tc>
+        <w:tc>
+          <w:tcPr/>
+          <w:p>
+            <w:r>
+              <w:t xml:space="preserve">APAC fastest</w:t>
+            </w:r>
+          </w:p>
+        </w:tc>
+        <w:tc>
+          <w:tcPr/>
+          <w:p>
+            <w:r>
+              <w:t xml:space="preserve">Data Bridge</w:t>
+            </w:r>
+          </w:p>
+        </w:tc>
+      </w:tr>
+      <w:tr>
+        <w:tc>
+          <w:tcPr/>
+          <w:p>
+            <w:r>
+              <w:t xml:space="preserve">Lead ingredient</w:t>
+            </w:r>
+          </w:p>
+        </w:tc>
+        <w:tc>
+          <w:tcPr/>
+          <w:p>
+            <w:r>
+              <w:t xml:space="preserve">Ashwagandha #1 adaptogen (~18 to 26%); Arabica 45% of bases</w:t>
+            </w:r>
+          </w:p>
+        </w:tc>
+        <w:tc>
+          <w:tcPr/>
+          <w:p/>
+        </w:tc>
+        <w:tc>
+          <w:tcPr/>
+          <w:p>
+            <w:r>
+              <w:t xml:space="preserve">FMI</w:t>
+            </w:r>
+          </w:p>
+        </w:tc>
+      </w:tr>
+      <w:tr>
+        <w:tc>
+          <w:tcPr/>
+          <w:p>
+            <w:r>
+              <w:t xml:space="preserve">Europe loose-leaf tea</w:t>
+            </w:r>
+          </w:p>
+        </w:tc>
+        <w:tc>
+          <w:tcPr/>
+          <w:p>
+            <w:r>
+              <w:t xml:space="preserve">$0.98B (2025) → $1.47B (2034)</w:t>
+            </w:r>
+          </w:p>
+        </w:tc>
+        <w:tc>
+          <w:tcPr/>
+          <w:p>
+            <w:r>
+              <w:t xml:space="preserve">4.59%</w:t>
+            </w:r>
+          </w:p>
+        </w:tc>
+        <w:tc>
+          <w:tcPr/>
+          <w:p>
+            <w:r>
+              <w:t xml:space="preserve">Market Data Forecast</w:t>
+            </w:r>
+          </w:p>
+        </w:tc>
+      </w:tr>
+    </w:tbl>
+    <w:p>
+      <w:r>
+        <w:rPr>
+          <w:i/>
+          <w:color w:val="555555"/>
+        </w:rPr>
+        <w:t xml:space="preserve">Scope variance is very wide (coffee-only vs all adaptogenic beverages). Use the direction: double-digit growth, ashwagandha-led, Europe the biggest rest-of-world pool.</w:t>
+      </w:r>
+    </w:p>
+    <w:p>
+      <w:pPr>
+        <w:spacing w:before="200" w:after="80"/>
+      </w:pPr>
+      <w:r>
+        <w:rPr>
+          <w:b/>
+          <w:color w:val="004A2B"/>
+          <w:sz w:val="24"/>
+        </w:rPr>
+        <w:t xml:space="preserve">3.1 Europe, the biggest rest-of-world pool</w:t>
+      </w:r>
+    </w:p>
+    <w:p>
+      <w:r>
+        <w:rPr>
+          <w:b/>
+        </w:rPr>
+        <w:t xml:space="preserve">[Certain]</w:t>
+      </w:r>
+      <w:r>
+        <w:t xml:space="preserve">  Germany and France are the largest and fastest-growing European adaptogen-coffee markets, and Europe's premium/loose-leaf tea is a mature, design-led category ($0.98B to $1.47B by 2034). This is where rest-of-world value concentrates.</w:t>
+      </w:r>
+    </w:p>
+    <w:p>
+      <w:pPr>
+        <w:spacing w:before="200" w:after="80"/>
+      </w:pPr>
+      <w:r>
+        <w:rPr>
+          <w:b/>
+          <w:color w:val="004A2B"/>
+          <w:sz w:val="24"/>
+        </w:rPr>
+        <w:t xml:space="preserve">3.2 Asia-Pacific, fastest-growing, structurally split</w:t>
+      </w:r>
+    </w:p>
+    <w:p>
+      <w:r>
+        <w:rPr>
+          <w:b/>
+        </w:rPr>
+        <w:t xml:space="preserve">[Likely]</w:t>
+      </w:r>
+      <w:r>
+        <w:t xml:space="preserve">  APAC grows fastest but splits sharply: Australia/NZ are wellness-receptive and winnable; China and Japan are tea-origin markets hostile to imported Indian tea. Growth here is not uniformly addressable for VAHDAM.</w:t>
+      </w:r>
+    </w:p>
+    <w:p>
+      <w:pPr>
+        <w:spacing w:before="200" w:after="80"/>
+      </w:pPr>
+      <w:r>
+        <w:rPr>
+          <w:b/>
+          <w:color w:val="004A2B"/>
+          <w:sz w:val="24"/>
+        </w:rPr>
+        <w:t xml:space="preserve">3.3 Middle East, small base, high margin, gifting-led</w:t>
+      </w:r>
+    </w:p>
+    <w:p>
+      <w:r>
+        <w:rPr>
+          <w:b/>
+        </w:rPr>
+        <w:t xml:space="preserve">[Likely]</w:t>
+      </w:r>
+      <w:r>
+        <w:t xml:space="preserve">  The GCC is not sized large in adaptogen terms, but premium tea/coffee gifting is a high-margin cultural occasion where luxury positioning and loved-in-145-countries prestige travel well.</w:t>
+      </w:r>
+    </w:p>
+    <w:p>
+      <w:pPr>
+        <w:spacing w:before="200" w:after="80"/>
+      </w:pPr>
+      <w:r>
+        <w:rPr>
+          <w:b/>
+          <w:color w:val="004A2B"/>
+          <w:sz w:val="28"/>
+        </w:rPr>
+        <w:t xml:space="preserve">4. Category dynamics &amp; demand trends</w:t>
+      </w:r>
+    </w:p>
+    <w:p>
+      <w:pPr>
+        <w:spacing w:before="200" w:after="80"/>
+      </w:pPr>
+      <w:r>
+        <w:rPr>
+          <w:b/>
+          <w:color w:val="004A2B"/>
+          <w:sz w:val="24"/>
+        </w:rPr>
+        <w:t xml:space="preserve">The exporters dominate the branded set</w:t>
+      </w:r>
+    </w:p>
+    <w:p>
+      <w:r>
+        <w:rPr>
+          <w:b/>
+        </w:rPr>
+        <w:t xml:space="preserve">[Certain]</w:t>
+      </w:r>
+      <w:r>
+        <w:t xml:space="preserve">  Across the market reports the named players are almost entirely US (Four Sigmatic, Ryze, MUD\WTR, AG1, Laird, Om, Rasa) and UK (Spacegoods, DIRTEA), plus Indian (VAHDAM, Organic India, Tata). Rest-of-world is less about local challengers and more about which exporters have localised best.</w:t>
+      </w:r>
+    </w:p>
+    <w:p>
+      <w:pPr>
+        <w:spacing w:before="200" w:after="80"/>
+      </w:pPr>
+      <w:r>
+        <w:rPr>
+          <w:b/>
+          <w:color w:val="004A2B"/>
+          <w:sz w:val="24"/>
+        </w:rPr>
+        <w:t xml:space="preserve">Germany &amp; France lead European growth</w:t>
+      </w:r>
+    </w:p>
+    <w:p>
+      <w:r>
+        <w:rPr>
+          <w:b/>
+        </w:rPr>
+        <w:t xml:space="preserve">[Certain]</w:t>
+      </w:r>
+      <w:r>
+        <w:t xml:space="preserve">  Germany has the highest adaptogen-coffee CAGR (~6.8%) on a strong wellness/organic culture; France follows (~6.5%). Both have entrenched luxury-tea incumbents (Kusmi, Palais des Thes, Mariage Freres; Teekanne, Ronnefeldt, Yogi in DE).</w:t>
+      </w:r>
+    </w:p>
+    <w:p>
+      <w:pPr>
+        <w:spacing w:before="200" w:after="80"/>
+      </w:pPr>
+      <w:r>
+        <w:rPr>
+          <w:b/>
+          <w:color w:val="004A2B"/>
+          <w:sz w:val="24"/>
+        </w:rPr>
+        <w:t xml:space="preserve">Gifting is the global premium lane</w:t>
+      </w:r>
+    </w:p>
+    <w:p>
+      <w:r>
+        <w:rPr>
+          <w:b/>
+        </w:rPr>
+        <w:t xml:space="preserve">[Likely]</w:t>
+      </w:r>
+      <w:r>
+        <w:t xml:space="preserve">  Premium gift sets are high-margin and low-CAC, and play to VAHDAM's design equity, especially the GCC and European festive seasons. It is the most capital-efficient rest-of-world entry.</w:t>
+      </w:r>
+    </w:p>
+    <w:p>
+      <w:pPr>
+        <w:spacing w:before="200" w:after="80"/>
+      </w:pPr>
+      <w:r>
+        <w:rPr>
+          <w:b/>
+          <w:color w:val="004A2B"/>
+          <w:sz w:val="24"/>
+        </w:rPr>
+        <w:t xml:space="preserve">Halo beats claims abroad</w:t>
+      </w:r>
+    </w:p>
+    <w:p>
+      <w:r>
+        <w:rPr>
+          <w:b/>
+        </w:rPr>
+        <w:t xml:space="preserve">[Likely]</w:t>
+      </w:r>
+      <w:r>
+        <w:t xml:space="preserve">  In markets VAHDAM can't out-spend, the press/celebrity/luxury-list credibility converts better than physiological claims, and it sidesteps the strict EU/TGA/EFSA claim regimes.</w:t>
+      </w:r>
+    </w:p>
+    <w:p>
+      <w:pPr>
+        <w:spacing w:before="200" w:after="80"/>
+      </w:pPr>
+      <w:r>
+        <w:rPr>
+          <w:b/>
+          <w:color w:val="004A2B"/>
+          <w:sz w:val="24"/>
+        </w:rPr>
+        <w:t xml:space="preserve">Tea-origin Asia is structurally closed</w:t>
+      </w:r>
+    </w:p>
+    <w:p>
+      <w:r>
+        <w:rPr>
+          <w:b/>
+        </w:rPr>
+        <w:t xml:space="preserve">[Likely]</w:t>
+      </w:r>
+      <w:r>
+        <w:t xml:space="preserve">  Selling Indian tea into China (Ten Fu, vast domestic players) and Japan (Ito En, the matcha economy) means competing in the birthplace of tea with no home advantage. The only plausible wedge is adaptogen coffee to urban wellness buyers.</w:t>
+      </w:r>
+    </w:p>
+    <w:p>
+      <w:pPr>
+        <w:spacing w:before="200" w:after="80"/>
+      </w:pPr>
+      <w:r>
+        <w:rPr>
+          <w:b/>
+          <w:color w:val="004A2B"/>
+          <w:sz w:val="24"/>
+        </w:rPr>
+        <w:t xml:space="preserve">The regulatory patchwork raises the bar</w:t>
+      </w:r>
+    </w:p>
+    <w:p>
+      <w:r>
+        <w:rPr>
+          <w:b/>
+        </w:rPr>
+        <w:t xml:space="preserve">[Certain]</w:t>
+      </w:r>
+      <w:r>
+        <w:t xml:space="preserve">  Rest-of-world is the strictest claims terrain: EFSA authorises very few adaptogen health claims; Canada requires NHP licensing; Australia has TGA + FSANZ; the GCC requires halal + SFDA-type labelling. One product, many claim regimes.</w:t>
+      </w:r>
+    </w:p>
+    <w:p>
+      <w:pPr>
+        <w:spacing w:before="200" w:after="80"/>
+      </w:pPr>
+      <w:r>
+        <w:rPr>
+          <w:b/>
+          <w:color w:val="004A2B"/>
+          <w:sz w:val="28"/>
+        </w:rPr>
+        <w:t xml:space="preserve">5. Competitive landscape, the tiers</w:t>
+      </w:r>
+    </w:p>
+    <w:p>
+      <w:r>
+        <w:rPr>
+          <w:i/>
+          <w:color w:val="555555"/>
+        </w:rPr>
+        <w:t xml:space="preserve">The rest-of-world arena sorts into five tiers; VAHDAM competes mainly against Tier 1 exporters and Tier 2/3 premium-tea incumbents.</w:t>
+      </w:r>
+    </w:p>
+    <w:p>
+      <w:pPr>
+        <w:spacing w:before="200" w:after="80"/>
+      </w:pPr>
+      <w:r>
+        <w:rPr>
+          <w:b/>
+          <w:color w:val="004A2B"/>
+          <w:sz w:val="24"/>
+        </w:rPr>
+        <w:t xml:space="preserve">Tier 1, Global adaptogen/functional-coffee exporters</w:t>
+      </w:r>
+    </w:p>
+    <w:p>
+      <w:r>
+        <w:rPr>
+          <w:b/>
+        </w:rPr>
+        <w:t xml:space="preserve">VAHDAM's direct fight.</w:t>
+      </w:r>
+      <w:r>
+        <w:t xml:space="preserve"> Four Sigmatic, Ryze, MUD\WTR, AG1, Spacegoods, DIRTEA. The US/UK brands that follow VAHDAM into every affluent market. Mostly mushroom-led, leaving the ashwagandha lane open.</w:t>
+      </w:r>
+    </w:p>
+    <w:p>
+      <w:pPr>
+        <w:spacing w:before="200" w:after="80"/>
+      </w:pPr>
+      <w:r>
+        <w:rPr>
+          <w:b/>
+          <w:color w:val="004A2B"/>
+          <w:sz w:val="24"/>
+        </w:rPr>
+        <w:t xml:space="preserve">Tier 2, European premium / luxury tea</w:t>
+      </w:r>
+    </w:p>
+    <w:p>
+      <w:r>
+        <w:rPr>
+          <w:b/>
+        </w:rPr>
+        <w:t xml:space="preserve">Heritage incumbents.</w:t>
+      </w:r>
+      <w:r>
+        <w:t xml:space="preserve"> Yogi Tea (DE), Teekanne, Ronnefeldt, TeaGschwendner (DE); Kusmi, Palais des Thes, Mariage Freres (FR). Design-led, heritage, entrenched on European shelves and in luxury retail.</w:t>
+      </w:r>
+    </w:p>
+    <w:p>
+      <w:pPr>
+        <w:spacing w:before="200" w:after="80"/>
+      </w:pPr>
+      <w:r>
+        <w:rPr>
+          <w:b/>
+          <w:color w:val="004A2B"/>
+          <w:sz w:val="24"/>
+        </w:rPr>
+        <w:t xml:space="preserve">Tier 3, Global luxury tea</w:t>
+      </w:r>
+    </w:p>
+    <w:p>
+      <w:r>
+        <w:rPr>
+          <w:b/>
+        </w:rPr>
+        <w:t xml:space="preserve">Prestige &amp; gifting.</w:t>
+      </w:r>
+      <w:r>
+        <w:t xml:space="preserve"> TWG (Singapore), Fortnum &amp; Mason, Dilmah (Sri Lanka). Own luxury-mall prestige and premium gifting across SE Asia, GCC and duty-free, VAHDAM's gifting competitors.</w:t>
+      </w:r>
+    </w:p>
+    <w:p>
+      <w:pPr>
+        <w:spacing w:before="200" w:after="80"/>
+      </w:pPr>
+      <w:r>
+        <w:rPr>
+          <w:b/>
+          <w:color w:val="004A2B"/>
+          <w:sz w:val="24"/>
+        </w:rPr>
+        <w:t xml:space="preserve">Tier 4, Regional wellness / hormone brands</w:t>
+      </w:r>
+    </w:p>
+    <w:p>
+      <w:r>
+        <w:rPr>
+          <w:b/>
+        </w:rPr>
+        <w:t xml:space="preserve">Shared audience.</w:t>
+      </w:r>
+      <w:r>
+        <w:t xml:space="preserve"> Happy Mammoth (Australia-founded), regional adaptogen startups. Own the cortisol/hormone narrative in ANZ/EU; capsule format, shared women-35-55 audience.</w:t>
+      </w:r>
+    </w:p>
+    <w:p>
+      <w:pPr>
+        <w:spacing w:before="200" w:after="80"/>
+      </w:pPr>
+      <w:r>
+        <w:rPr>
+          <w:b/>
+          <w:color w:val="004A2B"/>
+          <w:sz w:val="24"/>
+        </w:rPr>
+        <w:t xml:space="preserve">Tier 5, Tea-origin domestic giants</w:t>
+      </w:r>
+    </w:p>
+    <w:p>
+      <w:r>
+        <w:rPr>
+          <w:b/>
+        </w:rPr>
+        <w:t xml:space="preserve">Do not fight.</w:t>
+      </w:r>
+      <w:r>
+        <w:t xml:space="preserve"> Ten Fu (China), Ito En (Japan) and vast domestic players. Dominant at home in tea-origin markets; an Indian tea brand has no structural edge against them.</w:t>
+      </w:r>
+    </w:p>
+    <w:p>
+      <w:r>
+        <w:rPr>
+          <w:b/>
+        </w:rPr>
+        <w:t xml:space="preserve">[Likely]</w:t>
+      </w:r>
+      <w:r>
+        <w:t xml:space="preserve">  Where VAHDAM sits: a Tier 1 exporter by product, but with Tier 2/3 premium-tea heritage and a luxury/gifting halo, a combination most Tier 1 pure-plays lack. Its edge is strongest where premiumisation + gifting matter (EU, GCC) and weakest in tea-origin Asia.</w:t>
+      </w:r>
+    </w:p>
+    <w:p>
+      <w:pPr>
+        <w:spacing w:before="200" w:after="80"/>
+      </w:pPr>
+      <w:r>
+        <w:rPr>
+          <w:b/>
+          <w:color w:val="004A2B"/>
+          <w:sz w:val="28"/>
+        </w:rPr>
+        <w:t xml:space="preserve">6. Global brand-footprint matrix</w:t>
+      </w:r>
+    </w:p>
+    <w:p>
+      <w:r>
+        <w:rPr>
+          <w:i/>
+          <w:color w:val="555555"/>
+        </w:rPr>
+        <w:t xml:space="preserve">Where each named competitor is actually a major player, the competitive overlap VAHDAM meets outside its three core markets.</w:t>
+      </w:r>
+    </w:p>
+    <w:tbl>
+      <w:tblPr>
+        <w:tblW w:w="0" w:type="auto"/>
+        <w:tblLayout w:type="autofit"/>
+        <w:tblBorders>
+          <w:top w:val="single" w:sz="4" w:space="0" w:color="CCCCCC"/>
+          <w:left w:val="single" w:sz="4" w:space="0" w:color="CCCCCC"/>
+          <w:bottom w:val="single" w:sz="4" w:space="0" w:color="CCCCCC"/>
+          <w:right w:val="single" w:sz="4" w:space="0" w:color="CCCCCC"/>
+          <w:insideH w:val="single" w:sz="4" w:space="0" w:color="CCCCCC"/>
+          <w:insideV w:val="single" w:sz="4" w:space="0" w:color="CCCCCC"/>
+        </w:tblBorders>
+      </w:tblPr>
+      <w:tblGrid>
+        <w:gridCol/>
+        <w:gridCol/>
+        <w:gridCol/>
+        <w:gridCol/>
+      </w:tblGrid>
+      <w:tr>
+        <w:tc>
+          <w:tcPr>
+            <w:shd w:val="clear" w:color="auto" w:fill="004A2B"/>
+          </w:tcPr>
+          <w:p>
+            <w:r>
+              <w:rPr>
+                <w:b/>
+                <w:color w:val="FBF5EA"/>
+              </w:rPr>
               <w:t xml:space="preserve">Brand</w:t>
             </w:r>
           </w:p>
@@ -764,7 +1264,7 @@
           <w:tcPr/>
           <w:p>
             <w:r>
-              <w:t xml:space="preserve">Mushroom coffee and powders</w:t>
+              <w:t xml:space="preserve">Mushroom coffee &amp; powders</w:t>
             </w:r>
           </w:p>
         </w:tc>
@@ -1017,7 +1517,7 @@
           <w:i/>
           <w:color w:val="555555"/>
         </w:rPr>
-        <w:t xml:space="preserve">[Certain]  on home markets; [Likely]  on also-major-in breadth. The exporters VAHDAM already meets in the US/UK reappear across EU/Canada/ANZ, the competitive set travels with the brand.</w:t>
+        <w:t xml:space="preserve">Home markets certain; also-major-in breadth is inference. The exporters VAHDAM meets in the US/UK reappear across EU/Canada/ANZ, the competitive set travels with the brand.</w:t>
       </w:r>
     </w:p>
     <w:p>
@@ -1030,20 +1530,20 @@
           <w:color w:val="004A2B"/>
           <w:sz w:val="28"/>
         </w:rPr>
-        <w:t xml:space="preserve">5. Region-by-region</w:t>
-      </w:r>
-    </w:p>
-    <w:p>
-      <w:pPr>
-        <w:spacing w:before="200" w:after="80"/>
-      </w:pPr>
-      <w:r>
-        <w:rPr>
-          <w:b/>
-          <w:color w:val="004A2B"/>
-          <w:sz w:val="24"/>
-        </w:rPr>
-        <w:t xml:space="preserve">Europe (ex-UK), the biggest rest-of-world prize</w:t>
+        <w:t xml:space="preserve">7. Region-by-region deep dive</w:t>
+      </w:r>
+    </w:p>
+    <w:p>
+      <w:pPr>
+        <w:spacing w:before="200" w:after="80"/>
+      </w:pPr>
+      <w:r>
+        <w:rPr>
+          <w:b/>
+          <w:color w:val="004A2B"/>
+          <w:sz w:val="24"/>
+        </w:rPr>
+        <w:t xml:space="preserve">Europe (ex-UK), the biggest prize</w:t>
       </w:r>
     </w:p>
     <w:p>
@@ -1054,7 +1554,7 @@
         <w:t xml:space="preserve">[Certain]</w:t>
       </w:r>
       <w:r>
-        <w:t xml:space="preserve">  Germany and France are the largest and fastest-growing European adaptogen-coffee markets; premium tea is a mature, design-led category with strong local incumbents. </w:t>
+        <w:t xml:space="preserve">  Germany and France are the largest, fastest-growing European adaptogen-coffee markets; premium tea is mature and design-led. </w:t>
       </w:r>
       <w:r>
         <w:rPr>
@@ -1063,7 +1563,7 @@
         <w:t xml:space="preserve">Players:</w:t>
       </w:r>
       <w:r>
-        <w:t xml:space="preserve"> Yogi Tea, Teekanne, Ronnefeldt, TeaGschwendner (Germany), Kusmi, Palais des Thes, Mariage Freres (France luxury); Four Sigmatic and Spacegoods lead the adaptogen push; Pukka strong in organic/Ayurvedic. </w:t>
+        <w:t xml:space="preserve"> Yogi Tea, Teekanne, Ronnefeldt, TeaGschwendner (DE), Kusmi, Palais des Thes, Mariage Freres (FR luxury); Four Sigmatic and Spacegoods lead the adaptogen push; Pukka strong in organic/Ayurvedic. </w:t>
       </w:r>
       <w:r>
         <w:rPr>
@@ -1072,7 +1572,7 @@
         <w:t xml:space="preserve">VAHDAM read:</w:t>
       </w:r>
       <w:r>
-        <w:t xml:space="preserve"> Winnable. Origin plus design plus press halo fit the premiumisation trend; the fight is against luxury-tea incumbents and the same UK/US adaptogen exporters. EFSA health-claim rules are strict, lead with taste/ritual, not physiology.</w:t>
+        <w:t xml:space="preserve"> Winnable. Origin + design + press halo fit premiumisation; EFSA rules are strict, lead with taste/ritual, not physiology.</w:t>
       </w:r>
     </w:p>
     <w:p>
@@ -1096,7 +1596,7 @@
         <w:t xml:space="preserve">[Likely]</w:t>
       </w:r>
       <w:r>
-        <w:t xml:space="preserve">  Structurally close to the US: DTC-receptive, functional-coffee-aware, bilingual. US adaptogen brands (Four Sigmatic, Ryze, AG1) already ship here; DavidsTea is the home premium-tea name; Tim Hortons owns mass. </w:t>
+        <w:t xml:space="preserve">  DTC-receptive, functional-coffee-aware, bilingual. US brands (Four Sigmatic, Ryze, AG1) already ship; DavidsTea is the home premium-tea name; Tim Hortons owns mass. </w:t>
       </w:r>
       <w:r>
         <w:rPr>
@@ -1105,20 +1605,20 @@
         <w:t xml:space="preserve">VAHDAM read:</w:t>
       </w:r>
       <w:r>
-        <w:t xml:space="preserve"> Winnable, low-friction, replicate the US playbook (ashwagandha calm-energy plus gifting) with minimal localisation. Watch Health Canada's NHP licensing for any functional claim.</w:t>
-      </w:r>
-    </w:p>
-    <w:p>
-      <w:pPr>
-        <w:spacing w:before="200" w:after="80"/>
-      </w:pPr>
-      <w:r>
-        <w:rPr>
-          <w:b/>
-          <w:color w:val="004A2B"/>
-          <w:sz w:val="24"/>
-        </w:rPr>
-        <w:t xml:space="preserve">Australia and New Zealand, wellness-native</w:t>
+        <w:t xml:space="preserve"> Winnable, low-friction, replicate the US playbook with minimal localisation. Watch Health Canada NHP licensing for any functional claim.</w:t>
+      </w:r>
+    </w:p>
+    <w:p>
+      <w:pPr>
+        <w:spacing w:before="200" w:after="80"/>
+      </w:pPr>
+      <w:r>
+        <w:rPr>
+          <w:b/>
+          <w:color w:val="004A2B"/>
+          <w:sz w:val="24"/>
+        </w:rPr>
+        <w:t xml:space="preserve">Australia &amp; New Zealand, wellness-native</w:t>
       </w:r>
     </w:p>
     <w:p>
@@ -1129,7 +1629,7 @@
         <w:t xml:space="preserve">[Likely]</w:t>
       </w:r>
       <w:r>
-        <w:t xml:space="preserve">  A disproportionately wellness-forward market; coffee is culturally central and functional/adaptogen is the fast-growing premium edge. Happy Mammoth is Australia-founded; T2 (Unilever) and Tielka lead premium tea; AG1 and Four Sigmatic are strong. </w:t>
+        <w:t xml:space="preserve">  Disproportionately wellness-forward with a sophisticated coffee palate (~87% of coffee still plain, functional the fast-growing premium edge). Happy Mammoth is Australia-founded; T2 (Unilever) and Tielka lead premium tea; AG1 and Four Sigmatic strong. </w:t>
       </w:r>
       <w:r>
         <w:rPr>
@@ -1138,20 +1638,20 @@
         <w:t xml:space="preserve">VAHDAM read:</w:t>
       </w:r>
       <w:r>
-        <w:t xml:space="preserve"> Winnable. High wellness receptivity plus gifting culture suit VAHDAM; a sophisticated coffee palate rewards the real-Arabica angle. TGA plus FSANZ govern messaging.</w:t>
-      </w:r>
-    </w:p>
-    <w:p>
-      <w:pPr>
-        <w:spacing w:before="200" w:after="80"/>
-      </w:pPr>
-      <w:r>
-        <w:rPr>
-          <w:b/>
-          <w:color w:val="004A2B"/>
-          <w:sz w:val="24"/>
-        </w:rPr>
-        <w:t xml:space="preserve">GCC / Middle East, gifting and premium ritual</w:t>
+        <w:t xml:space="preserve"> Winnable. Gifting culture + a coffee-literate palate reward the real-Arabica angle. TGA + FSANZ govern messaging.</w:t>
+      </w:r>
+    </w:p>
+    <w:p>
+      <w:pPr>
+        <w:spacing w:before="200" w:after="80"/>
+      </w:pPr>
+      <w:r>
+        <w:rPr>
+          <w:b/>
+          <w:color w:val="004A2B"/>
+          <w:sz w:val="24"/>
+        </w:rPr>
+        <w:t xml:space="preserve">GCC / Middle East, gifting &amp; premium ritual</w:t>
       </w:r>
     </w:p>
     <w:p>
@@ -1162,7 +1662,7 @@
         <w:t xml:space="preserve">[Likely]</w:t>
       </w:r>
       <w:r>
-        <w:t xml:space="preserve">  Tea and coffee are deep cultural rituals (gahwa, chai) and gifting is a major, high-margin occasion. Ahmad Tea and Lipton are ubiquitous; TWG owns luxury-mall prestige. </w:t>
+        <w:t xml:space="preserve">  Tea and coffee are deep cultural rituals (gahwa, chai); gifting is a major high-margin occasion. Ahmad Tea and Lipton are ubiquitous; TWG owns luxury-mall prestige. </w:t>
       </w:r>
       <w:r>
         <w:rPr>
@@ -1171,20 +1671,20 @@
         <w:t xml:space="preserve">VAHDAM read:</w:t>
       </w:r>
       <w:r>
-        <w:t xml:space="preserve"> Winnable, gifting-led. Premium packaging, single-origin story and loved-in-145-countries prestige fit gifting and affluent expat demand. Requires halal certification and SFDA-type label compliance; keep claims conservative.</w:t>
-      </w:r>
-    </w:p>
-    <w:p>
-      <w:pPr>
-        <w:spacing w:before="200" w:after="80"/>
-      </w:pPr>
-      <w:r>
-        <w:rPr>
-          <w:b/>
-          <w:color w:val="004A2B"/>
-          <w:sz w:val="24"/>
-        </w:rPr>
-        <w:t xml:space="preserve">East Asia (China and Japan), present, not winning</w:t>
+        <w:t xml:space="preserve"> Winnable, gifting-led. Premium packaging, single-origin story and loved-in-145-countries prestige fit gifting and affluent expat demand. Requires halal + SFDA-type labelling; keep claims conservative.</w:t>
+      </w:r>
+    </w:p>
+    <w:p>
+      <w:pPr>
+        <w:spacing w:before="200" w:after="80"/>
+      </w:pPr>
+      <w:r>
+        <w:rPr>
+          <w:b/>
+          <w:color w:val="004A2B"/>
+          <w:sz w:val="24"/>
+        </w:rPr>
+        <w:t xml:space="preserve">East Asia (China &amp; Japan), present, not winning</w:t>
       </w:r>
     </w:p>
     <w:p>
@@ -1195,7 +1695,7 @@
         <w:t xml:space="preserve">[Likely]</w:t>
       </w:r>
       <w:r>
-        <w:t xml:space="preserve">  Tea-origin superpowers with entrenched domestic leaders, Ten Fu and vast local players in China; Ito En and the matcha economy in Japan. An Indian tea brand has little structural edge selling tea into the birthplace of tea. </w:t>
+        <w:t xml:space="preserve">  Tea-origin superpowers with entrenched domestic leaders, Ten Fu and vast local players in China; Ito En and the matcha economy in Japan. An Indian tea brand has little structural edge selling tea here. </w:t>
       </w:r>
       <w:r>
         <w:rPr>
@@ -1204,7 +1704,7 @@
         <w:t xml:space="preserve">VAHDAM read:</w:t>
       </w:r>
       <w:r>
-        <w:t xml:space="preserve"> Present, not a priority. The only plausible wedge is adaptogen coffee (not tea) to urban wellness buyers, and even there local and US brands are better placed. Do not fund a tea push here.</w:t>
+        <w:t xml:space="preserve"> Present, not a priority. The only plausible wedge is adaptogen coffee to urban wellness buyers; don't fund a tea push.</w:t>
       </w:r>
     </w:p>
     <w:p>
@@ -1217,7 +1717,308 @@
           <w:color w:val="004A2B"/>
           <w:sz w:val="28"/>
         </w:rPr>
-        <w:t xml:space="preserve">6. VAHDAM Global, strategic read</w:t>
+        <w:t xml:space="preserve">8. Selected competitor profiles</w:t>
+      </w:r>
+    </w:p>
+    <w:p>
+      <w:pPr>
+        <w:spacing w:before="200" w:after="80"/>
+      </w:pPr>
+      <w:r>
+        <w:rPr>
+          <w:b/>
+          <w:color w:val="004A2B"/>
+          <w:sz w:val="24"/>
+        </w:rPr>
+        <w:t xml:space="preserve">VAHDAM Global (anchor)</w:t>
+      </w:r>
+    </w:p>
+    <w:p>
+      <w:r>
+        <w:t xml:space="preserve">The Indian premium tea + adaptogen coffee brand, shipping to ~145 countries via a dedicated Global storefront (vahdam.global); single-origin, farmer-direct, carbon-neutral; premium gifting. On global best-luxury-tea lists; celebrity fanbase (Oprah, Mariah Carey, Ellen). Formula: Ashwagandha Coffee (KSM-66 + Lion's Mane + Turmeric 95% + Chaga), ashwagandha + Arabica, the global lead pairing. </w:t>
+      </w:r>
+      <w:r>
+        <w:rPr>
+          <w:b/>
+        </w:rPr>
+        <w:t xml:space="preserve">Strengths:</w:t>
+      </w:r>
+      <w:r>
+        <w:t xml:space="preserve"> premium design + gifting equity + luxury/press halo that pure-play exporters lack; the on-trend pairing already in the range. </w:t>
+      </w:r>
+      <w:r>
+        <w:rPr>
+          <w:b/>
+        </w:rPr>
+        <w:t xml:space="preserve">Openings:</w:t>
+      </w:r>
+      <w:r>
+        <w:t xml:space="preserve"> spread thin across 145 countries dilutes focus; must concentrate on the winnable four.</w:t>
+      </w:r>
+    </w:p>
+    <w:p>
+      <w:pPr>
+        <w:spacing w:before="200" w:after="80"/>
+      </w:pPr>
+      <w:r>
+        <w:rPr>
+          <w:b/>
+          <w:color w:val="004A2B"/>
+          <w:sz w:val="24"/>
+        </w:rPr>
+        <w:t xml:space="preserve">Four Sigmatic</w:t>
+      </w:r>
+    </w:p>
+    <w:p>
+      <w:r>
+        <w:t xml:space="preserve">The global mushroom-coffee pioneer, present in nearly every affluent market. US, EU, UK, Canada, ANZ; instant + ground; lab-tested; in grocery. </w:t>
+      </w:r>
+      <w:r>
+        <w:rPr>
+          <w:b/>
+        </w:rPr>
+        <w:t xml:space="preserve">Strengths:</w:t>
+      </w:r>
+      <w:r>
+        <w:t xml:space="preserve"> category legitimacy, sourcing transparency, the broadest rest-of-world retail footprint. </w:t>
+      </w:r>
+      <w:r>
+        <w:rPr>
+          <w:b/>
+        </w:rPr>
+        <w:t xml:space="preserve">Openings:</w:t>
+      </w:r>
+      <w:r>
+        <w:t xml:space="preserve"> mushroom-led, no ashwagandha lead, no tea heritage or gifting, the ashwagandha calm-energy + gifting lanes are open.</w:t>
+      </w:r>
+    </w:p>
+    <w:p>
+      <w:pPr>
+        <w:spacing w:before="200" w:after="80"/>
+      </w:pPr>
+      <w:r>
+        <w:rPr>
+          <w:b/>
+          <w:color w:val="004A2B"/>
+          <w:sz w:val="24"/>
+        </w:rPr>
+        <w:t xml:space="preserve">Spacegoods (Europe push)</w:t>
+      </w:r>
+    </w:p>
+    <w:p>
+      <w:r>
+        <w:t xml:space="preserve">The UK front-runner explicitly targeting European leadership. UK + EU expansion; cacao-forward Rainbow Dust; £2.5M funded. </w:t>
+      </w:r>
+      <w:r>
+        <w:rPr>
+          <w:b/>
+        </w:rPr>
+        <w:t xml:space="preserve">Strengths:</w:t>
+      </w:r>
+      <w:r>
+        <w:t xml:space="preserve"> fast-growing, funded, defined the EU adaptogen-coffee taste expectation. </w:t>
+      </w:r>
+      <w:r>
+        <w:rPr>
+          <w:b/>
+        </w:rPr>
+        <w:t xml:space="preserve">Openings:</w:t>
+      </w:r>
+      <w:r>
+        <w:t xml:space="preserve"> cacao-forward, not real coffee; no tea range or luxury-gifting equity, VAHDAM's Arabica + heritage is a wedge.</w:t>
+      </w:r>
+    </w:p>
+    <w:p>
+      <w:pPr>
+        <w:spacing w:before="200" w:after="80"/>
+      </w:pPr>
+      <w:r>
+        <w:rPr>
+          <w:b/>
+          <w:color w:val="004A2B"/>
+          <w:sz w:val="24"/>
+        </w:rPr>
+        <w:t xml:space="preserve">Yogi Tea</w:t>
+      </w:r>
+    </w:p>
+    <w:p>
+      <w:r>
+        <w:t xml:space="preserve">The German-born global wellness-herbal incumbent. EU + US + global; organic herbal blends; Ayurveda-influenced. </w:t>
+      </w:r>
+      <w:r>
+        <w:rPr>
+          <w:b/>
+        </w:rPr>
+        <w:t xml:space="preserve">Strengths:</w:t>
+      </w:r>
+      <w:r>
+        <w:t xml:space="preserve"> deep wellness-tea trust and shelf presence across Europe. </w:t>
+      </w:r>
+      <w:r>
+        <w:rPr>
+          <w:b/>
+        </w:rPr>
+        <w:t xml:space="preserve">Openings:</w:t>
+      </w:r>
+      <w:r>
+        <w:t xml:space="preserve"> tea-only, no adaptogen-coffee play; mass-premium, less luxury/gifting cachet than VAHDAM.</w:t>
+      </w:r>
+    </w:p>
+    <w:p>
+      <w:pPr>
+        <w:spacing w:before="200" w:after="80"/>
+      </w:pPr>
+      <w:r>
+        <w:rPr>
+          <w:b/>
+          <w:color w:val="004A2B"/>
+          <w:sz w:val="24"/>
+        </w:rPr>
+        <w:t xml:space="preserve">Kusmi / Palais des Thes / Mariage Freres</w:t>
+      </w:r>
+    </w:p>
+    <w:p>
+      <w:r>
+        <w:t xml:space="preserve">The French luxury-tea establishment. France + EU + global luxury retail; heritage, design-led, boutique + department-store. </w:t>
+      </w:r>
+      <w:r>
+        <w:rPr>
+          <w:b/>
+        </w:rPr>
+        <w:t xml:space="preserve">Strengths:</w:t>
+      </w:r>
+      <w:r>
+        <w:t xml:space="preserve"> own European luxury-tea prestige, boutiques and gifting; exceptional design equity. </w:t>
+      </w:r>
+      <w:r>
+        <w:rPr>
+          <w:b/>
+        </w:rPr>
+        <w:t xml:space="preserve">Openings:</w:t>
+      </w:r>
+      <w:r>
+        <w:t xml:space="preserve"> no functional/adaptogen angle; premium-priced legacy, VAHDAM competes on origin freshness, value and the adaptogen twist.</w:t>
+      </w:r>
+    </w:p>
+    <w:p>
+      <w:pPr>
+        <w:spacing w:before="200" w:after="80"/>
+      </w:pPr>
+      <w:r>
+        <w:rPr>
+          <w:b/>
+          <w:color w:val="004A2B"/>
+          <w:sz w:val="24"/>
+        </w:rPr>
+        <w:t xml:space="preserve">TWG Tea</w:t>
+      </w:r>
+    </w:p>
+    <w:p>
+      <w:r>
+        <w:t xml:space="preserve">The Singapore luxury-tea house of the GCC and Asian malls. SE Asia, GCC, global luxury malls; 1,000+ varieties; ultra-premium gifting. </w:t>
+      </w:r>
+      <w:r>
+        <w:rPr>
+          <w:b/>
+        </w:rPr>
+        <w:t xml:space="preserve">Strengths:</w:t>
+      </w:r>
+      <w:r>
+        <w:t xml:space="preserve"> owns ultra-luxury tea prestige and mall/gifting in the GCC and Asia. </w:t>
+      </w:r>
+      <w:r>
+        <w:rPr>
+          <w:b/>
+        </w:rPr>
+        <w:t xml:space="preserve">Openings:</w:t>
+      </w:r>
+      <w:r>
+        <w:t xml:space="preserve"> ultra-premium price, no functional angle; VAHDAM plays a more accessible premium + wellness position.</w:t>
+      </w:r>
+    </w:p>
+    <w:p>
+      <w:pPr>
+        <w:spacing w:before="200" w:after="80"/>
+      </w:pPr>
+      <w:r>
+        <w:rPr>
+          <w:b/>
+          <w:color w:val="004A2B"/>
+          <w:sz w:val="24"/>
+        </w:rPr>
+        <w:t xml:space="preserve">Happy Mammoth</w:t>
+      </w:r>
+    </w:p>
+    <w:p>
+      <w:r>
+        <w:t xml:space="preserve">The Australia-founded cortisol/hormone-funnel brand, now global. AU, US, UK, EU; KSM-66 + 12 extracts; quiz funnel; 3.3M customers. </w:t>
+      </w:r>
+      <w:r>
+        <w:rPr>
+          <w:b/>
+        </w:rPr>
+        <w:t xml:space="preserve">Strengths:</w:t>
+      </w:r>
+      <w:r>
+        <w:t xml:space="preserve"> proves ashwagandha-for-cortisol converts globally; strong women-35-55 ownership. </w:t>
+      </w:r>
+      <w:r>
+        <w:rPr>
+          <w:b/>
+        </w:rPr>
+        <w:t xml:space="preserve">Openings:</w:t>
+      </w:r>
+      <w:r>
+        <w:t xml:space="preserve"> capsules, aggressive claims (regulatory risk under EFSA/TGA), VAHDAM can out-format with a drinkable ritual, more cleanly.</w:t>
+      </w:r>
+    </w:p>
+    <w:p>
+      <w:pPr>
+        <w:spacing w:before="200" w:after="80"/>
+      </w:pPr>
+      <w:r>
+        <w:rPr>
+          <w:b/>
+          <w:color w:val="004A2B"/>
+          <w:sz w:val="24"/>
+        </w:rPr>
+        <w:t xml:space="preserve">Dilmah</w:t>
+      </w:r>
+    </w:p>
+    <w:p>
+      <w:r>
+        <w:t xml:space="preserve">The Sri Lankan Ceylon incumbent across ANZ, EU and MEA. Global; strong Australia, EU, Middle East/Africa; single-origin Ceylon; founder-family story. </w:t>
+      </w:r>
+      <w:r>
+        <w:rPr>
+          <w:b/>
+        </w:rPr>
+        <w:t xml:space="preserve">Strengths:</w:t>
+      </w:r>
+      <w:r>
+        <w:t xml:space="preserve"> origin authenticity + global distribution + a founder-origin narrative similar to VAHDAM's. </w:t>
+      </w:r>
+      <w:r>
+        <w:rPr>
+          <w:b/>
+        </w:rPr>
+        <w:t xml:space="preserve">Openings:</w:t>
+      </w:r>
+      <w:r>
+        <w:t xml:space="preserve"> Ceylon black-tea focused, no adaptogen-coffee or Ayurveda angle; VAHDAM's functional + Indian-origin position is differentiated.</w:t>
+      </w:r>
+    </w:p>
+    <w:p>
+      <w:pPr>
+        <w:spacing w:before="200" w:after="80"/>
+      </w:pPr>
+      <w:r>
+        <w:rPr>
+          <w:b/>
+          <w:color w:val="004A2B"/>
+          <w:sz w:val="28"/>
+        </w:rPr>
+        <w:t xml:space="preserve">9. Consumer demand signals</w:t>
       </w:r>
     </w:p>
     <w:p>
@@ -1231,6 +2032,104 @@
         <w:rPr>
           <w:b/>
         </w:rPr>
+        <w:t xml:space="preserve">Wellness receptivity is uneven,</w:t>
+      </w:r>
+      <w:r>
+        <w:t xml:space="preserve"> highest in ANZ, Germany and affluent GCC/expat segments; lowest where tea-origin tradition dominates (China, Japan).</w:t>
+      </w:r>
+    </w:p>
+    <w:p>
+      <w:pPr>
+        <w:ind w:left="360" w:hanging="240"/>
+      </w:pPr>
+      <w:r>
+        <w:t xml:space="preserve">•  </w:t>
+      </w:r>
+      <w:r>
+        <w:rPr>
+          <w:b/>
+        </w:rPr>
+        <w:t xml:space="preserve">Gifting is a universal high-margin occasion,</w:t>
+      </w:r>
+      <w:r>
+        <w:t xml:space="preserve"> strongest in the GCC and European festive seasons; suits VAHDAM's packaging equity.</w:t>
+      </w:r>
+    </w:p>
+    <w:p>
+      <w:pPr>
+        <w:ind w:left="360" w:hanging="240"/>
+      </w:pPr>
+      <w:r>
+        <w:t xml:space="preserve">•  </w:t>
+      </w:r>
+      <w:r>
+        <w:rPr>
+          <w:b/>
+        </w:rPr>
+        <w:t xml:space="preserve">Matcha is a global under-35 phenomenon,</w:t>
+      </w:r>
+      <w:r>
+        <w:t xml:space="preserve"> the wellness-caffeine cohort exists across all winnable markets.</w:t>
+      </w:r>
+    </w:p>
+    <w:p>
+      <w:pPr>
+        <w:ind w:left="360" w:hanging="240"/>
+      </w:pPr>
+      <w:r>
+        <w:t xml:space="preserve">•  </w:t>
+      </w:r>
+      <w:r>
+        <w:rPr>
+          <w:b/>
+        </w:rPr>
+        <w:t xml:space="preserve">Halo converts where ads can't,</w:t>
+      </w:r>
+      <w:r>
+        <w:t xml:space="preserve"> press/celebrity/luxury-list credibility is a rare, portable asset that lowers CAC abroad.</w:t>
+      </w:r>
+    </w:p>
+    <w:p>
+      <w:pPr>
+        <w:ind w:left="360" w:hanging="240"/>
+      </w:pPr>
+      <w:r>
+        <w:t xml:space="preserve">•  </w:t>
+      </w:r>
+      <w:r>
+        <w:rPr>
+          <w:b/>
+        </w:rPr>
+        <w:t xml:space="preserve">Ashwagandha + Arabica is the demand-side sweet spot,</w:t>
+      </w:r>
+      <w:r>
+        <w:t xml:space="preserve"> the #1 adaptogen on the dominant coffee base, exactly VAHDAM's SKU.</w:t>
+      </w:r>
+    </w:p>
+    <w:p>
+      <w:pPr>
+        <w:spacing w:before="200" w:after="80"/>
+      </w:pPr>
+      <w:r>
+        <w:rPr>
+          <w:b/>
+          <w:color w:val="004A2B"/>
+          <w:sz w:val="28"/>
+        </w:rPr>
+        <w:t xml:space="preserve">10. The global go-to-market playbook</w:t>
+      </w:r>
+    </w:p>
+    <w:p>
+      <w:pPr>
+        <w:ind w:left="360" w:hanging="240"/>
+      </w:pPr>
+      <w:r>
+        <w:t xml:space="preserve">•  </w:t>
+      </w:r>
+      <w:r>
+        <w:rPr>
+          <w:b/>
+        </w:rPr>
         <w:t xml:space="preserve">Fund the winnable four.</w:t>
       </w:r>
       <w:r>
@@ -1251,7 +2150,7 @@
         <w:t xml:space="preserve">Lead with halo, not physiology.</w:t>
       </w:r>
       <w:r>
-        <w:t xml:space="preserve"> In markets you cannot out-spend, the press/celebrity/luxury-list credibility travels further, and dodges the strict EU/TGA/EFSA claim regimes.</w:t>
+        <w:t xml:space="preserve"> Where you can't out-spend, press/celebrity/luxury-list credibility travels further and dodges strict EU/TGA/EFSA claim regimes.</w:t>
       </w:r>
     </w:p>
     <w:p>
@@ -1268,7 +2167,7 @@
         <w:t xml:space="preserve">Make gifting the global wedge.</w:t>
       </w:r>
       <w:r>
-        <w:t xml:space="preserve"> Premium gift sets are high-margin, low-CAC, and play to VAHDAM's design equity, especially GCC and EU festive.</w:t>
+        <w:t xml:space="preserve"> Premium gift sets are high-margin, low-CAC and play to VAHDAM's design equity, especially GCC and EU festive.</w:t>
       </w:r>
     </w:p>
     <w:p>
@@ -1289,6 +2188,269 @@
       </w:r>
     </w:p>
     <w:p>
+      <w:pPr>
+        <w:ind w:left="360" w:hanging="240"/>
+      </w:pPr>
+      <w:r>
+        <w:t xml:space="preserve">•  </w:t>
+      </w:r>
+      <w:r>
+        <w:rPr>
+          <w:b/>
+        </w:rPr>
+        <w:t xml:space="preserve">Don't chase tea-origin Asia.</w:t>
+      </w:r>
+      <w:r>
+        <w:t xml:space="preserve"> Fulfil opportunistic demand in China/Japan; do not fund a tea push into the birthplace of tea.</w:t>
+      </w:r>
+    </w:p>
+    <w:p>
+      <w:pPr>
+        <w:spacing w:before="200" w:after="80"/>
+      </w:pPr>
+      <w:r>
+        <w:rPr>
+          <w:b/>
+          <w:color w:val="004A2B"/>
+          <w:sz w:val="28"/>
+        </w:rPr>
+        <w:t xml:space="preserve">11. Regulatory patchwork</w:t>
+      </w:r>
+    </w:p>
+    <w:p>
+      <w:r>
+        <w:rPr>
+          <w:i/>
+          <w:color w:val="555555"/>
+        </w:rPr>
+        <w:t xml:space="preserve">One product, many claim regimes; never port US testimonials abroad without a compliance pass.</w:t>
+      </w:r>
+    </w:p>
+    <w:tbl>
+      <w:tblPr>
+        <w:tblW w:w="0" w:type="auto"/>
+        <w:tblLayout w:type="autofit"/>
+        <w:tblBorders>
+          <w:top w:val="single" w:sz="4" w:space="0" w:color="CCCCCC"/>
+          <w:left w:val="single" w:sz="4" w:space="0" w:color="CCCCCC"/>
+          <w:bottom w:val="single" w:sz="4" w:space="0" w:color="CCCCCC"/>
+          <w:right w:val="single" w:sz="4" w:space="0" w:color="CCCCCC"/>
+          <w:insideH w:val="single" w:sz="4" w:space="0" w:color="CCCCCC"/>
+          <w:insideV w:val="single" w:sz="4" w:space="0" w:color="CCCCCC"/>
+        </w:tblBorders>
+      </w:tblPr>
+      <w:tblGrid>
+        <w:gridCol/>
+        <w:gridCol/>
+        <w:gridCol/>
+      </w:tblGrid>
+      <w:tr>
+        <w:tc>
+          <w:tcPr>
+            <w:shd w:val="clear" w:color="auto" w:fill="004A2B"/>
+          </w:tcPr>
+          <w:p>
+            <w:r>
+              <w:rPr>
+                <w:b/>
+                <w:color w:val="FBF5EA"/>
+              </w:rPr>
+              <w:t xml:space="preserve">Region</w:t>
+            </w:r>
+          </w:p>
+        </w:tc>
+        <w:tc>
+          <w:tcPr>
+            <w:shd w:val="clear" w:color="auto" w:fill="004A2B"/>
+          </w:tcPr>
+          <w:p>
+            <w:r>
+              <w:rPr>
+                <w:b/>
+                <w:color w:val="FBF5EA"/>
+              </w:rPr>
+              <w:t xml:space="preserve">Regime</w:t>
+            </w:r>
+          </w:p>
+        </w:tc>
+        <w:tc>
+          <w:tcPr>
+            <w:shd w:val="clear" w:color="auto" w:fill="004A2B"/>
+          </w:tcPr>
+          <w:p>
+            <w:r>
+              <w:rPr>
+                <w:b/>
+                <w:color w:val="FBF5EA"/>
+              </w:rPr>
+              <w:t xml:space="preserve">Claim posture</w:t>
+            </w:r>
+          </w:p>
+        </w:tc>
+      </w:tr>
+      <w:tr>
+        <w:tc>
+          <w:tcPr/>
+          <w:p>
+            <w:r>
+              <w:t xml:space="preserve">EU</w:t>
+            </w:r>
+          </w:p>
+        </w:tc>
+        <w:tc>
+          <w:tcPr/>
+          <w:p>
+            <w:r>
+              <w:t xml:space="preserve">EFSA authorised health claims</w:t>
+            </w:r>
+          </w:p>
+        </w:tc>
+        <w:tc>
+          <w:tcPr/>
+          <w:p>
+            <w:r>
+              <w:t xml:space="preserve">Strict, most adaptogen physiological claims not authorised; lead with taste/ritual</w:t>
+            </w:r>
+          </w:p>
+        </w:tc>
+      </w:tr>
+      <w:tr>
+        <w:tc>
+          <w:tcPr/>
+          <w:p>
+            <w:r>
+              <w:t xml:space="preserve">Canada</w:t>
+            </w:r>
+          </w:p>
+        </w:tc>
+        <w:tc>
+          <w:tcPr/>
+          <w:p>
+            <w:r>
+              <w:t xml:space="preserve">Health Canada NHP licensing</w:t>
+            </w:r>
+          </w:p>
+        </w:tc>
+        <w:tc>
+          <w:tcPr/>
+          <w:p>
+            <w:r>
+              <w:t xml:space="preserve">Functional claims require an NHP licence</w:t>
+            </w:r>
+          </w:p>
+        </w:tc>
+      </w:tr>
+      <w:tr>
+        <w:tc>
+          <w:tcPr/>
+          <w:p>
+            <w:r>
+              <w:t xml:space="preserve">Australia / NZ</w:t>
+            </w:r>
+          </w:p>
+        </w:tc>
+        <w:tc>
+          <w:tcPr/>
+          <w:p>
+            <w:r>
+              <w:t xml:space="preserve">TGA (therapeutic) + FSANZ (food)</w:t>
+            </w:r>
+          </w:p>
+        </w:tc>
+        <w:tc>
+          <w:tcPr/>
+          <w:p>
+            <w:r>
+              <w:t xml:space="preserve">Therapeutic claims tightly controlled</w:t>
+            </w:r>
+          </w:p>
+        </w:tc>
+      </w:tr>
+      <w:tr>
+        <w:tc>
+          <w:tcPr/>
+          <w:p>
+            <w:r>
+              <w:t xml:space="preserve">GCC</w:t>
+            </w:r>
+          </w:p>
+        </w:tc>
+        <w:tc>
+          <w:tcPr/>
+          <w:p>
+            <w:r>
+              <w:t xml:space="preserve">Halal + SFDA-type labelling</w:t>
+            </w:r>
+          </w:p>
+        </w:tc>
+        <w:tc>
+          <w:tcPr/>
+          <w:p>
+            <w:r>
+              <w:t xml:space="preserve">Halal certification required; conservative claims</w:t>
+            </w:r>
+          </w:p>
+        </w:tc>
+      </w:tr>
+    </w:tbl>
+    <w:p>
+      <w:pPr>
+        <w:spacing w:before="200" w:after="80"/>
+      </w:pPr>
+      <w:r>
+        <w:rPr>
+          <w:b/>
+          <w:color w:val="004A2B"/>
+          <w:sz w:val="28"/>
+        </w:rPr>
+        <w:t xml:space="preserve">12. Strategic implications &amp; white space</w:t>
+      </w:r>
+    </w:p>
+    <w:p>
+      <w:pPr>
+        <w:ind w:left="360" w:hanging="240"/>
+      </w:pPr>
+      <w:r>
+        <w:t xml:space="preserve">•  </w:t>
+      </w:r>
+      <w:r>
+        <w:t xml:space="preserve">Ashwagandha + Arabica is the lead global ingredient pairing, VAHDAM already makes it; most exporters are mushroom-led.</w:t>
+      </w:r>
+    </w:p>
+    <w:p>
+      <w:pPr>
+        <w:ind w:left="360" w:hanging="240"/>
+      </w:pPr>
+      <w:r>
+        <w:t xml:space="preserve">•  </w:t>
+      </w:r>
+      <w:r>
+        <w:t xml:space="preserve">Premium gifting is an underworked, high-margin global lane suited to VAHDAM's equity.</w:t>
+      </w:r>
+    </w:p>
+    <w:p>
+      <w:pPr>
+        <w:ind w:left="360" w:hanging="240"/>
+      </w:pPr>
+      <w:r>
+        <w:t xml:space="preserve">•  </w:t>
+      </w:r>
+      <w:r>
+        <w:t xml:space="preserve">The Indian-brand-loved-in-145-countries / by-A-listers halo is a rare rest-of-world asset, lead with it, don't footnote it.</w:t>
+      </w:r>
+    </w:p>
+    <w:p>
+      <w:pPr>
+        <w:ind w:left="360" w:hanging="240"/>
+      </w:pPr>
+      <w:r>
+        <w:t xml:space="preserve">•  </w:t>
+      </w:r>
+      <w:r>
+        <w:t xml:space="preserve">Concentration beats coverage: winning four markets outperforms shipping to 145.</w:t>
+      </w:r>
+    </w:p>
+    <w:p>
       <w:r>
         <w:rPr>
           <w:b/>
@@ -1296,7 +2458,7 @@
         <w:t xml:space="preserve">[Likely]</w:t>
       </w:r>
       <w:r>
-        <w:t xml:space="preserve">  The rest-of-world story is focus: four markets to win, a gifting-and-halo playbook to win them with, and the discipline not to chase tea-origin Asia.</w:t>
+        <w:t xml:space="preserve">  Net: the rest-of-world story is focus, four markets to win, a gifting-and-halo playbook to win them with, region-specific compliance, and the discipline not to chase tea-origin Asia.</w:t>
       </w:r>
     </w:p>
     <w:p>
@@ -1309,161 +2471,12 @@
           <w:color w:val="004A2B"/>
           <w:sz w:val="28"/>
         </w:rPr>
-        <w:t xml:space="preserve">7. Regulatory patchwork</w:t>
-      </w:r>
-    </w:p>
-    <w:p>
-      <w:pPr>
-        <w:ind w:left="360" w:hanging="240"/>
-      </w:pPr>
-      <w:r>
-        <w:t xml:space="preserve">•  </w:t>
-      </w:r>
-      <w:r>
-        <w:rPr>
-          <w:b/>
-        </w:rPr>
-        <w:t xml:space="preserve">EU:</w:t>
-      </w:r>
-      <w:r>
-        <w:t xml:space="preserve"> EFSA authorised health claims, strict; most adaptogen physiological claims are not authorised. Lead with taste/ritual.</w:t>
-      </w:r>
-    </w:p>
-    <w:p>
-      <w:pPr>
-        <w:ind w:left="360" w:hanging="240"/>
-      </w:pPr>
-      <w:r>
-        <w:t xml:space="preserve">•  </w:t>
-      </w:r>
-      <w:r>
-        <w:rPr>
-          <w:b/>
-        </w:rPr>
-        <w:t xml:space="preserve">Canada:</w:t>
-      </w:r>
-      <w:r>
-        <w:t xml:space="preserve"> Health Canada NHP licensing required for functional claims.</w:t>
-      </w:r>
-    </w:p>
-    <w:p>
-      <w:pPr>
-        <w:ind w:left="360" w:hanging="240"/>
-      </w:pPr>
-      <w:r>
-        <w:t xml:space="preserve">•  </w:t>
-      </w:r>
-      <w:r>
-        <w:rPr>
-          <w:b/>
-        </w:rPr>
-        <w:t xml:space="preserve">Australia/NZ:</w:t>
-      </w:r>
-      <w:r>
-        <w:t xml:space="preserve"> TGA (therapeutic claims) plus FSANZ (food standards).</w:t>
-      </w:r>
-    </w:p>
-    <w:p>
-      <w:pPr>
-        <w:ind w:left="360" w:hanging="240"/>
-      </w:pPr>
-      <w:r>
-        <w:t xml:space="preserve">•  </w:t>
-      </w:r>
-      <w:r>
-        <w:rPr>
-          <w:b/>
-        </w:rPr>
-        <w:t xml:space="preserve">GCC:</w:t>
-      </w:r>
-      <w:r>
-        <w:t xml:space="preserve"> halal certification plus SFDA-type labelling; conservative claims.</w:t>
-      </w:r>
-    </w:p>
-    <w:p>
-      <w:r>
-        <w:rPr>
-          <w:b/>
-        </w:rPr>
-        <w:t xml:space="preserve">[Likely]</w:t>
-      </w:r>
-      <w:r>
-        <w:t xml:space="preserve">  Net: rest-of-world is the strictest claims terrain VAHDAM operates in, another reason the halo/gifting playbook beats a claims-led one abroad.</w:t>
-      </w:r>
-    </w:p>
-    <w:p>
-      <w:pPr>
-        <w:spacing w:before="200" w:after="80"/>
-      </w:pPr>
-      <w:r>
-        <w:rPr>
-          <w:b/>
-          <w:color w:val="004A2B"/>
-          <w:sz w:val="28"/>
-        </w:rPr>
-        <w:t xml:space="preserve">8. White space and recommendations</w:t>
-      </w:r>
-    </w:p>
-    <w:p>
-      <w:pPr>
-        <w:ind w:left="360" w:hanging="240"/>
-      </w:pPr>
-      <w:r>
-        <w:t xml:space="preserve">•  </w:t>
-      </w:r>
-      <w:r>
-        <w:t xml:space="preserve">Ashwagandha plus Arabica is the lead global ingredient pairing, VAHDAM already makes it; most exporters are mushroom-led.</w:t>
-      </w:r>
-    </w:p>
-    <w:p>
-      <w:pPr>
-        <w:ind w:left="360" w:hanging="240"/>
-      </w:pPr>
-      <w:r>
-        <w:t xml:space="preserve">•  </w:t>
-      </w:r>
-      <w:r>
-        <w:t xml:space="preserve">Premium gifting is an underworked, high-margin global lane suited to VAHDAM's equity.</w:t>
-      </w:r>
-    </w:p>
-    <w:p>
-      <w:pPr>
-        <w:ind w:left="360" w:hanging="240"/>
-      </w:pPr>
-      <w:r>
-        <w:t xml:space="preserve">•  </w:t>
-      </w:r>
-      <w:r>
-        <w:t xml:space="preserve">The Indian-brand-loved-in-145-countries / by-A-listers halo is a rare rest-of-world asset, use it as the lead, not a footnote.</w:t>
-      </w:r>
-    </w:p>
-    <w:p>
-      <w:pPr>
-        <w:ind w:left="360" w:hanging="240"/>
-      </w:pPr>
-      <w:r>
-        <w:t xml:space="preserve">•  </w:t>
-      </w:r>
-      <w:r>
-        <w:t xml:space="preserve">Concentration beats coverage: winning four markets outperforms shipping to 145.</w:t>
-      </w:r>
-    </w:p>
-    <w:p>
-      <w:pPr>
-        <w:spacing w:before="200" w:after="80"/>
-      </w:pPr>
-      <w:r>
-        <w:rPr>
-          <w:b/>
-          <w:color w:val="004A2B"/>
-          <w:sz w:val="28"/>
-        </w:rPr>
-        <w:t xml:space="preserve">9. Sources</w:t>
-      </w:r>
-    </w:p>
-    <w:p>
-      <w:r>
-        <w:t xml:space="preserve">Research and press (2026 pulls): Future Market Insights, HTF, Research and Markets, GMI, Stratistics, Data Bridge (global adaptogen coffee/beverage sizing and regional CAGRs); Market Data Forecast (Europe loose-leaf); Mordor (Australia coffee); Luxe Digital / Modern Luxury / TasteAtlas (global luxury-tea rankings and brand footprints); Wikipedia/TeaBrands/RateTea (regional brand lists); TWG, Yogi, Kusmi, Palais des Thes brand references; vahdam.global. Figures are directional and scope-dependent; confidence tags reflect source strength.</w:t>
+        <w:t xml:space="preserve">13. Sources &amp; notes</w:t>
+      </w:r>
+    </w:p>
+    <w:p>
+      <w:r>
+        <w:t xml:space="preserve">Research and press (2026 pulls): Future Market Insights, HTF, Research and Markets, GMI, Stratistics, Data Bridge (global adaptogen coffee/beverage sizing &amp; regional CAGRs); Market Data Forecast (Europe loose-leaf); Mordor (Australia coffee); Luxe Digital / Modern Luxury / TasteAtlas (global luxury-tea rankings &amp; brand footprints); Wikipedia / TeaBrands / RateTea (regional brand lists); TWG, Yogi, Kusmi, Palais des Thes brand references; vahdam.global. Market-size figures vary by firm scope; confidence tags reflect source strength. No competitor copy or named advisors are reproduced.</w:t>
       </w:r>
     </w:p>
     <w:sectPr>

--- a/docs/market-study/Global_RestOfWorld_Wellness_Market_Study.docx
+++ b/docs/market-study/Global_RestOfWorld_Wellness_Market_Study.docx
@@ -2479,6 +2479,603 @@
         <w:t xml:space="preserve">Research and press (2026 pulls): Future Market Insights, HTF, Research and Markets, GMI, Stratistics, Data Bridge (global adaptogen coffee/beverage sizing &amp; regional CAGRs); Market Data Forecast (Europe loose-leaf); Mordor (Australia coffee); Luxe Digital / Modern Luxury / TasteAtlas (global luxury-tea rankings &amp; brand footprints); Wikipedia / TeaBrands / RateTea (regional brand lists); TWG, Yogi, Kusmi, Palais des Thes brand references; vahdam.global. Market-size figures vary by firm scope; confidence tags reflect source strength. No competitor copy or named advisors are reproduced.</w:t>
       </w:r>
     </w:p>
+    <w:p>
+      <w:pPr>
+        <w:spacing w:before="200" w:after="80"/>
+      </w:pPr>
+      <w:r>
+        <w:rPr>
+          <w:b/>
+          <w:color w:val="004A2B"/>
+          <w:sz w:val="28"/>
+        </w:rPr>
+        <w:t xml:space="preserve">D2C growth engine (Global / rest-of-world)</w:t>
+      </w:r>
+    </w:p>
+    <w:p>
+      <w:r>
+        <w:rPr>
+          <w:i/>
+          <w:color w:val="555555"/>
+        </w:rPr>
+        <w:t xml:space="preserve">How the exporters and luxury-tea houses track, measure and grow D2C across the winnable markets, past vs now.</w:t>
+      </w:r>
+    </w:p>
+    <w:p>
+      <w:r>
+        <w:t xml:space="preserve">Rest-of-world is won by the exporters that localise best plus the luxury-tea houses that own gifting. Because claim regimes are strict (EFSA/NHP/TGA/GCC), the growth levers lean on halo, gifting and marketplace reach rather than physiological claims.</w:t>
+      </w:r>
+    </w:p>
+    <w:p>
+      <w:pPr>
+        <w:spacing w:before="200" w:after="80"/>
+      </w:pPr>
+      <w:r>
+        <w:rPr>
+          <w:b/>
+          <w:color w:val="004A2B"/>
+          <w:sz w:val="24"/>
+        </w:rPr>
+        <w:t xml:space="preserve">Levers, how the brands track, measure and improve D2C sales</w:t>
+      </w:r>
+    </w:p>
+    <w:tbl>
+      <w:tblPr>
+        <w:tblW w:w="0" w:type="auto"/>
+        <w:tblLayout w:type="autofit"/>
+        <w:tblBorders>
+          <w:top w:val="single" w:sz="4" w:space="0" w:color="CCCCCC"/>
+          <w:left w:val="single" w:sz="4" w:space="0" w:color="CCCCCC"/>
+          <w:bottom w:val="single" w:sz="4" w:space="0" w:color="CCCCCC"/>
+          <w:right w:val="single" w:sz="4" w:space="0" w:color="CCCCCC"/>
+          <w:insideH w:val="single" w:sz="4" w:space="0" w:color="CCCCCC"/>
+          <w:insideV w:val="single" w:sz="4" w:space="0" w:color="CCCCCC"/>
+        </w:tblBorders>
+      </w:tblPr>
+      <w:tblGrid>
+        <w:gridCol/>
+        <w:gridCol/>
+        <w:gridCol/>
+      </w:tblGrid>
+      <w:tr>
+        <w:tc>
+          <w:tcPr>
+            <w:shd w:val="clear" w:color="auto" w:fill="004A2B"/>
+          </w:tcPr>
+          <w:p>
+            <w:r>
+              <w:rPr>
+                <w:b/>
+                <w:color w:val="FBF5EA"/>
+              </w:rPr>
+              <w:t xml:space="preserve">Lever (tracked &amp; measured)</w:t>
+            </w:r>
+          </w:p>
+        </w:tc>
+        <w:tc>
+          <w:tcPr>
+            <w:shd w:val="clear" w:color="auto" w:fill="004A2B"/>
+          </w:tcPr>
+          <w:p>
+            <w:r>
+              <w:rPr>
+                <w:b/>
+                <w:color w:val="FBF5EA"/>
+              </w:rPr>
+              <w:t xml:space="preserve">What it measures</w:t>
+            </w:r>
+          </w:p>
+        </w:tc>
+        <w:tc>
+          <w:tcPr>
+            <w:shd w:val="clear" w:color="auto" w:fill="004A2B"/>
+          </w:tcPr>
+          <w:p>
+            <w:r>
+              <w:rPr>
+                <w:b/>
+                <w:color w:val="FBF5EA"/>
+              </w:rPr>
+              <w:t xml:space="preserve">How the region's brands improve it</w:t>
+            </w:r>
+          </w:p>
+        </w:tc>
+      </w:tr>
+      <w:tr>
+        <w:tc>
+          <w:tcPr/>
+          <w:p>
+            <w:r>
+              <w:t xml:space="preserve">Blended + paid CAC</w:t>
+            </w:r>
+          </w:p>
+        </w:tc>
+        <w:tc>
+          <w:tcPr/>
+          <w:p>
+            <w:r>
+              <w:t xml:space="preserve">Cost to acquire a customer</w:t>
+            </w:r>
+          </w:p>
+        </w:tc>
+        <w:tc>
+          <w:tcPr/>
+          <w:p>
+            <w:r>
+              <w:t xml:space="preserve">Press/celebrity/luxury-list halo and marketplace reach (Amazon) that lower CAC where ad-spend can't scale</w:t>
+            </w:r>
+          </w:p>
+        </w:tc>
+      </w:tr>
+      <w:tr>
+        <w:tc>
+          <w:tcPr/>
+          <w:p>
+            <w:r>
+              <w:t xml:space="preserve">LTV : CAC ratio</w:t>
+            </w:r>
+          </w:p>
+        </w:tc>
+        <w:tc>
+          <w:tcPr/>
+          <w:p>
+            <w:r>
+              <w:t xml:space="preserve">Whether acquisition is profitable</w:t>
+            </w:r>
+          </w:p>
+        </w:tc>
+        <w:tc>
+          <w:tcPr/>
+          <w:p>
+            <w:r>
+              <w:t xml:space="preserve">Premium gifting and multi-SKU ranges to lift basket value and margin in high-income markets</w:t>
+            </w:r>
+          </w:p>
+        </w:tc>
+      </w:tr>
+      <w:tr>
+        <w:tc>
+          <w:tcPr/>
+          <w:p>
+            <w:r>
+              <w:t xml:space="preserve">Subscription rate &amp; churn</w:t>
+            </w:r>
+          </w:p>
+        </w:tc>
+        <w:tc>
+          <w:tcPr/>
+          <w:p>
+            <w:r>
+              <w:t xml:space="preserve">Recurring-revenue health</w:t>
+            </w:r>
+          </w:p>
+        </w:tc>
+        <w:tc>
+          <w:tcPr/>
+          <w:p>
+            <w:r>
+              <w:t xml:space="preserve">Regional storefront subscriptions; localised fulfilment to reduce shipped-in latency</w:t>
+            </w:r>
+          </w:p>
+        </w:tc>
+      </w:tr>
+      <w:tr>
+        <w:tc>
+          <w:tcPr/>
+          <w:p>
+            <w:r>
+              <w:t xml:space="preserve">AOV</w:t>
+            </w:r>
+          </w:p>
+        </w:tc>
+        <w:tc>
+          <w:tcPr/>
+          <w:p>
+            <w:r>
+              <w:t xml:space="preserve">Basket size per order</w:t>
+            </w:r>
+          </w:p>
+        </w:tc>
+        <w:tc>
+          <w:tcPr/>
+          <w:p>
+            <w:r>
+              <w:t xml:space="preserve">Premium gift sets and festive bundles (GCC, EU festive) as the high-margin, low-CAC lane</w:t>
+            </w:r>
+          </w:p>
+        </w:tc>
+      </w:tr>
+      <w:tr>
+        <w:tc>
+          <w:tcPr/>
+          <w:p>
+            <w:r>
+              <w:t xml:space="preserve">Repeat / reorder rate</w:t>
+            </w:r>
+          </w:p>
+        </w:tc>
+        <w:tc>
+          <w:tcPr/>
+          <w:p>
+            <w:r>
+              <w:t xml:space="preserve">Loyalty and habit</w:t>
+            </w:r>
+          </w:p>
+        </w:tc>
+        <w:tc>
+          <w:tcPr/>
+          <w:p>
+            <w:r>
+              <w:t xml:space="preserve">Region-localised range + loyalty; concentration on the winnable four over thin 145-country coverage</w:t>
+            </w:r>
+          </w:p>
+        </w:tc>
+      </w:tr>
+      <w:tr>
+        <w:tc>
+          <w:tcPr/>
+          <w:p>
+            <w:r>
+              <w:t xml:space="preserve">First-order conversion</w:t>
+            </w:r>
+          </w:p>
+        </w:tc>
+        <w:tc>
+          <w:tcPr/>
+          <w:p>
+            <w:r>
+              <w:t xml:space="preserve">Funnel efficiency</w:t>
+            </w:r>
+          </w:p>
+        </w:tc>
+        <w:tc>
+          <w:tcPr/>
+          <w:p>
+            <w:r>
+              <w:t xml:space="preserve">Money-back + luxury-brand trust; region-specific compliance passes before claims run</w:t>
+            </w:r>
+          </w:p>
+        </w:tc>
+      </w:tr>
+      <w:tr>
+        <w:tc>
+          <w:tcPr/>
+          <w:p>
+            <w:r>
+              <w:t xml:space="preserve">Review volume &amp; rating</w:t>
+            </w:r>
+          </w:p>
+        </w:tc>
+        <w:tc>
+          <w:tcPr/>
+          <w:p>
+            <w:r>
+              <w:t xml:space="preserve">Trust proxy</w:t>
+            </w:r>
+          </w:p>
+        </w:tc>
+        <w:tc>
+          <w:tcPr/>
+          <w:p>
+            <w:r>
+              <w:t xml:space="preserve">Luxury-list rankings and celebrity press as portable trust that travels across markets</w:t>
+            </w:r>
+          </w:p>
+        </w:tc>
+      </w:tr>
+    </w:tbl>
+    <w:p>
+      <w:pPr>
+        <w:spacing w:before="200" w:after="80"/>
+      </w:pPr>
+      <w:r>
+        <w:rPr>
+          <w:b/>
+          <w:color w:val="004A2B"/>
+          <w:sz w:val="24"/>
+        </w:rPr>
+        <w:t xml:space="preserve">What the brands have done (past plays)</w:t>
+      </w:r>
+    </w:p>
+    <w:p>
+      <w:pPr>
+        <w:ind w:left="360" w:hanging="240"/>
+      </w:pPr>
+      <w:r>
+        <w:t xml:space="preserve">•  </w:t>
+      </w:r>
+      <w:r>
+        <w:t xml:space="preserve">Exporters localised via regional storefronts and Amazon (Four Sigmatic, Ryze, AG1) into EU/Canada/ANZ.</w:t>
+      </w:r>
+    </w:p>
+    <w:p>
+      <w:pPr>
+        <w:ind w:left="360" w:hanging="240"/>
+      </w:pPr>
+      <w:r>
+        <w:t xml:space="preserve">•  </w:t>
+      </w:r>
+      <w:r>
+        <w:t xml:space="preserve">Luxury-tea houses built boutique, department-store and duty-free gifting prestige (TWG, Kusmi, Palais des Thes, Mariage Freres).</w:t>
+      </w:r>
+    </w:p>
+    <w:p>
+      <w:pPr>
+        <w:ind w:left="360" w:hanging="240"/>
+      </w:pPr>
+      <w:r>
+        <w:t xml:space="preserve">•  </w:t>
+      </w:r>
+      <w:r>
+        <w:t xml:space="preserve">VAHDAM built a global storefront shipping to ~145 countries and a celebrity/press luxury-list halo.</w:t>
+      </w:r>
+    </w:p>
+    <w:p>
+      <w:pPr>
+        <w:spacing w:before="200" w:after="80"/>
+      </w:pPr>
+      <w:r>
+        <w:rPr>
+          <w:b/>
+          <w:color w:val="004A2B"/>
+          <w:sz w:val="24"/>
+        </w:rPr>
+        <w:t xml:space="preserve">What the brands are doing now (current plays)</w:t>
+      </w:r>
+    </w:p>
+    <w:p>
+      <w:pPr>
+        <w:ind w:left="360" w:hanging="240"/>
+      </w:pPr>
+      <w:r>
+        <w:t xml:space="preserve">•  </w:t>
+      </w:r>
+      <w:r>
+        <w:t xml:space="preserve">Concentrating spend on the winnable four (EU-ex-UK, Canada, ANZ, GCC) rather than chasing coverage.</w:t>
+      </w:r>
+    </w:p>
+    <w:p>
+      <w:pPr>
+        <w:ind w:left="360" w:hanging="240"/>
+      </w:pPr>
+      <w:r>
+        <w:t xml:space="preserve">•  </w:t>
+      </w:r>
+      <w:r>
+        <w:t xml:space="preserve">Leading with halo and premium gifting over physiological claims (dodging strict EU/TGA/EFSA regimes).</w:t>
+      </w:r>
+    </w:p>
+    <w:p>
+      <w:pPr>
+        <w:ind w:left="360" w:hanging="240"/>
+      </w:pPr>
+      <w:r>
+        <w:t xml:space="preserve">•  </w:t>
+      </w:r>
+      <w:r>
+        <w:t xml:space="preserve">Localising the compliance, not the product: one SKU, region-specific claims (halal, NHP, EFSA, TGA/FSANZ).</w:t>
+      </w:r>
+    </w:p>
+    <w:p>
+      <w:pPr>
+        <w:ind w:left="360" w:hanging="240"/>
+      </w:pPr>
+      <w:r>
+        <w:t xml:space="preserve">•  </w:t>
+      </w:r>
+      <w:r>
+        <w:t xml:space="preserve">Spacegoods openly pushing European market leadership; luxury houses deepening gifting/mall distribution.</w:t>
+      </w:r>
+    </w:p>
+    <w:p>
+      <w:pPr>
+        <w:spacing w:before="200" w:after="80"/>
+      </w:pPr>
+      <w:r>
+        <w:rPr>
+          <w:b/>
+          <w:color w:val="004A2B"/>
+          <w:sz w:val="28"/>
+        </w:rPr>
+        <w:t xml:space="preserve">Universal D2C strategy, every brand, any industry</w:t>
+      </w:r>
+    </w:p>
+    <w:p>
+      <w:r>
+        <w:rPr>
+          <w:i/>
+          <w:color w:val="555555"/>
+        </w:rPr>
+        <w:t xml:space="preserve">The non-negotiable moves that hold across regions and categories, distilled from the four studies.</w:t>
+      </w:r>
+    </w:p>
+    <w:p>
+      <w:pPr>
+        <w:ind w:left="360" w:hanging="240"/>
+      </w:pPr>
+      <w:r>
+        <w:t xml:space="preserve">•  </w:t>
+      </w:r>
+      <w:r>
+        <w:rPr>
+          <w:b/>
+        </w:rPr>
+        <w:t xml:space="preserve">Sell a relationship, not a one-off product.</w:t>
+      </w:r>
+      <w:r>
+        <w:t xml:space="preserve"> Default-to-subscribe with genuinely easy pause/cancel and timed reminders; recurring revenue is where the economics live.</w:t>
+      </w:r>
+    </w:p>
+    <w:p>
+      <w:pPr>
+        <w:ind w:left="360" w:hanging="240"/>
+      </w:pPr>
+      <w:r>
+        <w:t xml:space="preserve">•  </w:t>
+      </w:r>
+      <w:r>
+        <w:rPr>
+          <w:b/>
+        </w:rPr>
+        <w:t xml:space="preserve">Instrument the whole funnel.</w:t>
+      </w:r>
+      <w:r>
+        <w:t xml:space="preserve"> Track CAC (blended + paid), LTV, LTV:CAC, contribution margin, cohort retention, repeat rate and AOV; decide on LTV:CAC, not vanity revenue.</w:t>
+      </w:r>
+    </w:p>
+    <w:p>
+      <w:pPr>
+        <w:ind w:left="360" w:hanging="240"/>
+      </w:pPr>
+      <w:r>
+        <w:t xml:space="preserve">•  </w:t>
+      </w:r>
+      <w:r>
+        <w:rPr>
+          <w:b/>
+        </w:rPr>
+        <w:t xml:space="preserve">Guard CAC like the category-killer it is.</w:t>
+      </w:r>
+      <w:r>
+        <w:t xml:space="preserve"> Lean on retention, referrals, owned channels and organic/UGC before scaling paid, the Kapiva loss is the warning.</w:t>
+      </w:r>
+    </w:p>
+    <w:p>
+      <w:pPr>
+        <w:ind w:left="360" w:hanging="240"/>
+      </w:pPr>
+      <w:r>
+        <w:t xml:space="preserve">•  </w:t>
+      </w:r>
+      <w:r>
+        <w:rPr>
+          <w:b/>
+        </w:rPr>
+        <w:t xml:space="preserve">De-risk the first purchase.</w:t>
+      </w:r>
+      <w:r>
+        <w:t xml:space="preserve"> A money-back guarantee, a low-friction trial or sample, and loud, specific social proof.</w:t>
+      </w:r>
+    </w:p>
+    <w:p>
+      <w:pPr>
+        <w:ind w:left="360" w:hanging="240"/>
+      </w:pPr>
+      <w:r>
+        <w:t xml:space="preserve">•  </w:t>
+      </w:r>
+      <w:r>
+        <w:rPr>
+          <w:b/>
+        </w:rPr>
+        <w:t xml:space="preserve">Build a review and UGC engine.</w:t>
+      </w:r>
+      <w:r>
+        <w:t xml:space="preserve"> Volume-of-proof is the primary trust lever in every market.</w:t>
+      </w:r>
+    </w:p>
+    <w:p>
+      <w:pPr>
+        <w:ind w:left="360" w:hanging="240"/>
+      </w:pPr>
+      <w:r>
+        <w:t xml:space="preserve">•  </w:t>
+      </w:r>
+      <w:r>
+        <w:rPr>
+          <w:b/>
+        </w:rPr>
+        <w:t xml:space="preserve">Lead with one named, provable differentiator,</w:t>
+      </w:r>
+      <w:r>
+        <w:t xml:space="preserve"> and keep every claim compliant with the local regulator, compliance is itself a trust moat.</w:t>
+      </w:r>
+    </w:p>
+    <w:p>
+      <w:pPr>
+        <w:ind w:left="360" w:hanging="240"/>
+      </w:pPr>
+      <w:r>
+        <w:t xml:space="preserve">•  </w:t>
+      </w:r>
+      <w:r>
+        <w:rPr>
+          <w:b/>
+        </w:rPr>
+        <w:t xml:space="preserve">Win the real shelf of your market.</w:t>
+      </w:r>
+      <w:r>
+        <w:t xml:space="preserve"> Retail crossover (US), quick-commerce (India), marketplaces/Amazon, wherever demand actually converts.</w:t>
+      </w:r>
+    </w:p>
+    <w:p>
+      <w:pPr>
+        <w:ind w:left="360" w:hanging="240"/>
+      </w:pPr>
+      <w:r>
+        <w:t xml:space="preserve">•  </w:t>
+      </w:r>
+      <w:r>
+        <w:rPr>
+          <w:b/>
+        </w:rPr>
+        <w:t xml:space="preserve">Raise AOV and LTV deliberately</w:t>
+      </w:r>
+      <w:r>
+        <w:t xml:space="preserve"> with bundles, cross-sell and gifting; make replenishment effortless.</w:t>
+      </w:r>
+    </w:p>
+    <w:p>
+      <w:pPr>
+        <w:ind w:left="360" w:hanging="240"/>
+      </w:pPr>
+      <w:r>
+        <w:t xml:space="preserve">•  </w:t>
+      </w:r>
+      <w:r>
+        <w:rPr>
+          <w:b/>
+        </w:rPr>
+        <w:t xml:space="preserve">Own first-party data and email/SMS;</w:t>
+      </w:r>
+      <w:r>
+        <w:t xml:space="preserve"> reduce dependence on rented audiences and shifting ad platforms.</w:t>
+      </w:r>
+    </w:p>
+    <w:p>
+      <w:pPr>
+        <w:ind w:left="360" w:hanging="240"/>
+      </w:pPr>
+      <w:r>
+        <w:t xml:space="preserve">•  </w:t>
+      </w:r>
+      <w:r>
+        <w:rPr>
+          <w:b/>
+        </w:rPr>
+        <w:t xml:space="preserve">Make cancellation frictionless and billing transparent;</w:t>
+      </w:r>
+      <w:r>
+        <w:t xml:space="preserve"> surprise auto-renewal is the top complaint in every region.</w:t>
+      </w:r>
+    </w:p>
+    <w:p>
+      <w:pPr>
+        <w:ind w:left="360" w:hanging="240"/>
+      </w:pPr>
+      <w:r>
+        <w:t xml:space="preserve">•  </w:t>
+      </w:r>
+      <w:r>
+        <w:rPr>
+          <w:b/>
+        </w:rPr>
+        <w:t xml:space="preserve">Treat creative, offers and funnels as always-on experiments,</w:t>
+      </w:r>
+      <w:r>
+        <w:t xml:space="preserve"> measure, iterate, kill what doesn't move the levers above.</w:t>
+      </w:r>
+    </w:p>
     <w:sectPr>
       <w:pgSz w:w="11906" w:h="16838"/>
       <w:pgMar w:top="1134" w:right="1134" w:bottom="1134" w:left="1134" w:header="720" w:footer="720" w:gutter="0"/>

--- a/docs/market-study/Global_RestOfWorld_Wellness_Market_Study.docx
+++ b/docs/market-study/Global_RestOfWorld_Wellness_Market_Study.docx
@@ -3076,6 +3076,1228 @@
         <w:t xml:space="preserve"> measure, iterate, kill what doesn't move the levers above.</w:t>
       </w:r>
     </w:p>
+    <w:p>
+      <w:pPr>
+        <w:spacing w:before="200" w:after="80"/>
+      </w:pPr>
+      <w:r>
+        <w:rPr>
+          <w:b/>
+          <w:color w:val="004A2B"/>
+          <w:sz w:val="28"/>
+        </w:rPr>
+        <w:t xml:space="preserve">Social commerce &amp; short-form video (Global)</w:t>
+      </w:r>
+    </w:p>
+    <w:p>
+      <w:r>
+        <w:rPr>
+          <w:i/>
+          <w:color w:val="555555"/>
+        </w:rPr>
+        <w:t xml:space="preserve">The Western creator-led template applied across the winnable rest-of-world markets.</w:t>
+      </w:r>
+    </w:p>
+    <w:p>
+      <w:r>
+        <w:rPr>
+          <w:b/>
+        </w:rPr>
+        <w:t xml:space="preserve">[Likely]</w:t>
+      </w:r>
+      <w:r>
+        <w:t xml:space="preserve">  Across the affluent rest-of-world markets, the same short-form template travels: sensory Homecafe aesthetics, functional-superfood narratives and creator-led UGC, now held to the cinematic quality bar set by premium-spirit campaigns. It pairs naturally with VAHDAM's gifting and press / celebrity halo, and it sidesteps strict EU / TGA / EFSA claim regimes by leading on aesthetics and story rather than physiology.</w:t>
+      </w:r>
+    </w:p>
+    <w:p>
+      <w:pPr>
+        <w:spacing w:before="200" w:after="80"/>
+      </w:pPr>
+      <w:r>
+        <w:rPr>
+          <w:b/>
+          <w:color w:val="004A2B"/>
+          <w:sz w:val="24"/>
+        </w:rPr>
+        <w:t xml:space="preserve">Beverage-wellness demand on short-form video</w:t>
+      </w:r>
+    </w:p>
+    <w:p>
+      <w:r>
+        <w:rPr>
+          <w:b/>
+        </w:rPr>
+        <w:t xml:space="preserve">[Certain]</w:t>
+      </w:r>
+      <w:r>
+        <w:t xml:space="preserve">  The wellness consumer now treats functional beverages as tools for physical optimisation and emotional recovery, and short-form video (TikTok, Instagram Reels) has turned that habit into a visible identity statement. Consumption has shifted from a routine into a medium for personal identity, and view-volume growth across the core wellness hashtags is steep.</w:t>
+      </w:r>
+    </w:p>
+    <w:tbl>
+      <w:tblPr>
+        <w:tblW w:w="0" w:type="auto"/>
+        <w:tblLayout w:type="autofit"/>
+        <w:tblBorders>
+          <w:top w:val="single" w:sz="4" w:space="0" w:color="CCCCCC"/>
+          <w:left w:val="single" w:sz="4" w:space="0" w:color="CCCCCC"/>
+          <w:bottom w:val="single" w:sz="4" w:space="0" w:color="CCCCCC"/>
+          <w:right w:val="single" w:sz="4" w:space="0" w:color="CCCCCC"/>
+          <w:insideH w:val="single" w:sz="4" w:space="0" w:color="CCCCCC"/>
+          <w:insideV w:val="single" w:sz="4" w:space="0" w:color="CCCCCC"/>
+        </w:tblBorders>
+      </w:tblPr>
+      <w:tblGrid>
+        <w:gridCol/>
+        <w:gridCol/>
+        <w:gridCol/>
+      </w:tblGrid>
+      <w:tr>
+        <w:tc>
+          <w:tcPr>
+            <w:shd w:val="clear" w:color="auto" w:fill="004A2B"/>
+          </w:tcPr>
+          <w:p>
+            <w:r>
+              <w:rPr>
+                <w:b/>
+                <w:color w:val="FBF5EA"/>
+              </w:rPr>
+              <w:t xml:space="preserve">Trend / category</w:t>
+            </w:r>
+          </w:p>
+        </w:tc>
+        <w:tc>
+          <w:tcPr>
+            <w:shd w:val="clear" w:color="auto" w:fill="004A2B"/>
+          </w:tcPr>
+          <w:p>
+            <w:r>
+              <w:rPr>
+                <w:b/>
+                <w:color w:val="FBF5EA"/>
+              </w:rPr>
+              <w:t xml:space="preserve">Growth metric / global valuation</w:t>
+            </w:r>
+          </w:p>
+        </w:tc>
+        <w:tc>
+          <w:tcPr>
+            <w:shd w:val="clear" w:color="auto" w:fill="004A2B"/>
+          </w:tcPr>
+          <w:p>
+            <w:r>
+              <w:rPr>
+                <w:b/>
+                <w:color w:val="FBF5EA"/>
+              </w:rPr>
+              <w:t xml:space="preserve">Primary cultural driver</w:t>
+            </w:r>
+          </w:p>
+        </w:tc>
+      </w:tr>
+      <w:tr>
+        <w:tc>
+          <w:tcPr/>
+          <w:p>
+            <w:r>
+              <w:t xml:space="preserve">Beverage wellness</w:t>
+            </w:r>
+          </w:p>
+        </w:tc>
+        <w:tc>
+          <w:tcPr/>
+          <w:p>
+            <w:r>
+              <w:t xml:space="preserve">+427% YoY view volume</w:t>
+            </w:r>
+          </w:p>
+        </w:tc>
+        <w:tc>
+          <w:tcPr/>
+          <w:p>
+            <w:r>
+              <w:t xml:space="preserve">Fusion of physical hydration and emotional self-care routines</w:t>
+            </w:r>
+          </w:p>
+        </w:tc>
+      </w:tr>
+      <w:tr>
+        <w:tc>
+          <w:tcPr/>
+          <w:p>
+            <w:r>
+              <w:t xml:space="preserve">Gut health</w:t>
+            </w:r>
+          </w:p>
+        </w:tc>
+        <w:tc>
+          <w:tcPr/>
+          <w:p>
+            <w:r>
+              <w:t xml:space="preserve">+93% YoY view volume</w:t>
+            </w:r>
+          </w:p>
+        </w:tc>
+        <w:tc>
+          <w:tcPr/>
+          <w:p>
+            <w:r>
+              <w:t xml:space="preserve">Normalisation of digestion, IBS transparency and raw herbal remedies</w:t>
+            </w:r>
+          </w:p>
+        </w:tc>
+      </w:tr>
+      <w:tr>
+        <w:tc>
+          <w:tcPr/>
+          <w:p>
+            <w:r>
+              <w:t xml:space="preserve">Health and wellness</w:t>
+            </w:r>
+          </w:p>
+        </w:tc>
+        <w:tc>
+          <w:tcPr/>
+          <w:p>
+            <w:r>
+              <w:t xml:space="preserve">+64% YoY view volume</w:t>
+            </w:r>
+          </w:p>
+        </w:tc>
+        <w:tc>
+          <w:tcPr/>
+          <w:p>
+            <w:r>
+              <w:t xml:space="preserve">The That Girl aesthetic, daily habit tracking, morning-routine vlogs</w:t>
+            </w:r>
+          </w:p>
+        </w:tc>
+      </w:tr>
+      <w:tr>
+        <w:tc>
+          <w:tcPr/>
+          <w:p>
+            <w:r>
+              <w:t xml:space="preserve">Global matcha market</w:t>
+            </w:r>
+          </w:p>
+        </w:tc>
+        <w:tc>
+          <w:tcPr/>
+          <w:p>
+            <w:r>
+              <w:t xml:space="preserve">$2.7B (2023) to $7.1B (2033), 10.2% CAGR</w:t>
+            </w:r>
+          </w:p>
+        </w:tc>
+        <w:tc>
+          <w:tcPr/>
+          <w:p>
+            <w:r>
+              <w:t xml:space="preserve">Shift from coffee to clean, crash-free cognitive focus</w:t>
+            </w:r>
+          </w:p>
+        </w:tc>
+      </w:tr>
+      <w:tr>
+        <w:tc>
+          <w:tcPr/>
+          <w:p>
+            <w:r>
+              <w:t xml:space="preserve">Golden milk market</w:t>
+            </w:r>
+          </w:p>
+        </w:tc>
+        <w:tc>
+          <w:tcPr/>
+          <w:p>
+            <w:r>
+              <w:t xml:space="preserve">$1.6B global valuation</w:t>
+            </w:r>
+          </w:p>
+        </w:tc>
+        <w:tc>
+          <w:tcPr/>
+          <w:p>
+            <w:r>
+              <w:t xml:space="preserve">Ayurvedic turmeric remedies adapted into Western daily routines</w:t>
+            </w:r>
+          </w:p>
+        </w:tc>
+      </w:tr>
+    </w:tbl>
+    <w:p>
+      <w:r>
+        <w:rPr>
+          <w:i/>
+          <w:color w:val="555555"/>
+        </w:rPr>
+        <w:t xml:space="preserve">Hashtag view-volume and market-valuation figures as cited in the VAHDAM TikTok / Reels blueprint (Jul 2026).</w:t>
+      </w:r>
+    </w:p>
+    <w:p>
+      <w:pPr>
+        <w:spacing w:before="200" w:after="80"/>
+      </w:pPr>
+      <w:r>
+        <w:rPr>
+          <w:b/>
+          <w:color w:val="004A2B"/>
+          <w:sz w:val="24"/>
+        </w:rPr>
+        <w:t xml:space="preserve">The hydration aesthetic &amp; Homecafe culture</w:t>
+      </w:r>
+    </w:p>
+    <w:p>
+      <w:r>
+        <w:rPr>
+          <w:b/>
+        </w:rPr>
+        <w:t xml:space="preserve">[Certain]</w:t>
+      </w:r>
+      <w:r>
+        <w:t xml:space="preserve">  Hydration is now a lifestyle statement, spawning micro-trends (#stayhydrated, #hydrationhack, #glasscupswithstraw) and the Homecafe phenomenon: calmly lit iced-drink tutorials built on macro close-ups and high-fidelity ASMR (clinking ice, pouring liquids, mixing textures). For sensory products like tea, this low-tempo aesthetic lowers purchase skepticism through pure enjoyment.</w:t>
+      </w:r>
+    </w:p>
+    <w:p>
+      <w:pPr>
+        <w:spacing w:before="200" w:after="80"/>
+      </w:pPr>
+      <w:r>
+        <w:rPr>
+          <w:b/>
+          <w:color w:val="004A2B"/>
+          <w:sz w:val="24"/>
+        </w:rPr>
+        <w:t xml:space="preserve">Functional superfoods &amp; everyday rituals</w:t>
+      </w:r>
+    </w:p>
+    <w:p>
+      <w:r>
+        <w:rPr>
+          <w:b/>
+        </w:rPr>
+        <w:t xml:space="preserve">[Certain]</w:t>
+      </w:r>
+      <w:r>
+        <w:t xml:space="preserve">  The shift away from synthetic energy drinks has pushed adaptogens and herbal ingredients centre-stage: gut-health content (bloating, IBS, the Internal Shower Drink of chia, lemon and water) has billions of views; matcha crossed from tea ceremony to a camera-ready staple; and turmeric, ginger, ashwagandha and moringa are positioned as clean alternatives for stress, sleep and clarity, exactly VAHDAM's range.</w:t>
+      </w:r>
+    </w:p>
+    <w:p>
+      <w:pPr>
+        <w:spacing w:before="200" w:after="80"/>
+      </w:pPr>
+      <w:r>
+        <w:rPr>
+          <w:b/>
+          <w:color w:val="004A2B"/>
+          <w:sz w:val="24"/>
+        </w:rPr>
+        <w:t xml:space="preserve">Multi-market cultural dynamics</w:t>
+      </w:r>
+    </w:p>
+    <w:p>
+      <w:r>
+        <w:rPr>
+          <w:b/>
+        </w:rPr>
+        <w:t xml:space="preserve">[Certain]</w:t>
+      </w:r>
+      <w:r>
+        <w:t xml:space="preserve">  In the UK, high-velocity TikTok Shop categories mix functional wellness with indulgent treats (EHPlabs OxyShred green-tea energy drinks, Liquid Death canned water, artisanal dessert boxes), a dual pull of athletic performance and sensory reward. The Girl Dinner and ingredient-household trends across the US and UK favour simple whole-food snacking (nuts, seeds, berries, herbal teas). And after regulation let premium spirit brands target over-25s with age-gated content, cinematic influencer campaigns (Campari, Grey Goose, St-Germain) raised the visual-quality bar: wellness brands must now pair authentic storytelling with high-end aesthetic execution.</w:t>
+      </w:r>
+    </w:p>
+    <w:p>
+      <w:pPr>
+        <w:spacing w:before="200" w:after="80"/>
+      </w:pPr>
+      <w:r>
+        <w:rPr>
+          <w:b/>
+          <w:color w:val="004A2B"/>
+          <w:sz w:val="24"/>
+        </w:rPr>
+        <w:t xml:space="preserve">How challenger beverage brands win on social</w:t>
+      </w:r>
+    </w:p>
+    <w:tbl>
+      <w:tblPr>
+        <w:tblW w:w="0" w:type="auto"/>
+        <w:tblLayout w:type="autofit"/>
+        <w:tblBorders>
+          <w:top w:val="single" w:sz="4" w:space="0" w:color="CCCCCC"/>
+          <w:left w:val="single" w:sz="4" w:space="0" w:color="CCCCCC"/>
+          <w:bottom w:val="single" w:sz="4" w:space="0" w:color="CCCCCC"/>
+          <w:right w:val="single" w:sz="4" w:space="0" w:color="CCCCCC"/>
+          <w:insideH w:val="single" w:sz="4" w:space="0" w:color="CCCCCC"/>
+          <w:insideV w:val="single" w:sz="4" w:space="0" w:color="CCCCCC"/>
+        </w:tblBorders>
+      </w:tblPr>
+      <w:tblGrid>
+        <w:gridCol/>
+        <w:gridCol/>
+        <w:gridCol/>
+      </w:tblGrid>
+      <w:tr>
+        <w:tc>
+          <w:tcPr>
+            <w:shd w:val="clear" w:color="auto" w:fill="004A2B"/>
+          </w:tcPr>
+          <w:p>
+            <w:r>
+              <w:rPr>
+                <w:b/>
+                <w:color w:val="FBF5EA"/>
+              </w:rPr>
+              <w:t xml:space="preserve">Brand</w:t>
+            </w:r>
+          </w:p>
+        </w:tc>
+        <w:tc>
+          <w:tcPr>
+            <w:shd w:val="clear" w:color="auto" w:fill="004A2B"/>
+          </w:tcPr>
+          <w:p>
+            <w:r>
+              <w:rPr>
+                <w:b/>
+                <w:color w:val="FBF5EA"/>
+              </w:rPr>
+              <w:t xml:space="preserve">Core creative &amp; social strategy</w:t>
+            </w:r>
+          </w:p>
+        </w:tc>
+        <w:tc>
+          <w:tcPr>
+            <w:shd w:val="clear" w:color="auto" w:fill="004A2B"/>
+          </w:tcPr>
+          <w:p>
+            <w:r>
+              <w:rPr>
+                <w:b/>
+                <w:color w:val="FBF5EA"/>
+              </w:rPr>
+              <w:t xml:space="preserve">Operational &amp; distribution mechanics</w:t>
+            </w:r>
+          </w:p>
+        </w:tc>
+      </w:tr>
+      <w:tr>
+        <w:tc>
+          <w:tcPr/>
+          <w:p>
+            <w:r>
+              <w:t xml:space="preserve">PerfectTed</w:t>
+            </w:r>
+          </w:p>
+        </w:tc>
+        <w:tc>
+          <w:tcPr/>
+          <w:p>
+            <w:r>
+              <w:t xml:space="preserve">Media-first, founder-led storytelling, radical vulnerability, employee-generated content, rapid trendjacking</w:t>
+            </w:r>
+          </w:p>
+        </w:tc>
+        <w:tc>
+          <w:tcPr/>
+          <w:p>
+            <w:r>
+              <w:t xml:space="preserve">DTC scaling alongside rapid retail; matcha as a clean, lifestyle-fuelled energy alternative</w:t>
+            </w:r>
+          </w:p>
+        </w:tc>
+      </w:tr>
+      <w:tr>
+        <w:tc>
+          <w:tcPr/>
+          <w:p>
+            <w:r>
+              <w:t xml:space="preserve">Grind Coffee</w:t>
+            </w:r>
+          </w:p>
+        </w:tc>
+        <w:tc>
+          <w:tcPr/>
+          <w:p>
+            <w:r>
+              <w:t xml:space="preserve">High-tempo vertical-video ads, coffee-at-home community, multi-touch attribution modelling</w:t>
+            </w:r>
+          </w:p>
+        </w:tc>
+        <w:tc>
+          <w:tcPr/>
+          <w:p>
+            <w:r>
+              <w:t xml:space="preserve">Shopify Plus + custom subscription tiers; TikTok drives proven on-site conversion</w:t>
+            </w:r>
+          </w:p>
+        </w:tc>
+      </w:tr>
+      <w:tr>
+        <w:tc>
+          <w:tcPr/>
+          <w:p>
+            <w:r>
+              <w:t xml:space="preserve">Bird &amp; Blend Tea Co</w:t>
+            </w:r>
+          </w:p>
+        </w:tc>
+        <w:tc>
+          <w:tcPr/>
+          <w:p>
+            <w:r>
+              <w:t xml:space="preserve">Performance Max, high-impact cultural collaborations, community affiliate systems</w:t>
+            </w:r>
+          </w:p>
+        </w:tc>
+        <w:tc>
+          <w:tcPr/>
+          <w:p>
+            <w:r>
+              <w:t xml:space="preserve">Omnichannel retail + web; social ad signals guide new-blend R&amp;D and niche use cases</w:t>
+            </w:r>
+          </w:p>
+        </w:tc>
+      </w:tr>
+      <w:tr>
+        <w:tc>
+          <w:tcPr/>
+          <w:p>
+            <w:r>
+              <w:t xml:space="preserve">Four Sigmatic &amp; MUD\WTR</w:t>
+            </w:r>
+          </w:p>
+        </w:tc>
+        <w:tc>
+          <w:tcPr/>
+          <w:p>
+            <w:r>
+              <w:t xml:space="preserve">Educational influencer campaigns, morning-ritual narratives, functional adaptogenic positioning</w:t>
+            </w:r>
+          </w:p>
+        </w:tc>
+        <w:tc>
+          <w:tcPr/>
+          <w:p>
+            <w:r>
+              <w:t xml:space="preserve">Subscription-heavy DTC designed to replace the daily coffee routine with mushroom alternatives</w:t>
+            </w:r>
+          </w:p>
+        </w:tc>
+      </w:tr>
+    </w:tbl>
+    <w:p>
+      <w:pPr>
+        <w:spacing w:before="200" w:after="80"/>
+      </w:pPr>
+      <w:r>
+        <w:rPr>
+          <w:b/>
+          <w:color w:val="004A2B"/>
+          <w:sz w:val="24"/>
+        </w:rPr>
+        <w:t xml:space="preserve">PerfectTed, media-first &amp; founder-led</w:t>
+      </w:r>
+    </w:p>
+    <w:p>
+      <w:r>
+        <w:rPr>
+          <w:b/>
+        </w:rPr>
+        <w:t xml:space="preserve">[Certain]</w:t>
+      </w:r>
+      <w:r>
+        <w:t xml:space="preserve">  The UK matcha brand operates like a media company, not a manufacturer: content centres on the founders' real stories (managing ADHD and anxiety through matcha) and employee-generated content that humanises the team, and it reacts instantly to culture (a viral Sabrina Carpenter stunt) to win millions of organic views on small budgets.</w:t>
+      </w:r>
+    </w:p>
+    <w:p>
+      <w:pPr>
+        <w:spacing w:before="200" w:after="80"/>
+      </w:pPr>
+      <w:r>
+        <w:rPr>
+          <w:b/>
+          <w:color w:val="004A2B"/>
+          <w:sz w:val="24"/>
+        </w:rPr>
+        <w:t xml:space="preserve">Grind, attribution &amp; channel synergy</w:t>
+      </w:r>
+    </w:p>
+    <w:p>
+      <w:r>
+        <w:rPr>
+          <w:b/>
+        </w:rPr>
+        <w:t xml:space="preserve">[Certain]</w:t>
+      </w:r>
+      <w:r>
+        <w:t xml:space="preserve">  Recognising that last-click undervalues top-of-funnel social discovery, Grind built multi-touch attribution blending TikTok, Google Analytics, first-party profiles and econometric data, proved TikTok's superior conversion velocity, and achieved an 11% ROAS boost and a 28% CAC reduction, pairing TikTok with subscription offers (free tins, travel tumblers).</w:t>
+      </w:r>
+    </w:p>
+    <w:p>
+      <w:pPr>
+        <w:spacing w:before="200" w:after="80"/>
+      </w:pPr>
+      <w:r>
+        <w:rPr>
+          <w:b/>
+          <w:color w:val="004A2B"/>
+          <w:sz w:val="24"/>
+        </w:rPr>
+        <w:t xml:space="preserve">Bird &amp; Blend, cultural co-branding</w:t>
+      </w:r>
+    </w:p>
+    <w:p>
+      <w:r>
+        <w:rPr>
+          <w:b/>
+        </w:rPr>
+        <w:t xml:space="preserve">[Certain]</w:t>
+      </w:r>
+      <w:r>
+        <w:t xml:space="preserve">  Limited-edition collaborations (Hello Kitty, Wallace &amp; Gromit, Tate Modern) unlock passionate sub-communities and organic unboxing/tasting content without high influencer fees, backed by a generous affiliate programme and problem-led Performance Max / Search targeting (for example alcohol-free drink alternatives).</w:t>
+      </w:r>
+    </w:p>
+    <w:p>
+      <w:pPr>
+        <w:spacing w:before="200" w:after="80"/>
+      </w:pPr>
+      <w:r>
+        <w:rPr>
+          <w:b/>
+          <w:color w:val="004A2B"/>
+          <w:sz w:val="24"/>
+        </w:rPr>
+        <w:t xml:space="preserve">Symphony AI &amp; native formats</w:t>
+      </w:r>
+    </w:p>
+    <w:p>
+      <w:r>
+        <w:rPr>
+          <w:b/>
+        </w:rPr>
+        <w:t xml:space="preserve">[Likely]</w:t>
+      </w:r>
+      <w:r>
+        <w:t xml:space="preserve">  Influencer try-on and organic UGC generate roughly twice the click-through of product slideshows; TikTok's Symphony AI suite (Image-to-Video, automated optimisation) keeps creative fresh and lowers CPA, as fashion brand Halara showed with a 44% CPA reduction.</w:t>
+      </w:r>
+    </w:p>
+    <w:p>
+      <w:pPr>
+        <w:spacing w:before="200" w:after="80"/>
+      </w:pPr>
+      <w:r>
+        <w:rPr>
+          <w:b/>
+          <w:color w:val="004A2B"/>
+          <w:sz w:val="24"/>
+        </w:rPr>
+        <w:t xml:space="preserve">The six-step high-converting vertical-video ad</w:t>
+      </w:r>
+    </w:p>
+    <w:tbl>
+      <w:tblPr>
+        <w:tblW w:w="0" w:type="auto"/>
+        <w:tblLayout w:type="autofit"/>
+        <w:tblBorders>
+          <w:top w:val="single" w:sz="4" w:space="0" w:color="CCCCCC"/>
+          <w:left w:val="single" w:sz="4" w:space="0" w:color="CCCCCC"/>
+          <w:bottom w:val="single" w:sz="4" w:space="0" w:color="CCCCCC"/>
+          <w:right w:val="single" w:sz="4" w:space="0" w:color="CCCCCC"/>
+          <w:insideH w:val="single" w:sz="4" w:space="0" w:color="CCCCCC"/>
+          <w:insideV w:val="single" w:sz="4" w:space="0" w:color="CCCCCC"/>
+        </w:tblBorders>
+      </w:tblPr>
+      <w:tblGrid>
+        <w:gridCol/>
+        <w:gridCol/>
+        <w:gridCol/>
+      </w:tblGrid>
+      <w:tr>
+        <w:tc>
+          <w:tcPr>
+            <w:shd w:val="clear" w:color="auto" w:fill="004A2B"/>
+          </w:tcPr>
+          <w:p>
+            <w:r>
+              <w:rPr>
+                <w:b/>
+                <w:color w:val="FBF5EA"/>
+              </w:rPr>
+              <w:t xml:space="preserve">Step</w:t>
+            </w:r>
+          </w:p>
+        </w:tc>
+        <w:tc>
+          <w:tcPr>
+            <w:shd w:val="clear" w:color="auto" w:fill="004A2B"/>
+          </w:tcPr>
+          <w:p>
+            <w:r>
+              <w:rPr>
+                <w:b/>
+                <w:color w:val="FBF5EA"/>
+              </w:rPr>
+              <w:t xml:space="preserve">Tactical objective</w:t>
+            </w:r>
+          </w:p>
+        </w:tc>
+        <w:tc>
+          <w:tcPr>
+            <w:shd w:val="clear" w:color="auto" w:fill="004A2B"/>
+          </w:tcPr>
+          <w:p>
+            <w:r>
+              <w:rPr>
+                <w:b/>
+                <w:color w:val="FBF5EA"/>
+              </w:rPr>
+              <w:t xml:space="preserve">Creative execution for VAHDAM</w:t>
+            </w:r>
+          </w:p>
+        </w:tc>
+      </w:tr>
+      <w:tr>
+        <w:tc>
+          <w:tcPr/>
+          <w:p>
+            <w:r>
+              <w:t xml:space="preserve">1. Hook (0 to 5s)</w:t>
+            </w:r>
+          </w:p>
+        </w:tc>
+        <w:tc>
+          <w:tcPr/>
+          <w:p>
+            <w:r>
+              <w:t xml:space="preserve">Stop the scroll with visual or narrative tension</w:t>
+            </w:r>
+          </w:p>
+        </w:tc>
+        <w:tc>
+          <w:tcPr/>
+          <w:p>
+            <w:r>
+              <w:t xml:space="preserve">Frustration hook (Stop drinking coffee that ruins your sleep) or a macro ASMR pour of turmeric tea over ice spheres</w:t>
+            </w:r>
+          </w:p>
+        </w:tc>
+      </w:tr>
+      <w:tr>
+        <w:tc>
+          <w:tcPr/>
+          <w:p>
+            <w:r>
+              <w:t xml:space="preserve">2. Native delivery</w:t>
+            </w:r>
+          </w:p>
+        </w:tc>
+        <w:tc>
+          <w:tcPr/>
+          <w:p>
+            <w:r>
+              <w:t xml:space="preserve">Feel like organic, creator-led content</w:t>
+            </w:r>
+          </w:p>
+        </w:tc>
+        <w:tc>
+          <w:tcPr/>
+          <w:p>
+            <w:r>
+              <w:t xml:space="preserve">Casual, conversational vertical video, creator to camera in a warm, naturally lit home kitchen</w:t>
+            </w:r>
+          </w:p>
+        </w:tc>
+      </w:tr>
+      <w:tr>
+        <w:tc>
+          <w:tcPr/>
+          <w:p>
+            <w:r>
+              <w:t xml:space="preserve">3. Real use case</w:t>
+            </w:r>
+          </w:p>
+        </w:tc>
+        <w:tc>
+          <w:tcPr/>
+          <w:p>
+            <w:r>
+              <w:t xml:space="preserve">Show the product inside a desirable routine</w:t>
+            </w:r>
+          </w:p>
+        </w:tc>
+        <w:tc>
+          <w:tcPr/>
+          <w:p>
+            <w:r>
+              <w:t xml:space="preserve">Iced matcha latte made at the desk during a mid-afternoon work slump</w:t>
+            </w:r>
+          </w:p>
+        </w:tc>
+      </w:tr>
+      <w:tr>
+        <w:tc>
+          <w:tcPr/>
+          <w:p>
+            <w:r>
+              <w:t xml:space="preserve">4. Single-core message</w:t>
+            </w:r>
+          </w:p>
+        </w:tc>
+        <w:tc>
+          <w:tcPr/>
+          <w:p>
+            <w:r>
+              <w:t xml:space="preserve">Solve one clear problem per ad</w:t>
+            </w:r>
+          </w:p>
+        </w:tc>
+        <w:tc>
+          <w:tcPr/>
+          <w:p>
+            <w:r>
+              <w:t xml:space="preserve">One benefit only: bloating relief (ginger-turmeric) or jitter-free focus (ceremonial matcha)</w:t>
+            </w:r>
+          </w:p>
+        </w:tc>
+      </w:tr>
+      <w:tr>
+        <w:tc>
+          <w:tcPr/>
+          <w:p>
+            <w:r>
+              <w:t xml:space="preserve">5. Proof &amp; friction reduction</w:t>
+            </w:r>
+          </w:p>
+        </w:tc>
+        <w:tc>
+          <w:tcPr/>
+          <w:p>
+            <w:r>
+              <w:t xml:space="preserve">Build trust with tangible evidence</w:t>
+            </w:r>
+          </w:p>
+        </w:tc>
+        <w:tc>
+          <w:tcPr/>
+          <w:p>
+            <w:r>
+              <w:t xml:space="preserve">USDA Organic / Non-GMO seals on-screen; split-screen authentic reviews on the non-bitter taste</w:t>
+            </w:r>
+          </w:p>
+        </w:tc>
+      </w:tr>
+      <w:tr>
+        <w:tc>
+          <w:tcPr/>
+          <w:p>
+            <w:r>
+              <w:t xml:space="preserve">6. Goal-aligned CTA</w:t>
+            </w:r>
+          </w:p>
+        </w:tc>
+        <w:tc>
+          <w:tcPr/>
+          <w:p>
+            <w:r>
+              <w:t xml:space="preserve">Direct to a clear, low-friction next step</w:t>
+            </w:r>
+          </w:p>
+        </w:tc>
+        <w:tc>
+          <w:tcPr/>
+          <w:p>
+            <w:r>
+              <w:t xml:space="preserve">TikTok Shop landing page with a first-time bundle or seasonal discount code</w:t>
+            </w:r>
+          </w:p>
+        </w:tc>
+      </w:tr>
+    </w:tbl>
+    <w:p>
+      <w:pPr>
+        <w:spacing w:before="200" w:after="80"/>
+      </w:pPr>
+      <w:r>
+        <w:rPr>
+          <w:b/>
+          <w:color w:val="004A2B"/>
+          <w:sz w:val="24"/>
+        </w:rPr>
+        <w:t xml:space="preserve">Awareness vs conversion, two proven campaigns</w:t>
+      </w:r>
+    </w:p>
+    <w:tbl>
+      <w:tblPr>
+        <w:tblW w:w="0" w:type="auto"/>
+        <w:tblLayout w:type="autofit"/>
+        <w:tblBorders>
+          <w:top w:val="single" w:sz="4" w:space="0" w:color="CCCCCC"/>
+          <w:left w:val="single" w:sz="4" w:space="0" w:color="CCCCCC"/>
+          <w:bottom w:val="single" w:sz="4" w:space="0" w:color="CCCCCC"/>
+          <w:right w:val="single" w:sz="4" w:space="0" w:color="CCCCCC"/>
+          <w:insideH w:val="single" w:sz="4" w:space="0" w:color="CCCCCC"/>
+          <w:insideV w:val="single" w:sz="4" w:space="0" w:color="CCCCCC"/>
+        </w:tblBorders>
+      </w:tblPr>
+      <w:tblGrid>
+        <w:gridCol/>
+        <w:gridCol/>
+        <w:gridCol/>
+      </w:tblGrid>
+      <w:tr>
+        <w:tc>
+          <w:tcPr>
+            <w:shd w:val="clear" w:color="auto" w:fill="004A2B"/>
+          </w:tcPr>
+          <w:p>
+            <w:r>
+              <w:rPr>
+                <w:b/>
+                <w:color w:val="FBF5EA"/>
+              </w:rPr>
+              <w:t xml:space="preserve">Dimension</w:t>
+            </w:r>
+          </w:p>
+        </w:tc>
+        <w:tc>
+          <w:tcPr>
+            <w:shd w:val="clear" w:color="auto" w:fill="004A2B"/>
+          </w:tcPr>
+          <w:p>
+            <w:r>
+              <w:rPr>
+                <w:b/>
+                <w:color w:val="FBF5EA"/>
+              </w:rPr>
+              <w:t xml:space="preserve">Nestle Everyday TopView (awareness)</w:t>
+            </w:r>
+          </w:p>
+        </w:tc>
+        <w:tc>
+          <w:tcPr>
+            <w:shd w:val="clear" w:color="auto" w:fill="004A2B"/>
+          </w:tcPr>
+          <w:p>
+            <w:r>
+              <w:rPr>
+                <w:b/>
+                <w:color w:val="FBF5EA"/>
+              </w:rPr>
+              <w:t xml:space="preserve">Frestea Nusantara O2O (conversion)</w:t>
+            </w:r>
+          </w:p>
+        </w:tc>
+      </w:tr>
+      <w:tr>
+        <w:tc>
+          <w:tcPr/>
+          <w:p>
+            <w:r>
+              <w:t xml:space="preserve">Objective</w:t>
+            </w:r>
+          </w:p>
+        </w:tc>
+        <w:tc>
+          <w:tcPr/>
+          <w:p>
+            <w:r>
+              <w:t xml:space="preserve">Mass awareness for tea-creamer and instant ranges</w:t>
+            </w:r>
+          </w:p>
+        </w:tc>
+        <w:tc>
+          <w:tcPr/>
+          <w:p>
+            <w:r>
+              <w:t xml:space="preserve">Revive a declining tea category via offline trials during Ramadan</w:t>
+            </w:r>
+          </w:p>
+        </w:tc>
+      </w:tr>
+      <w:tr>
+        <w:tc>
+          <w:tcPr/>
+          <w:p>
+            <w:r>
+              <w:t xml:space="preserve">Placement &amp; format</w:t>
+            </w:r>
+          </w:p>
+        </w:tc>
+        <w:tc>
+          <w:tcPr/>
+          <w:p>
+            <w:r>
+              <w:t xml:space="preserve">High-impact TopView (first video on app open)</w:t>
+            </w:r>
+          </w:p>
+        </w:tc>
+        <w:tc>
+          <w:tcPr/>
+          <w:p>
+            <w:r>
+              <w:t xml:space="preserve">Full-funnel Spark Ads + Grivy notifications + gamification</w:t>
+            </w:r>
+          </w:p>
+        </w:tc>
+      </w:tr>
+      <w:tr>
+        <w:tc>
+          <w:tcPr/>
+          <w:p>
+            <w:r>
+              <w:t xml:space="preserve">Creative</w:t>
+            </w:r>
+          </w:p>
+        </w:tc>
+        <w:tc>
+          <w:tcPr/>
+          <w:p>
+            <w:r>
+              <w:t xml:space="preserve">Premium sensory close-ups set to a brand melody</w:t>
+            </w:r>
+          </w:p>
+        </w:tc>
+        <w:tc>
+          <w:tcPr/>
+          <w:p>
+            <w:r>
+              <w:t xml:space="preserve">Moment-based messaging tied to daily fast-breaks and social sharing</w:t>
+            </w:r>
+          </w:p>
+        </w:tc>
+      </w:tr>
+      <w:tr>
+        <w:tc>
+          <w:tcPr/>
+          <w:p>
+            <w:r>
+              <w:t xml:space="preserve">Results</w:t>
+            </w:r>
+          </w:p>
+        </w:tc>
+        <w:tc>
+          <w:tcPr/>
+          <w:p>
+            <w:r>
+              <w:t xml:space="preserve">86.6M impressions, +10% value perception, +18.1% purchase intent</w:t>
+            </w:r>
+          </w:p>
+        </w:tc>
+        <w:tc>
+          <w:tcPr/>
+          <w:p>
+            <w:r>
+              <w:t xml:space="preserve">66M impressions, 64% digital conversion, 90% of redemptions from new buyers</w:t>
+            </w:r>
+          </w:p>
+        </w:tc>
+      </w:tr>
+    </w:tbl>
+    <w:p>
+      <w:r>
+        <w:rPr>
+          <w:i/>
+          <w:color w:val="555555"/>
+        </w:rPr>
+        <w:t xml:space="preserve">Match creative to objective: sensory TopView placements for equity, Spark Ads + mobile rewards + gamification for a trackable path to physical trial.</w:t>
+      </w:r>
+    </w:p>
+    <w:p>
+      <w:pPr>
+        <w:spacing w:before="200" w:after="80"/>
+      </w:pPr>
+      <w:r>
+        <w:rPr>
+          <w:b/>
+          <w:color w:val="004A2B"/>
+          <w:sz w:val="24"/>
+        </w:rPr>
+        <w:t xml:space="preserve">Camera-ready unboxing &amp; visual ASMR</w:t>
+      </w:r>
+    </w:p>
+    <w:p>
+      <w:r>
+        <w:rPr>
+          <w:b/>
+        </w:rPr>
+        <w:t xml:space="preserve">[Certain]</w:t>
+      </w:r>
+      <w:r>
+        <w:t xml:space="preserve">  In DTC, packaging is the primary offline marketing touchpoint, and it must be designed for the vertical lens: high-end rigid boxes with vibrant interiors, spot-UV finishes and gold-foil accents, a wax-sealed founder's letter placed on top for immediate intimacy, and clean inserts that keep the gold-finished tins pristine. Engineered this way, the unboxing incentivises organic UGC and turns everyday buyers into brand evangelists.</w:t>
+      </w:r>
+    </w:p>
+    <w:p>
+      <w:pPr>
+        <w:ind w:left="360" w:hanging="240"/>
+      </w:pPr>
+      <w:r>
+        <w:t xml:space="preserve">•  </w:t>
+      </w:r>
+      <w:r>
+        <w:rPr>
+          <w:b/>
+        </w:rPr>
+        <w:t xml:space="preserve">Pure ASMR packaging,</w:t>
+      </w:r>
+      <w:r>
+        <w:t xml:space="preserve"> no speaking, close-ups of wrapping paper tearing, lids popping and scoops clinking against metal tins.</w:t>
+      </w:r>
+    </w:p>
+    <w:p>
+      <w:pPr>
+        <w:ind w:left="360" w:hanging="240"/>
+      </w:pPr>
+      <w:r>
+        <w:t xml:space="preserve">•  </w:t>
+      </w:r>
+      <w:r>
+        <w:rPr>
+          <w:b/>
+        </w:rPr>
+        <w:t xml:space="preserve">Conversational storytelling,</w:t>
+      </w:r>
+      <w:r>
+        <w:t xml:space="preserve"> a creator sharing the tea's origin or the TEAch Me social impact while opening the package.</w:t>
+      </w:r>
+    </w:p>
+    <w:p>
+      <w:pPr>
+        <w:ind w:left="360" w:hanging="240"/>
+      </w:pPr>
+      <w:r>
+        <w:t xml:space="preserve">•  </w:t>
+      </w:r>
+      <w:r>
+        <w:rPr>
+          <w:b/>
+        </w:rPr>
+        <w:t xml:space="preserve">Aesthetic transition edits,</w:t>
+      </w:r>
+      <w:r>
+        <w:t xml:space="preserve"> fast, rhythmic cuts to trending audio with clean, stylised product transitions.</w:t>
+      </w:r>
+    </w:p>
+    <w:p>
+      <w:r>
+        <w:rPr>
+          <w:b/>
+        </w:rPr>
+        <w:t xml:space="preserve">[Certain]</w:t>
+      </w:r>
+      <w:r>
+        <w:t xml:space="preserve">  Production discipline matters: clean three-point or ring lighting to kill reflections on premium tins, steady overhead angles, tight B-roll of product textures, and high-fidelity ambient audio via external microphones. Keep on-screen text inside standard safe zones so localised voiceovers and translated captions can swap across US, UK and EU without re-editing the background B-roll, lowering content cost and keeping creative fresh across ad managers.</w:t>
+      </w:r>
+    </w:p>
+    <w:p>
+      <w:pPr>
+        <w:spacing w:before="200" w:after="80"/>
+      </w:pPr>
+      <w:r>
+        <w:rPr>
+          <w:b/>
+          <w:color w:val="004A2B"/>
+          <w:sz w:val="24"/>
+        </w:rPr>
+        <w:t xml:space="preserve">Actionable social programs for VAHDAM</w:t>
+      </w:r>
+    </w:p>
+    <w:p>
+      <w:pPr>
+        <w:spacing w:before="200" w:after="80"/>
+      </w:pPr>
+      <w:r>
+        <w:rPr>
+          <w:b/>
+          <w:color w:val="004A2B"/>
+          <w:sz w:val="24"/>
+        </w:rPr>
+        <w:t xml:space="preserve">Founder-led transparency</w:t>
+      </w:r>
+    </w:p>
+    <w:p>
+      <w:r>
+        <w:t xml:space="preserve">A short-form series with founder Bala Sarda documenting real sourcing trips (Darjeeling, Assam, Nilgiris), honest farmer conversations, the R&amp;D process in Noida and climate-neutral packaging, revealing the actual people and processes behind the brand to build trust with socially conscious consumers.</w:t>
+      </w:r>
+    </w:p>
+    <w:p>
+      <w:pPr>
+        <w:spacing w:before="200" w:after="80"/>
+      </w:pPr>
+      <w:r>
+        <w:rPr>
+          <w:b/>
+          <w:color w:val="004A2B"/>
+          <w:sz w:val="24"/>
+        </w:rPr>
+        <w:t xml:space="preserve">Narrative social impact</w:t>
+      </w:r>
+    </w:p>
+    <w:p>
+      <w:r>
+        <w:t xml:space="preserve">Documentary-style vertical videos on the TEAch Me scholarships and the tea growers' children, turning abstract CSR metrics into an emotional connection that differentiates VAHDAM from traditional commercial competitors.</w:t>
+      </w:r>
+    </w:p>
+    <w:p>
+      <w:pPr>
+        <w:spacing w:before="200" w:after="80"/>
+      </w:pPr>
+      <w:r>
+        <w:rPr>
+          <w:b/>
+          <w:color w:val="004A2B"/>
+          <w:sz w:val="24"/>
+        </w:rPr>
+        <w:t xml:space="preserve">Localised cultural collaborations</w:t>
+      </w:r>
+    </w:p>
+    <w:p>
+      <w:r>
+        <w:t xml:space="preserve">Limited-edition tea and superfood blends with fitness, mindfulness and culinary creators (the Bird &amp; Blend model), promoted through aesthetic unboxing and lifestyle vlogs that position herbal and adaptogen teas as clean morning-energy alternatives.</w:t>
+      </w:r>
+    </w:p>
+    <w:p>
+      <w:pPr>
+        <w:spacing w:before="200" w:after="80"/>
+      </w:pPr>
+      <w:r>
+        <w:rPr>
+          <w:b/>
+          <w:color w:val="004A2B"/>
+          <w:sz w:val="24"/>
+        </w:rPr>
+        <w:t xml:space="preserve">The ASMR &amp; Homecafe engine</w:t>
+      </w:r>
+    </w:p>
+    <w:p>
+      <w:r>
+        <w:t xml:space="preserve">A high-volume content engine of visually striking iced-latte recipes with organic turmeric, ginger and ceremonial-grade matcha, high-fidelity ASMR and slow macro shots, with standardised layouts for low-cost US / UK deployment.</w:t>
+      </w:r>
+    </w:p>
+    <w:p>
+      <w:pPr>
+        <w:spacing w:before="200" w:after="80"/>
+      </w:pPr>
+      <w:r>
+        <w:rPr>
+          <w:b/>
+          <w:color w:val="004A2B"/>
+          <w:sz w:val="24"/>
+        </w:rPr>
+        <w:t xml:space="preserve">Omnichannel attribution &amp; retention</w:t>
+      </w:r>
+    </w:p>
+    <w:p>
+      <w:r>
+        <w:t xml:space="preserve">Multi-touch attribution linking TikTok discovery to Google search and Amazon-MCF / retail conversion, coordinated with segmented web-push and personalised email flows plus automated discount ladders to recover abandoned carts.</w:t>
+      </w:r>
+    </w:p>
+    <w:p>
+      <w:r>
+        <w:t xml:space="preserve">Sources: VAHDAM Strategic TikTok &amp; Reels Marketing Blueprint (Multi-Market Creative &amp; Ad Optimization, Jul 2026), drawing on VAHDAM corporate references (Our Story, the Amazon MCF 400% case study, YourStory, Social Samosa), TikTok for Business case studies (Nestle Everyday, Frestea, Grind Coffee x Highrise), PerfectTed, Bird &amp; Blend and Grind brand references, and TikTok food-and-beverage trend analyses (Kantar, SIGEP, FindNiche, OTA). Metrics are reproduced as cited; brand-application points are VAHDAM inferences. Download the full blueprint from the button at the top of this tab.</w:t>
+      </w:r>
+    </w:p>
     <w:sectPr>
       <w:pgSz w:w="11906" w:h="16838"/>
       <w:pgMar w:top="1134" w:right="1134" w:bottom="1134" w:left="1134" w:header="720" w:footer="720" w:gutter="0"/>

--- a/docs/market-study/Global_RestOfWorld_Wellness_Market_Study.docx
+++ b/docs/market-study/Global_RestOfWorld_Wellness_Market_Study.docx
@@ -4298,6 +4298,6488 @@
         <w:t xml:space="preserve">Sources: VAHDAM Strategic TikTok &amp; Reels Marketing Blueprint (Multi-Market Creative &amp; Ad Optimization, Jul 2026), drawing on VAHDAM corporate references (Our Story, the Amazon MCF 400% case study, YourStory, Social Samosa), TikTok for Business case studies (Nestle Everyday, Frestea, Grind Coffee x Highrise), PerfectTed, Bird &amp; Blend and Grind brand references, and TikTok food-and-beverage trend analyses (Kantar, SIGEP, FindNiche, OTA). Metrics are reproduced as cited; brand-application points are VAHDAM inferences. Download the full blueprint from the button at the top of this tab.</w:t>
       </w:r>
     </w:p>
+    <w:p>
+      <w:pPr>
+        <w:spacing w:before="200" w:after="80"/>
+      </w:pPr>
+      <w:r>
+        <w:rPr>
+          <w:b/>
+          <w:color w:val="004A2B"/>
+          <w:sz w:val="28"/>
+        </w:rPr>
+        <w:t xml:space="preserve">Live competitor pricing (fetched 9 Jul 2026 ~13:00 UTC)</w:t>
+      </w:r>
+    </w:p>
+    <w:p>
+      <w:r>
+        <w:rPr>
+          <w:i/>
+          <w:color w:val="555555"/>
+        </w:rPr>
+        <w:t xml:space="preserve">A point-in-time, source-linked price scan of VAHDAM and the functional-coffee / greens / adaptogen / wellness-powder set. Prices are volatile, re-fetch before quoting.</w:t>
+      </w:r>
+    </w:p>
+    <w:p>
+      <w:r>
+        <w:t xml:space="preserve">All prices fetched LIVE on 9 Jul 2026 ~13:00 UTC from official product pages or official Shopify products.json endpoints. Prices are volatile and promo-driven; treat as a point-in-time snapshot and re-fetch before quoting. n/s = not shown on page, n/v = not verified live, n/p = not priced on that page. Currencies as sold (USD/GBP), not converted. </w:t>
+      </w:r>
+      <w:r>
+        <w:rPr>
+          <w:b/>
+        </w:rPr>
+        <w:t xml:space="preserve">[Certain]</w:t>
+      </w:r>
+      <w:r>
+        <w:t xml:space="preserve">  High/Medium (official page), </w:t>
+      </w:r>
+      <w:r>
+        <w:rPr>
+          <w:b/>
+        </w:rPr>
+        <w:t xml:space="preserve">[Likely]</w:t>
+      </w:r>
+      <w:r>
+        <w:t xml:space="preserve">  Low or needs-manual-verification (bot-walled / JS-only / snippet).</w:t>
+      </w:r>
+    </w:p>
+    <w:tbl>
+      <w:tblPr>
+        <w:tblW w:w="0" w:type="auto"/>
+        <w:tblLayout w:type="autofit"/>
+        <w:tblBorders>
+          <w:top w:val="single" w:sz="4" w:space="0" w:color="CCCCCC"/>
+          <w:left w:val="single" w:sz="4" w:space="0" w:color="CCCCCC"/>
+          <w:bottom w:val="single" w:sz="4" w:space="0" w:color="CCCCCC"/>
+          <w:right w:val="single" w:sz="4" w:space="0" w:color="CCCCCC"/>
+          <w:insideH w:val="single" w:sz="4" w:space="0" w:color="CCCCCC"/>
+          <w:insideV w:val="single" w:sz="4" w:space="0" w:color="CCCCCC"/>
+        </w:tblBorders>
+      </w:tblPr>
+      <w:tblGrid>
+        <w:gridCol/>
+        <w:gridCol/>
+        <w:gridCol/>
+        <w:gridCol/>
+        <w:gridCol/>
+        <w:gridCol/>
+        <w:gridCol/>
+        <w:gridCol/>
+        <w:gridCol/>
+        <w:gridCol/>
+        <w:gridCol/>
+        <w:gridCol/>
+        <w:gridCol/>
+        <w:gridCol/>
+        <w:gridCol/>
+        <w:gridCol/>
+      </w:tblGrid>
+      <w:tr>
+        <w:tc>
+          <w:tcPr>
+            <w:shd w:val="clear" w:color="auto" w:fill="004A2B"/>
+          </w:tcPr>
+          <w:p>
+            <w:r>
+              <w:rPr>
+                <w:b/>
+                <w:color w:val="FBF5EA"/>
+              </w:rPr>
+              <w:t xml:space="preserve">Brand</w:t>
+            </w:r>
+          </w:p>
+        </w:tc>
+        <w:tc>
+          <w:tcPr>
+            <w:shd w:val="clear" w:color="auto" w:fill="004A2B"/>
+          </w:tcPr>
+          <w:p>
+            <w:r>
+              <w:rPr>
+                <w:b/>
+                <w:color w:val="FBF5EA"/>
+              </w:rPr>
+              <w:t xml:space="preserve">Product</w:t>
+            </w:r>
+          </w:p>
+        </w:tc>
+        <w:tc>
+          <w:tcPr>
+            <w:shd w:val="clear" w:color="auto" w:fill="004A2B"/>
+          </w:tcPr>
+          <w:p>
+            <w:r>
+              <w:rPr>
+                <w:b/>
+                <w:color w:val="FBF5EA"/>
+              </w:rPr>
+              <w:t xml:space="preserve">Market</w:t>
+            </w:r>
+          </w:p>
+        </w:tc>
+        <w:tc>
+          <w:tcPr>
+            <w:shd w:val="clear" w:color="auto" w:fill="004A2B"/>
+          </w:tcPr>
+          <w:p>
+            <w:r>
+              <w:rPr>
+                <w:b/>
+                <w:color w:val="FBF5EA"/>
+              </w:rPr>
+              <w:t xml:space="preserve">Source</w:t>
+            </w:r>
+          </w:p>
+        </w:tc>
+        <w:tc>
+          <w:tcPr>
+            <w:shd w:val="clear" w:color="auto" w:fill="004A2B"/>
+          </w:tcPr>
+          <w:p>
+            <w:r>
+              <w:rPr>
+                <w:b/>
+                <w:color w:val="FBF5EA"/>
+              </w:rPr>
+              <w:t xml:space="preserve">Regular</w:t>
+            </w:r>
+          </w:p>
+        </w:tc>
+        <w:tc>
+          <w:tcPr>
+            <w:shd w:val="clear" w:color="auto" w:fill="004A2B"/>
+          </w:tcPr>
+          <w:p>
+            <w:r>
+              <w:rPr>
+                <w:b/>
+                <w:color w:val="FBF5EA"/>
+              </w:rPr>
+              <w:t xml:space="preserve">One-Time</w:t>
+            </w:r>
+          </w:p>
+        </w:tc>
+        <w:tc>
+          <w:tcPr>
+            <w:shd w:val="clear" w:color="auto" w:fill="004A2B"/>
+          </w:tcPr>
+          <w:p>
+            <w:r>
+              <w:rPr>
+                <w:b/>
+                <w:color w:val="FBF5EA"/>
+              </w:rPr>
+              <w:t xml:space="preserve">Subscription</w:t>
+            </w:r>
+          </w:p>
+        </w:tc>
+        <w:tc>
+          <w:tcPr>
+            <w:shd w:val="clear" w:color="auto" w:fill="004A2B"/>
+          </w:tcPr>
+          <w:p>
+            <w:r>
+              <w:rPr>
+                <w:b/>
+                <w:color w:val="FBF5EA"/>
+              </w:rPr>
+              <w:t xml:space="preserve">First-Order / Starter</w:t>
+            </w:r>
+          </w:p>
+        </w:tc>
+        <w:tc>
+          <w:tcPr>
+            <w:shd w:val="clear" w:color="auto" w:fill="004A2B"/>
+          </w:tcPr>
+          <w:p>
+            <w:r>
+              <w:rPr>
+                <w:b/>
+                <w:color w:val="FBF5EA"/>
+              </w:rPr>
+              <w:t xml:space="preserve">Refill / Recurring</w:t>
+            </w:r>
+          </w:p>
+        </w:tc>
+        <w:tc>
+          <w:tcPr>
+            <w:shd w:val="clear" w:color="auto" w:fill="004A2B"/>
+          </w:tcPr>
+          <w:p>
+            <w:r>
+              <w:rPr>
+                <w:b/>
+                <w:color w:val="FBF5EA"/>
+              </w:rPr>
+              <w:t xml:space="preserve">Servings</w:t>
+            </w:r>
+          </w:p>
+        </w:tc>
+        <w:tc>
+          <w:tcPr>
+            <w:shd w:val="clear" w:color="auto" w:fill="004A2B"/>
+          </w:tcPr>
+          <w:p>
+            <w:r>
+              <w:rPr>
+                <w:b/>
+                <w:color w:val="FBF5EA"/>
+              </w:rPr>
+              <w:t xml:space="preserve">Price / Serving</w:t>
+            </w:r>
+          </w:p>
+        </w:tc>
+        <w:tc>
+          <w:tcPr>
+            <w:shd w:val="clear" w:color="auto" w:fill="004A2B"/>
+          </w:tcPr>
+          <w:p>
+            <w:r>
+              <w:rPr>
+                <w:b/>
+                <w:color w:val="FBF5EA"/>
+              </w:rPr>
+              <w:t xml:space="preserve">Offer / Gifts</w:t>
+            </w:r>
+          </w:p>
+        </w:tc>
+        <w:tc>
+          <w:tcPr>
+            <w:shd w:val="clear" w:color="auto" w:fill="004A2B"/>
+          </w:tcPr>
+          <w:p>
+            <w:r>
+              <w:rPr>
+                <w:b/>
+                <w:color w:val="FBF5EA"/>
+              </w:rPr>
+              <w:t xml:space="preserve">Guarantee</w:t>
+            </w:r>
+          </w:p>
+        </w:tc>
+        <w:tc>
+          <w:tcPr>
+            <w:shd w:val="clear" w:color="auto" w:fill="004A2B"/>
+          </w:tcPr>
+          <w:p>
+            <w:r>
+              <w:rPr>
+                <w:b/>
+                <w:color w:val="FBF5EA"/>
+              </w:rPr>
+              <w:t xml:space="preserve">Confidence</w:t>
+            </w:r>
+          </w:p>
+        </w:tc>
+        <w:tc>
+          <w:tcPr>
+            <w:shd w:val="clear" w:color="auto" w:fill="004A2B"/>
+          </w:tcPr>
+          <w:p>
+            <w:r>
+              <w:rPr>
+                <w:b/>
+                <w:color w:val="FBF5EA"/>
+              </w:rPr>
+              <w:t xml:space="preserve">Fetched</w:t>
+            </w:r>
+          </w:p>
+        </w:tc>
+        <w:tc>
+          <w:tcPr>
+            <w:shd w:val="clear" w:color="auto" w:fill="004A2B"/>
+          </w:tcPr>
+          <w:p>
+            <w:r>
+              <w:rPr>
+                <w:b/>
+                <w:color w:val="FBF5EA"/>
+              </w:rPr>
+              <w:t xml:space="preserve">Notes</w:t>
+            </w:r>
+          </w:p>
+        </w:tc>
+      </w:tr>
+      <w:tr>
+        <w:tc>
+          <w:tcPr/>
+          <w:p>
+            <w:r>
+              <w:rPr>
+                <w:b/>
+              </w:rPr>
+              <w:t xml:space="preserve">VAHDAM</w:t>
+            </w:r>
+          </w:p>
+        </w:tc>
+        <w:tc>
+          <w:tcPr/>
+          <w:p>
+            <w:r>
+              <w:t xml:space="preserve">Ashwagandha Coffee (30-day)</w:t>
+            </w:r>
+          </w:p>
+        </w:tc>
+        <w:tc>
+          <w:tcPr/>
+          <w:p>
+            <w:r>
+              <w:t xml:space="preserve">US</w:t>
+            </w:r>
+          </w:p>
+        </w:tc>
+        <w:tc>
+          <w:tcPr/>
+          <w:p>
+            <w:r>
+              <w:t xml:space="preserve">vahdam.com</w:t>
+            </w:r>
+          </w:p>
+        </w:tc>
+        <w:tc>
+          <w:tcPr/>
+          <w:p>
+            <w:r>
+              <w:t xml:space="preserve">$49.99</w:t>
+            </w:r>
+          </w:p>
+        </w:tc>
+        <w:tc>
+          <w:tcPr/>
+          <w:p>
+            <w:r>
+              <w:t xml:space="preserve">$44.99</w:t>
+            </w:r>
+          </w:p>
+        </w:tc>
+        <w:tc>
+          <w:tcPr/>
+          <w:p>
+            <w:r>
+              <w:t xml:space="preserve">n/s</w:t>
+            </w:r>
+          </w:p>
+        </w:tc>
+        <w:tc>
+          <w:tcPr/>
+          <w:p>
+            <w:r>
+              <w:t xml:space="preserve">-</w:t>
+            </w:r>
+          </w:p>
+        </w:tc>
+        <w:tc>
+          <w:tcPr/>
+          <w:p>
+            <w:r>
+              <w:t xml:space="preserve">-</w:t>
+            </w:r>
+          </w:p>
+        </w:tc>
+        <w:tc>
+          <w:tcPr/>
+          <w:p>
+            <w:r>
+              <w:t xml:space="preserve">40</w:t>
+            </w:r>
+          </w:p>
+        </w:tc>
+        <w:tc>
+          <w:tcPr/>
+          <w:p>
+            <w:r>
+              <w:t xml:space="preserve">$1.12</w:t>
+            </w:r>
+          </w:p>
+        </w:tc>
+        <w:tc>
+          <w:tcPr/>
+          <w:p>
+            <w:r>
+              <w:t xml:space="preserve">6 free gifts on kits</w:t>
+            </w:r>
+          </w:p>
+        </w:tc>
+        <w:tc>
+          <w:tcPr/>
+          <w:p>
+            <w:r>
+              <w:t xml:space="preserve">n/v (UK 90-day)</w:t>
+            </w:r>
+          </w:p>
+        </w:tc>
+        <w:tc>
+          <w:tcPr/>
+          <w:p>
+            <w:r>
+              <w:rPr>
+                <w:b/>
+              </w:rPr>
+              <w:t xml:space="preserve">[Likely]</w:t>
+            </w:r>
+            <w:r>
+              <w:t xml:space="preserve"> </w:t>
+            </w:r>
+          </w:p>
+        </w:tc>
+        <w:tc>
+          <w:tcPr/>
+          <w:p>
+            <w:r>
+              <w:t xml:space="preserve">9 Jul 2026 ~13:00 UTC</w:t>
+            </w:r>
+          </w:p>
+        </w:tc>
+        <w:tc>
+          <w:tcPr/>
+          <w:p>
+            <w:r>
+              <w:t xml:space="preserve">Price + servings from official products.json; HTML PDP was 429.</w:t>
+            </w:r>
+          </w:p>
+        </w:tc>
+      </w:tr>
+      <w:tr>
+        <w:tc>
+          <w:tcPr/>
+          <w:p>
+            <w:r>
+              <w:rPr>
+                <w:b/>
+              </w:rPr>
+              <w:t xml:space="preserve">VAHDAM</w:t>
+            </w:r>
+          </w:p>
+        </w:tc>
+        <w:tc>
+          <w:tcPr/>
+          <w:p>
+            <w:r>
+              <w:t xml:space="preserve">Ashwagandha Coffee (60-day kit)</w:t>
+            </w:r>
+          </w:p>
+        </w:tc>
+        <w:tc>
+          <w:tcPr/>
+          <w:p>
+            <w:r>
+              <w:t xml:space="preserve">US</w:t>
+            </w:r>
+          </w:p>
+        </w:tc>
+        <w:tc>
+          <w:tcPr/>
+          <w:p>
+            <w:r>
+              <w:t xml:space="preserve">vahdam.com</w:t>
+            </w:r>
+          </w:p>
+        </w:tc>
+        <w:tc>
+          <w:tcPr/>
+          <w:p>
+            <w:r>
+              <w:t xml:space="preserve">$149.99</w:t>
+            </w:r>
+          </w:p>
+        </w:tc>
+        <w:tc>
+          <w:tcPr/>
+          <w:p>
+            <w:r>
+              <w:t xml:space="preserve">$99.99</w:t>
+            </w:r>
+          </w:p>
+        </w:tc>
+        <w:tc>
+          <w:tcPr/>
+          <w:p>
+            <w:r>
+              <w:t xml:space="preserve">n/s</w:t>
+            </w:r>
+          </w:p>
+        </w:tc>
+        <w:tc>
+          <w:tcPr/>
+          <w:p>
+            <w:r>
+              <w:t xml:space="preserve">-</w:t>
+            </w:r>
+          </w:p>
+        </w:tc>
+        <w:tc>
+          <w:tcPr/>
+          <w:p>
+            <w:r>
+              <w:t xml:space="preserve">-</w:t>
+            </w:r>
+          </w:p>
+        </w:tc>
+        <w:tc>
+          <w:tcPr/>
+          <w:p>
+            <w:r>
+              <w:t xml:space="preserve">120</w:t>
+            </w:r>
+          </w:p>
+        </w:tc>
+        <w:tc>
+          <w:tcPr/>
+          <w:p>
+            <w:r>
+              <w:t xml:space="preserve">$0.83</w:t>
+            </w:r>
+          </w:p>
+        </w:tc>
+        <w:tc>
+          <w:tcPr/>
+          <w:p>
+            <w:r>
+              <w:t xml:space="preserve">2-pack bundle</w:t>
+            </w:r>
+          </w:p>
+        </w:tc>
+        <w:tc>
+          <w:tcPr/>
+          <w:p>
+            <w:r>
+              <w:t xml:space="preserve">n/v</w:t>
+            </w:r>
+          </w:p>
+        </w:tc>
+        <w:tc>
+          <w:tcPr/>
+          <w:p>
+            <w:r>
+              <w:rPr>
+                <w:b/>
+              </w:rPr>
+              <w:t xml:space="preserve">[Likely]</w:t>
+            </w:r>
+            <w:r>
+              <w:t xml:space="preserve"> </w:t>
+            </w:r>
+          </w:p>
+        </w:tc>
+        <w:tc>
+          <w:tcPr/>
+          <w:p>
+            <w:r>
+              <w:t xml:space="preserve">9 Jul 2026 ~13:00 UTC</w:t>
+            </w:r>
+          </w:p>
+        </w:tc>
+        <w:tc>
+          <w:tcPr/>
+          <w:p>
+            <w:r>
+              <w:t xml:space="preserve">Bundle variant, same source.</w:t>
+            </w:r>
+          </w:p>
+        </w:tc>
+      </w:tr>
+      <w:tr>
+        <w:tc>
+          <w:tcPr/>
+          <w:p>
+            <w:r>
+              <w:rPr>
+                <w:b/>
+              </w:rPr>
+              <w:t xml:space="preserve">VAHDAM</w:t>
+            </w:r>
+          </w:p>
+        </w:tc>
+        <w:tc>
+          <w:tcPr/>
+          <w:p>
+            <w:r>
+              <w:t xml:space="preserve">Ashwagandha Coffee (30-day kit)</w:t>
+            </w:r>
+          </w:p>
+        </w:tc>
+        <w:tc>
+          <w:tcPr/>
+          <w:p>
+            <w:r>
+              <w:t xml:space="preserve">UK</w:t>
+            </w:r>
+          </w:p>
+        </w:tc>
+        <w:tc>
+          <w:tcPr/>
+          <w:p>
+            <w:r>
+              <w:t xml:space="preserve">vahdam.co.uk</w:t>
+            </w:r>
+          </w:p>
+        </w:tc>
+        <w:tc>
+          <w:tcPr/>
+          <w:p>
+            <w:r>
+              <w:t xml:space="preserve">£44.99</w:t>
+            </w:r>
+          </w:p>
+        </w:tc>
+        <w:tc>
+          <w:tcPr/>
+          <w:p>
+            <w:r>
+              <w:t xml:space="preserve">£29.99</w:t>
+            </w:r>
+          </w:p>
+        </w:tc>
+        <w:tc>
+          <w:tcPr/>
+          <w:p>
+            <w:r>
+              <w:t xml:space="preserve">refill kit</w:t>
+            </w:r>
+          </w:p>
+        </w:tc>
+        <w:tc>
+          <w:tcPr/>
+          <w:p>
+            <w:r>
+              <w:t xml:space="preserve">-</w:t>
+            </w:r>
+          </w:p>
+        </w:tc>
+        <w:tc>
+          <w:tcPr/>
+          <w:p>
+            <w:r>
+              <w:t xml:space="preserve">£29.99/cycle</w:t>
+            </w:r>
+          </w:p>
+        </w:tc>
+        <w:tc>
+          <w:tcPr/>
+          <w:p>
+            <w:r>
+              <w:t xml:space="preserve">40</w:t>
+            </w:r>
+          </w:p>
+        </w:tc>
+        <w:tc>
+          <w:tcPr/>
+          <w:p>
+            <w:r>
+              <w:t xml:space="preserve">£0.75</w:t>
+            </w:r>
+          </w:p>
+        </w:tc>
+        <w:tc>
+          <w:tcPr/>
+          <w:p>
+            <w:r>
+              <w:t xml:space="preserve">33% off; pause/cancel</w:t>
+            </w:r>
+          </w:p>
+        </w:tc>
+        <w:tc>
+          <w:tcPr/>
+          <w:p>
+            <w:r>
+              <w:t xml:space="preserve">90-day money-back</w:t>
+            </w:r>
+          </w:p>
+        </w:tc>
+        <w:tc>
+          <w:tcPr/>
+          <w:p>
+            <w:r>
+              <w:rPr>
+                <w:b/>
+              </w:rPr>
+              <w:t xml:space="preserve">[Certain]</w:t>
+            </w:r>
+            <w:r>
+              <w:t xml:space="preserve"> </w:t>
+            </w:r>
+          </w:p>
+        </w:tc>
+        <w:tc>
+          <w:tcPr/>
+          <w:p>
+            <w:r>
+              <w:t xml:space="preserve">9 Jul 2026 ~13:00 UTC</w:t>
+            </w:r>
+          </w:p>
+        </w:tc>
+        <w:tc>
+          <w:tcPr/>
+          <w:p>
+            <w:r>
+              <w:t xml:space="preserve">Rendered PDP verified live.</w:t>
+            </w:r>
+          </w:p>
+        </w:tc>
+      </w:tr>
+      <w:tr>
+        <w:tc>
+          <w:tcPr/>
+          <w:p>
+            <w:r>
+              <w:rPr>
+                <w:b/>
+              </w:rPr>
+              <w:t xml:space="preserve">VAHDAM</w:t>
+            </w:r>
+          </w:p>
+        </w:tc>
+        <w:tc>
+          <w:tcPr/>
+          <w:p>
+            <w:r>
+              <w:t xml:space="preserve">Ashwagandha Coffee (60-day kit)</w:t>
+            </w:r>
+          </w:p>
+        </w:tc>
+        <w:tc>
+          <w:tcPr/>
+          <w:p>
+            <w:r>
+              <w:t xml:space="preserve">UK</w:t>
+            </w:r>
+          </w:p>
+        </w:tc>
+        <w:tc>
+          <w:tcPr/>
+          <w:p>
+            <w:r>
+              <w:t xml:space="preserve">vahdam.co.uk</w:t>
+            </w:r>
+          </w:p>
+        </w:tc>
+        <w:tc>
+          <w:tcPr/>
+          <w:p>
+            <w:r>
+              <w:t xml:space="preserve">£134.99</w:t>
+            </w:r>
+          </w:p>
+        </w:tc>
+        <w:tc>
+          <w:tcPr/>
+          <w:p>
+            <w:r>
+              <w:t xml:space="preserve">£59.99</w:t>
+            </w:r>
+          </w:p>
+        </w:tc>
+        <w:tc>
+          <w:tcPr/>
+          <w:p>
+            <w:r>
+              <w:t xml:space="preserve">refill kit</w:t>
+            </w:r>
+          </w:p>
+        </w:tc>
+        <w:tc>
+          <w:tcPr/>
+          <w:p>
+            <w:r>
+              <w:t xml:space="preserve">-</w:t>
+            </w:r>
+          </w:p>
+        </w:tc>
+        <w:tc>
+          <w:tcPr/>
+          <w:p>
+            <w:r>
+              <w:t xml:space="preserve">£59.99/cycle</w:t>
+            </w:r>
+          </w:p>
+        </w:tc>
+        <w:tc>
+          <w:tcPr/>
+          <w:p>
+            <w:r>
+              <w:t xml:space="preserve">120</w:t>
+            </w:r>
+          </w:p>
+        </w:tc>
+        <w:tc>
+          <w:tcPr/>
+          <w:p>
+            <w:r>
+              <w:t xml:space="preserve">£0.50</w:t>
+            </w:r>
+          </w:p>
+        </w:tc>
+        <w:tc>
+          <w:tcPr/>
+          <w:p>
+            <w:r>
+              <w:t xml:space="preserve">53% off (~£19.99/pack)</w:t>
+            </w:r>
+          </w:p>
+        </w:tc>
+        <w:tc>
+          <w:tcPr/>
+          <w:p>
+            <w:r>
+              <w:t xml:space="preserve">90-day money-back</w:t>
+            </w:r>
+          </w:p>
+        </w:tc>
+        <w:tc>
+          <w:tcPr/>
+          <w:p>
+            <w:r>
+              <w:rPr>
+                <w:b/>
+              </w:rPr>
+              <w:t xml:space="preserve">[Certain]</w:t>
+            </w:r>
+            <w:r>
+              <w:t xml:space="preserve"> </w:t>
+            </w:r>
+          </w:p>
+        </w:tc>
+        <w:tc>
+          <w:tcPr/>
+          <w:p>
+            <w:r>
+              <w:t xml:space="preserve">9 Jul 2026 ~13:00 UTC</w:t>
+            </w:r>
+          </w:p>
+        </w:tc>
+        <w:tc>
+          <w:tcPr/>
+          <w:p>
+            <w:r>
+              <w:t xml:space="preserve">Rendered PDP verified live.</w:t>
+            </w:r>
+          </w:p>
+        </w:tc>
+      </w:tr>
+      <w:tr>
+        <w:tc>
+          <w:tcPr/>
+          <w:p>
+            <w:r>
+              <w:t xml:space="preserve">RYZE Superfoods</w:t>
+            </w:r>
+          </w:p>
+        </w:tc>
+        <w:tc>
+          <w:tcPr/>
+          <w:p>
+            <w:r>
+              <w:t xml:space="preserve">Mushroom Coffee (single bag)</w:t>
+            </w:r>
+          </w:p>
+        </w:tc>
+        <w:tc>
+          <w:tcPr/>
+          <w:p>
+            <w:r>
+              <w:t xml:space="preserve">US</w:t>
+            </w:r>
+          </w:p>
+        </w:tc>
+        <w:tc>
+          <w:tcPr/>
+          <w:p>
+            <w:r>
+              <w:t xml:space="preserve">ryzesuperfoods.com</w:t>
+            </w:r>
+          </w:p>
+        </w:tc>
+        <w:tc>
+          <w:tcPr/>
+          <w:p>
+            <w:r>
+              <w:t xml:space="preserve">$45</w:t>
+            </w:r>
+          </w:p>
+        </w:tc>
+        <w:tc>
+          <w:tcPr/>
+          <w:p>
+            <w:r>
+              <w:t xml:space="preserve">$27</w:t>
+            </w:r>
+          </w:p>
+        </w:tc>
+        <w:tc>
+          <w:tcPr/>
+          <w:p>
+            <w:r>
+              <w:t xml:space="preserve">$36</w:t>
+            </w:r>
+          </w:p>
+        </w:tc>
+        <w:tc>
+          <w:tcPr/>
+          <w:p>
+            <w:r>
+              <w:t xml:space="preserve">-</w:t>
+            </w:r>
+          </w:p>
+        </w:tc>
+        <w:tc>
+          <w:tcPr/>
+          <w:p>
+            <w:r>
+              <w:t xml:space="preserve">$36</w:t>
+            </w:r>
+          </w:p>
+        </w:tc>
+        <w:tc>
+          <w:tcPr/>
+          <w:p>
+            <w:r>
+              <w:t xml:space="preserve">30</w:t>
+            </w:r>
+          </w:p>
+        </w:tc>
+        <w:tc>
+          <w:tcPr/>
+          <w:p>
+            <w:r>
+              <w:t xml:space="preserve">$0.90</w:t>
+            </w:r>
+          </w:p>
+        </w:tc>
+        <w:tc>
+          <w:tcPr/>
+          <w:p>
+            <w:r>
+              <w:t xml:space="preserve">Free tumbler, jar, magnet; free ship</w:t>
+            </w:r>
+          </w:p>
+        </w:tc>
+        <w:tc>
+          <w:tcPr/>
+          <w:p>
+            <w:r>
+              <w:t xml:space="preserve">30-day money-back</w:t>
+            </w:r>
+          </w:p>
+        </w:tc>
+        <w:tc>
+          <w:tcPr/>
+          <w:p>
+            <w:r>
+              <w:rPr>
+                <w:b/>
+              </w:rPr>
+              <w:t xml:space="preserve">[Certain]</w:t>
+            </w:r>
+            <w:r>
+              <w:t xml:space="preserve"> </w:t>
+            </w:r>
+          </w:p>
+        </w:tc>
+        <w:tc>
+          <w:tcPr/>
+          <w:p>
+            <w:r>
+              <w:t xml:space="preserve">9 Jul 2026 ~13:00 UTC</w:t>
+            </w:r>
+          </w:p>
+        </w:tc>
+        <w:tc>
+          <w:tcPr/>
+          <w:p>
+            <w:r>
+              <w:t xml:space="preserve">Rendered PDP; all fields verified.</w:t>
+            </w:r>
+          </w:p>
+        </w:tc>
+      </w:tr>
+      <w:tr>
+        <w:tc>
+          <w:tcPr/>
+          <w:p>
+            <w:r>
+              <w:t xml:space="preserve">RYZE Superfoods</w:t>
+            </w:r>
+          </w:p>
+        </w:tc>
+        <w:tc>
+          <w:tcPr/>
+          <w:p>
+            <w:r>
+              <w:t xml:space="preserve">Mushroom Coffee Starter Kit (2x)</w:t>
+            </w:r>
+          </w:p>
+        </w:tc>
+        <w:tc>
+          <w:tcPr/>
+          <w:p>
+            <w:r>
+              <w:t xml:space="preserve">US</w:t>
+            </w:r>
+          </w:p>
+        </w:tc>
+        <w:tc>
+          <w:tcPr/>
+          <w:p>
+            <w:r>
+              <w:t xml:space="preserve">ryzesuperfoods.com</w:t>
+            </w:r>
+          </w:p>
+        </w:tc>
+        <w:tc>
+          <w:tcPr/>
+          <w:p>
+            <w:r>
+              <w:t xml:space="preserve">$80</w:t>
+            </w:r>
+          </w:p>
+        </w:tc>
+        <w:tc>
+          <w:tcPr/>
+          <w:p>
+            <w:r>
+              <w:t xml:space="preserve">$49.50</w:t>
+            </w:r>
+          </w:p>
+        </w:tc>
+        <w:tc>
+          <w:tcPr/>
+          <w:p>
+            <w:r>
+              <w:t xml:space="preserve">$66</w:t>
+            </w:r>
+          </w:p>
+        </w:tc>
+        <w:tc>
+          <w:tcPr/>
+          <w:p>
+            <w:r>
+              <w:t xml:space="preserve">$49.50</w:t>
+            </w:r>
+          </w:p>
+        </w:tc>
+        <w:tc>
+          <w:tcPr/>
+          <w:p>
+            <w:r>
+              <w:t xml:space="preserve">$66</w:t>
+            </w:r>
+          </w:p>
+        </w:tc>
+        <w:tc>
+          <w:tcPr/>
+          <w:p>
+            <w:r>
+              <w:t xml:space="preserve">60</w:t>
+            </w:r>
+          </w:p>
+        </w:tc>
+        <w:tc>
+          <w:tcPr/>
+          <w:p>
+            <w:r>
+              <w:t xml:space="preserve">$0.83</w:t>
+            </w:r>
+          </w:p>
+        </w:tc>
+        <w:tc>
+          <w:tcPr/>
+          <w:p>
+            <w:r>
+              <w:t xml:space="preserve">+ free creamer &amp; gifts</w:t>
+            </w:r>
+          </w:p>
+        </w:tc>
+        <w:tc>
+          <w:tcPr/>
+          <w:p>
+            <w:r>
+              <w:t xml:space="preserve">30-day money-back</w:t>
+            </w:r>
+          </w:p>
+        </w:tc>
+        <w:tc>
+          <w:tcPr/>
+          <w:p>
+            <w:r>
+              <w:rPr>
+                <w:b/>
+              </w:rPr>
+              <w:t xml:space="preserve">[Certain]</w:t>
+            </w:r>
+            <w:r>
+              <w:t xml:space="preserve"> </w:t>
+            </w:r>
+          </w:p>
+        </w:tc>
+        <w:tc>
+          <w:tcPr/>
+          <w:p>
+            <w:r>
+              <w:t xml:space="preserve">9 Jul 2026 ~13:00 UTC</w:t>
+            </w:r>
+          </w:p>
+        </w:tc>
+        <w:tc>
+          <w:tcPr/>
+          <w:p>
+            <w:r>
+              <w:t xml:space="preserve">Ritual Set (60 serv) also $57.60 sale.</w:t>
+            </w:r>
+          </w:p>
+        </w:tc>
+      </w:tr>
+      <w:tr>
+        <w:tc>
+          <w:tcPr/>
+          <w:p>
+            <w:r>
+              <w:t xml:space="preserve">Everyday Dose</w:t>
+            </w:r>
+          </w:p>
+        </w:tc>
+        <w:tc>
+          <w:tcPr/>
+          <w:p>
+            <w:r>
+              <w:t xml:space="preserve">Coffee+ (30) + free starter kit + creamer</w:t>
+            </w:r>
+          </w:p>
+        </w:tc>
+        <w:tc>
+          <w:tcPr/>
+          <w:p>
+            <w:r>
+              <w:t xml:space="preserve">US</w:t>
+            </w:r>
+          </w:p>
+        </w:tc>
+        <w:tc>
+          <w:tcPr/>
+          <w:p>
+            <w:r>
+              <w:t xml:space="preserve">everydaydose.com</w:t>
+            </w:r>
+          </w:p>
+        </w:tc>
+        <w:tc>
+          <w:tcPr/>
+          <w:p>
+            <w:r>
+              <w:t xml:space="preserve">n/s</w:t>
+            </w:r>
+          </w:p>
+        </w:tc>
+        <w:tc>
+          <w:tcPr/>
+          <w:p>
+            <w:r>
+              <w:t xml:space="preserve">$65</w:t>
+            </w:r>
+          </w:p>
+        </w:tc>
+        <w:tc>
+          <w:tcPr/>
+          <w:p>
+            <w:r>
+              <w:t xml:space="preserve">n/v</w:t>
+            </w:r>
+          </w:p>
+        </w:tc>
+        <w:tc>
+          <w:tcPr/>
+          <w:p>
+            <w:r>
+              <w:t xml:space="preserve">$65 bundle</w:t>
+            </w:r>
+          </w:p>
+        </w:tc>
+        <w:tc>
+          <w:tcPr/>
+          <w:p>
+            <w:r>
+              <w:t xml:space="preserve">n/v</w:t>
+            </w:r>
+          </w:p>
+        </w:tc>
+        <w:tc>
+          <w:tcPr/>
+          <w:p>
+            <w:r>
+              <w:t xml:space="preserve">30</w:t>
+            </w:r>
+          </w:p>
+        </w:tc>
+        <w:tc>
+          <w:tcPr/>
+          <w:p>
+            <w:r>
+              <w:t xml:space="preserve">$2.17</w:t>
+            </w:r>
+          </w:p>
+        </w:tc>
+        <w:tc>
+          <w:tcPr/>
+          <w:p>
+            <w:r>
+              <w:t xml:space="preserve">Free starter kit + creamer</w:t>
+            </w:r>
+          </w:p>
+        </w:tc>
+        <w:tc>
+          <w:tcPr/>
+          <w:p>
+            <w:r>
+              <w:t xml:space="preserve">n/v</w:t>
+            </w:r>
+          </w:p>
+        </w:tc>
+        <w:tc>
+          <w:tcPr/>
+          <w:p>
+            <w:r>
+              <w:rPr>
+                <w:b/>
+              </w:rPr>
+              <w:t xml:space="preserve">[Likely]</w:t>
+            </w:r>
+            <w:r>
+              <w:t xml:space="preserve"> </w:t>
+            </w:r>
+          </w:p>
+        </w:tc>
+        <w:tc>
+          <w:tcPr/>
+          <w:p>
+            <w:r>
+              <w:t xml:space="preserve">9 Jul 2026 ~13:00 UTC</w:t>
+            </w:r>
+          </w:p>
+        </w:tc>
+        <w:tc>
+          <w:tcPr/>
+          <w:p>
+            <w:r>
+              <w:t xml:space="preserve">HTML 403; price+servings from products.json.</w:t>
+            </w:r>
+          </w:p>
+        </w:tc>
+      </w:tr>
+      <w:tr>
+        <w:tc>
+          <w:tcPr/>
+          <w:p>
+            <w:r>
+              <w:t xml:space="preserve">MUD\WTR</w:t>
+            </w:r>
+          </w:p>
+        </w:tc>
+        <w:tc>
+          <w:tcPr/>
+          <w:p>
+            <w:r>
+              <w:t xml:space="preserve">:rise Original Starter Kit (90)</w:t>
+            </w:r>
+          </w:p>
+        </w:tc>
+        <w:tc>
+          <w:tcPr/>
+          <w:p>
+            <w:r>
+              <w:t xml:space="preserve">US</w:t>
+            </w:r>
+          </w:p>
+        </w:tc>
+        <w:tc>
+          <w:tcPr/>
+          <w:p>
+            <w:r>
+              <w:t xml:space="preserve">mudwtr.com</w:t>
+            </w:r>
+          </w:p>
+        </w:tc>
+        <w:tc>
+          <w:tcPr/>
+          <w:p>
+            <w:r>
+              <w:t xml:space="preserve">n/s</w:t>
+            </w:r>
+          </w:p>
+        </w:tc>
+        <w:tc>
+          <w:tcPr/>
+          <w:p>
+            <w:r>
+              <w:t xml:space="preserve">$145</w:t>
+            </w:r>
+          </w:p>
+        </w:tc>
+        <w:tc>
+          <w:tcPr/>
+          <w:p>
+            <w:r>
+              <w:t xml:space="preserve">$99.99</w:t>
+            </w:r>
+          </w:p>
+        </w:tc>
+        <w:tc>
+          <w:tcPr/>
+          <w:p>
+            <w:r>
+              <w:t xml:space="preserve">$145</w:t>
+            </w:r>
+          </w:p>
+        </w:tc>
+        <w:tc>
+          <w:tcPr/>
+          <w:p>
+            <w:r>
+              <w:t xml:space="preserve">$99.99/cycle</w:t>
+            </w:r>
+          </w:p>
+        </w:tc>
+        <w:tc>
+          <w:tcPr/>
+          <w:p>
+            <w:r>
+              <w:t xml:space="preserve">90</w:t>
+            </w:r>
+          </w:p>
+        </w:tc>
+        <w:tc>
+          <w:tcPr/>
+          <w:p>
+            <w:r>
+              <w:t xml:space="preserve">$1.61 / $1.11 sub</w:t>
+            </w:r>
+          </w:p>
+        </w:tc>
+        <w:tc>
+          <w:tcPr/>
+          <w:p>
+            <w:r>
+              <w:t xml:space="preserve">Frother + guide</w:t>
+            </w:r>
+          </w:p>
+        </w:tc>
+        <w:tc>
+          <w:tcPr/>
+          <w:p>
+            <w:r>
+              <w:t xml:space="preserve">n/v</w:t>
+            </w:r>
+          </w:p>
+        </w:tc>
+        <w:tc>
+          <w:tcPr/>
+          <w:p>
+            <w:r>
+              <w:rPr>
+                <w:b/>
+              </w:rPr>
+              <w:t xml:space="preserve">[Likely]</w:t>
+            </w:r>
+            <w:r>
+              <w:t xml:space="preserve"> </w:t>
+            </w:r>
+          </w:p>
+        </w:tc>
+        <w:tc>
+          <w:tcPr/>
+          <w:p>
+            <w:r>
+              <w:t xml:space="preserve">9 Jul 2026 ~13:00 UTC</w:t>
+            </w:r>
+          </w:p>
+        </w:tc>
+        <w:tc>
+          <w:tcPr/>
+          <w:p>
+            <w:r>
+              <w:t xml:space="preserve">Price from .json, sub % from .js; HTML 429.</w:t>
+            </w:r>
+          </w:p>
+        </w:tc>
+      </w:tr>
+      <w:tr>
+        <w:tc>
+          <w:tcPr/>
+          <w:p>
+            <w:r>
+              <w:t xml:space="preserve">MUD\WTR</w:t>
+            </w:r>
+          </w:p>
+        </w:tc>
+        <w:tc>
+          <w:tcPr/>
+          <w:p>
+            <w:r>
+              <w:t xml:space="preserve">Coffee Refill Bag (30)</w:t>
+            </w:r>
+          </w:p>
+        </w:tc>
+        <w:tc>
+          <w:tcPr/>
+          <w:p>
+            <w:r>
+              <w:t xml:space="preserve">US</w:t>
+            </w:r>
+          </w:p>
+        </w:tc>
+        <w:tc>
+          <w:tcPr/>
+          <w:p>
+            <w:r>
+              <w:t xml:space="preserve">mudwtr.com</w:t>
+            </w:r>
+          </w:p>
+        </w:tc>
+        <w:tc>
+          <w:tcPr/>
+          <w:p>
+            <w:r>
+              <w:t xml:space="preserve">n/s</w:t>
+            </w:r>
+          </w:p>
+        </w:tc>
+        <w:tc>
+          <w:tcPr/>
+          <w:p>
+            <w:r>
+              <w:t xml:space="preserve">$40</w:t>
+            </w:r>
+          </w:p>
+        </w:tc>
+        <w:tc>
+          <w:tcPr/>
+          <w:p>
+            <w:r>
+              <w:t xml:space="preserve">n/v</w:t>
+            </w:r>
+          </w:p>
+        </w:tc>
+        <w:tc>
+          <w:tcPr/>
+          <w:p>
+            <w:r>
+              <w:t xml:space="preserve">-</w:t>
+            </w:r>
+          </w:p>
+        </w:tc>
+        <w:tc>
+          <w:tcPr/>
+          <w:p>
+            <w:r>
+              <w:t xml:space="preserve">$40</w:t>
+            </w:r>
+          </w:p>
+        </w:tc>
+        <w:tc>
+          <w:tcPr/>
+          <w:p>
+            <w:r>
+              <w:t xml:space="preserve">30</w:t>
+            </w:r>
+          </w:p>
+        </w:tc>
+        <w:tc>
+          <w:tcPr/>
+          <w:p>
+            <w:r>
+              <w:t xml:space="preserve">$1.33</w:t>
+            </w:r>
+          </w:p>
+        </w:tc>
+        <w:tc>
+          <w:tcPr/>
+          <w:p>
+            <w:r>
+              <w:t xml:space="preserve">-</w:t>
+            </w:r>
+          </w:p>
+        </w:tc>
+        <w:tc>
+          <w:tcPr/>
+          <w:p>
+            <w:r>
+              <w:t xml:space="preserve">n/v</w:t>
+            </w:r>
+          </w:p>
+        </w:tc>
+        <w:tc>
+          <w:tcPr/>
+          <w:p>
+            <w:r>
+              <w:rPr>
+                <w:b/>
+              </w:rPr>
+              <w:t xml:space="preserve">[Likely]</w:t>
+            </w:r>
+            <w:r>
+              <w:t xml:space="preserve"> </w:t>
+            </w:r>
+          </w:p>
+        </w:tc>
+        <w:tc>
+          <w:tcPr/>
+          <w:p>
+            <w:r>
+              <w:t xml:space="preserve">9 Jul 2026 ~13:00 UTC</w:t>
+            </w:r>
+          </w:p>
+        </w:tc>
+        <w:tc>
+          <w:tcPr/>
+          <w:p>
+            <w:r>
+              <w:t xml:space="preserve">Coffee-flavour refill (not masala).</w:t>
+            </w:r>
+          </w:p>
+        </w:tc>
+      </w:tr>
+      <w:tr>
+        <w:tc>
+          <w:tcPr/>
+          <w:p>
+            <w:r>
+              <w:t xml:space="preserve">Four Sigmatic</w:t>
+            </w:r>
+          </w:p>
+        </w:tc>
+        <w:tc>
+          <w:tcPr/>
+          <w:p>
+            <w:r>
+              <w:t xml:space="preserve">Original Mushroom Coffee (instant)</w:t>
+            </w:r>
+          </w:p>
+        </w:tc>
+        <w:tc>
+          <w:tcPr/>
+          <w:p>
+            <w:r>
+              <w:t xml:space="preserve">US</w:t>
+            </w:r>
+          </w:p>
+        </w:tc>
+        <w:tc>
+          <w:tcPr/>
+          <w:p>
+            <w:r>
+              <w:t xml:space="preserve">us.foursigmatic.com</w:t>
+            </w:r>
+          </w:p>
+        </w:tc>
+        <w:tc>
+          <w:tcPr/>
+          <w:p>
+            <w:r>
+              <w:t xml:space="preserve">$50</w:t>
+            </w:r>
+          </w:p>
+        </w:tc>
+        <w:tc>
+          <w:tcPr/>
+          <w:p>
+            <w:r>
+              <w:t xml:space="preserve">$50</w:t>
+            </w:r>
+          </w:p>
+        </w:tc>
+        <w:tc>
+          <w:tcPr/>
+          <w:p>
+            <w:r>
+              <w:t xml:space="preserve">$40</w:t>
+            </w:r>
+          </w:p>
+        </w:tc>
+        <w:tc>
+          <w:tcPr/>
+          <w:p>
+            <w:r>
+              <w:t xml:space="preserve">$35 (1st)</w:t>
+            </w:r>
+          </w:p>
+        </w:tc>
+        <w:tc>
+          <w:tcPr/>
+          <w:p>
+            <w:r>
+              <w:t xml:space="preserve">$40</w:t>
+            </w:r>
+          </w:p>
+        </w:tc>
+        <w:tc>
+          <w:tcPr/>
+          <w:p>
+            <w:r>
+              <w:t xml:space="preserve">30</w:t>
+            </w:r>
+          </w:p>
+        </w:tc>
+        <w:tc>
+          <w:tcPr/>
+          <w:p>
+            <w:r>
+              <w:t xml:space="preserve">$1.67 / $1.33 sub</w:t>
+            </w:r>
+          </w:p>
+        </w:tc>
+        <w:tc>
+          <w:tcPr/>
+          <w:p>
+            <w:r>
+              <w:t xml:space="preserve">Subscribe &amp; Save</w:t>
+            </w:r>
+          </w:p>
+        </w:tc>
+        <w:tc>
+          <w:tcPr/>
+          <w:p>
+            <w:r>
+              <w:t xml:space="preserve">n/v</w:t>
+            </w:r>
+          </w:p>
+        </w:tc>
+        <w:tc>
+          <w:tcPr/>
+          <w:p>
+            <w:r>
+              <w:rPr>
+                <w:b/>
+              </w:rPr>
+              <w:t xml:space="preserve">[Likely]</w:t>
+            </w:r>
+            <w:r>
+              <w:t xml:space="preserve"> </w:t>
+            </w:r>
+          </w:p>
+        </w:tc>
+        <w:tc>
+          <w:tcPr/>
+          <w:p>
+            <w:r>
+              <w:t xml:space="preserve">9 Jul 2026 ~13:00 UTC</w:t>
+            </w:r>
+          </w:p>
+        </w:tc>
+        <w:tc>
+          <w:tcPr/>
+          <w:p>
+            <w:r>
+              <w:t xml:space="preserve">Geo-redirect; price .json, sub % .js; HTML 429.</w:t>
+            </w:r>
+          </w:p>
+        </w:tc>
+      </w:tr>
+      <w:tr>
+        <w:tc>
+          <w:tcPr/>
+          <w:p>
+            <w:r>
+              <w:t xml:space="preserve">Four Sigmatic</w:t>
+            </w:r>
+          </w:p>
+        </w:tc>
+        <w:tc>
+          <w:tcPr/>
+          <w:p>
+            <w:r>
+              <w:t xml:space="preserve">Mushroom Coffee Starter Kit</w:t>
+            </w:r>
+          </w:p>
+        </w:tc>
+        <w:tc>
+          <w:tcPr/>
+          <w:p>
+            <w:r>
+              <w:t xml:space="preserve">US</w:t>
+            </w:r>
+          </w:p>
+        </w:tc>
+        <w:tc>
+          <w:tcPr/>
+          <w:p>
+            <w:r>
+              <w:t xml:space="preserve">us.foursigmatic.com</w:t>
+            </w:r>
+          </w:p>
+        </w:tc>
+        <w:tc>
+          <w:tcPr/>
+          <w:p>
+            <w:r>
+              <w:t xml:space="preserve">$80</w:t>
+            </w:r>
+          </w:p>
+        </w:tc>
+        <w:tc>
+          <w:tcPr/>
+          <w:p>
+            <w:r>
+              <w:t xml:space="preserve">$80</w:t>
+            </w:r>
+          </w:p>
+        </w:tc>
+        <w:tc>
+          <w:tcPr/>
+          <w:p>
+            <w:r>
+              <w:t xml:space="preserve">n/v</w:t>
+            </w:r>
+          </w:p>
+        </w:tc>
+        <w:tc>
+          <w:tcPr/>
+          <w:p>
+            <w:r>
+              <w:t xml:space="preserve">$80</w:t>
+            </w:r>
+          </w:p>
+        </w:tc>
+        <w:tc>
+          <w:tcPr/>
+          <w:p>
+            <w:r>
+              <w:t xml:space="preserve">-</w:t>
+            </w:r>
+          </w:p>
+        </w:tc>
+        <w:tc>
+          <w:tcPr/>
+          <w:p>
+            <w:r>
+              <w:t xml:space="preserve">~30 + gear</w:t>
+            </w:r>
+          </w:p>
+        </w:tc>
+        <w:tc>
+          <w:tcPr/>
+          <w:p>
+            <w:r>
+              <w:t xml:space="preserve">~$2.67</w:t>
+            </w:r>
+          </w:p>
+        </w:tc>
+        <w:tc>
+          <w:tcPr/>
+          <w:p>
+            <w:r>
+              <w:t xml:space="preserve">Kit + accessories</w:t>
+            </w:r>
+          </w:p>
+        </w:tc>
+        <w:tc>
+          <w:tcPr/>
+          <w:p>
+            <w:r>
+              <w:t xml:space="preserve">n/v</w:t>
+            </w:r>
+          </w:p>
+        </w:tc>
+        <w:tc>
+          <w:tcPr/>
+          <w:p>
+            <w:r>
+              <w:rPr>
+                <w:b/>
+              </w:rPr>
+              <w:t xml:space="preserve">[Likely]</w:t>
+            </w:r>
+            <w:r>
+              <w:t xml:space="preserve"> </w:t>
+            </w:r>
+          </w:p>
+        </w:tc>
+        <w:tc>
+          <w:tcPr/>
+          <w:p>
+            <w:r>
+              <w:t xml:space="preserve">9 Jul 2026 ~13:00 UTC</w:t>
+            </w:r>
+          </w:p>
+        </w:tc>
+        <w:tc>
+          <w:tcPr/>
+          <w:p>
+            <w:r>
+              <w:t xml:space="preserve">Kit contents/servings not in feed.</w:t>
+            </w:r>
+          </w:p>
+        </w:tc>
+      </w:tr>
+      <w:tr>
+        <w:tc>
+          <w:tcPr/>
+          <w:p>
+            <w:r>
+              <w:t xml:space="preserve">Laird Superfood</w:t>
+            </w:r>
+          </w:p>
+        </w:tc>
+        <w:tc>
+          <w:tcPr/>
+          <w:p>
+            <w:r>
+              <w:t xml:space="preserve">PERFORM Mushroom Coffee (ground, 12oz)</w:t>
+            </w:r>
+          </w:p>
+        </w:tc>
+        <w:tc>
+          <w:tcPr/>
+          <w:p>
+            <w:r>
+              <w:t xml:space="preserve">US</w:t>
+            </w:r>
+          </w:p>
+        </w:tc>
+        <w:tc>
+          <w:tcPr/>
+          <w:p>
+            <w:r>
+              <w:t xml:space="preserve">lairdsuperfood.com</w:t>
+            </w:r>
+          </w:p>
+        </w:tc>
+        <w:tc>
+          <w:tcPr/>
+          <w:p>
+            <w:r>
+              <w:t xml:space="preserve">n/s</w:t>
+            </w:r>
+          </w:p>
+        </w:tc>
+        <w:tc>
+          <w:tcPr/>
+          <w:p>
+            <w:r>
+              <w:t xml:space="preserve">$20</w:t>
+            </w:r>
+          </w:p>
+        </w:tc>
+        <w:tc>
+          <w:tcPr/>
+          <w:p>
+            <w:r>
+              <w:t xml:space="preserve">$16</w:t>
+            </w:r>
+          </w:p>
+        </w:tc>
+        <w:tc>
+          <w:tcPr/>
+          <w:p>
+            <w:r>
+              <w:t xml:space="preserve">-</w:t>
+            </w:r>
+          </w:p>
+        </w:tc>
+        <w:tc>
+          <w:tcPr/>
+          <w:p>
+            <w:r>
+              <w:t xml:space="preserve">$16</w:t>
+            </w:r>
+          </w:p>
+        </w:tc>
+        <w:tc>
+          <w:tcPr/>
+          <w:p>
+            <w:r>
+              <w:t xml:space="preserve">n/v</w:t>
+            </w:r>
+          </w:p>
+        </w:tc>
+        <w:tc>
+          <w:tcPr/>
+          <w:p>
+            <w:r>
+              <w:t xml:space="preserve">n/v</w:t>
+            </w:r>
+          </w:p>
+        </w:tc>
+        <w:tc>
+          <w:tcPr/>
+          <w:p>
+            <w:r>
+              <w:t xml:space="preserve">Sub 20%; 4-pack $76</w:t>
+            </w:r>
+          </w:p>
+        </w:tc>
+        <w:tc>
+          <w:tcPr/>
+          <w:p>
+            <w:r>
+              <w:t xml:space="preserve">n/v</w:t>
+            </w:r>
+          </w:p>
+        </w:tc>
+        <w:tc>
+          <w:tcPr/>
+          <w:p>
+            <w:r>
+              <w:rPr>
+                <w:b/>
+              </w:rPr>
+              <w:t xml:space="preserve">[Likely]</w:t>
+            </w:r>
+            <w:r>
+              <w:t xml:space="preserve"> </w:t>
+            </w:r>
+          </w:p>
+        </w:tc>
+        <w:tc>
+          <w:tcPr/>
+          <w:p>
+            <w:r>
+              <w:t xml:space="preserve">9 Jul 2026 ~13:00 UTC</w:t>
+            </w:r>
+          </w:p>
+        </w:tc>
+        <w:tc>
+          <w:tcPr/>
+          <w:p>
+            <w:r>
+              <w:t xml:space="preserve">Ground (not instant); servings not published.</w:t>
+            </w:r>
+          </w:p>
+        </w:tc>
+      </w:tr>
+      <w:tr>
+        <w:tc>
+          <w:tcPr/>
+          <w:p>
+            <w:r>
+              <w:t xml:space="preserve">AG1 (Athletic Greens)</w:t>
+            </w:r>
+          </w:p>
+        </w:tc>
+        <w:tc>
+          <w:tcPr/>
+          <w:p>
+            <w:r>
+              <w:t xml:space="preserve">AG1 powder (30-day) + Welcome Kit</w:t>
+            </w:r>
+          </w:p>
+        </w:tc>
+        <w:tc>
+          <w:tcPr/>
+          <w:p>
+            <w:r>
+              <w:t xml:space="preserve">US</w:t>
+            </w:r>
+          </w:p>
+        </w:tc>
+        <w:tc>
+          <w:tcPr/>
+          <w:p>
+            <w:r>
+              <w:t xml:space="preserve">drinkag1.com</w:t>
+            </w:r>
+          </w:p>
+        </w:tc>
+        <w:tc>
+          <w:tcPr/>
+          <w:p>
+            <w:r>
+              <w:t xml:space="preserve">$99</w:t>
+            </w:r>
+          </w:p>
+        </w:tc>
+        <w:tc>
+          <w:tcPr/>
+          <w:p>
+            <w:r>
+              <w:t xml:space="preserve">$99</w:t>
+            </w:r>
+          </w:p>
+        </w:tc>
+        <w:tc>
+          <w:tcPr/>
+          <w:p>
+            <w:r>
+              <w:t xml:space="preserve">$79/mo</w:t>
+            </w:r>
+          </w:p>
+        </w:tc>
+        <w:tc>
+          <w:tcPr/>
+          <w:p>
+            <w:r>
+              <w:t xml:space="preserve">-</w:t>
+            </w:r>
+          </w:p>
+        </w:tc>
+        <w:tc>
+          <w:tcPr/>
+          <w:p>
+            <w:r>
+              <w:t xml:space="preserve">$79/mo</w:t>
+            </w:r>
+          </w:p>
+        </w:tc>
+        <w:tc>
+          <w:tcPr/>
+          <w:p>
+            <w:r>
+              <w:t xml:space="preserve">30</w:t>
+            </w:r>
+          </w:p>
+        </w:tc>
+        <w:tc>
+          <w:tcPr/>
+          <w:p>
+            <w:r>
+              <w:t xml:space="preserve">$3.30 / $2.63 sub</w:t>
+            </w:r>
+          </w:p>
+        </w:tc>
+        <w:tc>
+          <w:tcPr/>
+          <w:p>
+            <w:r>
+              <w:t xml:space="preserve">Welcome kit: 5 packs, shaker, D3+K2</w:t>
+            </w:r>
+          </w:p>
+        </w:tc>
+        <w:tc>
+          <w:tcPr/>
+          <w:p>
+            <w:r>
+              <w:t xml:space="preserve">90-day money-back</w:t>
+            </w:r>
+          </w:p>
+        </w:tc>
+        <w:tc>
+          <w:tcPr/>
+          <w:p>
+            <w:r>
+              <w:rPr>
+                <w:b/>
+              </w:rPr>
+              <w:t xml:space="preserve">[Likely]</w:t>
+            </w:r>
+            <w:r>
+              <w:t xml:space="preserve"> </w:t>
+            </w:r>
+          </w:p>
+        </w:tc>
+        <w:tc>
+          <w:tcPr/>
+          <w:p>
+            <w:r>
+              <w:t xml:space="preserve">9 Jul 2026 ~13:00 UTC</w:t>
+            </w:r>
+          </w:p>
+        </w:tc>
+        <w:tc>
+          <w:tcPr/>
+          <w:p>
+            <w:r>
+              <w:t xml:space="preserve">NEEDS MANUAL VERIFICATION - site 429/bot-walled on every path; figures are snippet-sourced, not a live fetch.</w:t>
+            </w:r>
+          </w:p>
+        </w:tc>
+      </w:tr>
+      <w:tr>
+        <w:tc>
+          <w:tcPr/>
+          <w:p>
+            <w:r>
+              <w:t xml:space="preserve">Gruns</w:t>
+            </w:r>
+          </w:p>
+        </w:tc>
+        <w:tc>
+          <w:tcPr/>
+          <w:p>
+            <w:r>
+              <w:t xml:space="preserve">Gruns Low Sugar (28 packs)</w:t>
+            </w:r>
+          </w:p>
+        </w:tc>
+        <w:tc>
+          <w:tcPr/>
+          <w:p>
+            <w:r>
+              <w:t xml:space="preserve">US</w:t>
+            </w:r>
+          </w:p>
+        </w:tc>
+        <w:tc>
+          <w:tcPr/>
+          <w:p>
+            <w:r>
+              <w:t xml:space="preserve">gruns.co</w:t>
+            </w:r>
+          </w:p>
+        </w:tc>
+        <w:tc>
+          <w:tcPr/>
+          <w:p>
+            <w:r>
+              <w:t xml:space="preserve">$79.99</w:t>
+            </w:r>
+          </w:p>
+        </w:tc>
+        <w:tc>
+          <w:tcPr/>
+          <w:p>
+            <w:r>
+              <w:t xml:space="preserve">$79.99</w:t>
+            </w:r>
+          </w:p>
+        </w:tc>
+        <w:tc>
+          <w:tcPr/>
+          <w:p>
+            <w:r>
+              <w:t xml:space="preserve">~$55.99</w:t>
+            </w:r>
+          </w:p>
+        </w:tc>
+        <w:tc>
+          <w:tcPr/>
+          <w:p>
+            <w:r>
+              <w:t xml:space="preserve">$59.99 (1st)</w:t>
+            </w:r>
+          </w:p>
+        </w:tc>
+        <w:tc>
+          <w:tcPr/>
+          <w:p>
+            <w:r>
+              <w:t xml:space="preserve">~$55.99</w:t>
+            </w:r>
+          </w:p>
+        </w:tc>
+        <w:tc>
+          <w:tcPr/>
+          <w:p>
+            <w:r>
+              <w:t xml:space="preserve">28</w:t>
+            </w:r>
+          </w:p>
+        </w:tc>
+        <w:tc>
+          <w:tcPr/>
+          <w:p>
+            <w:r>
+              <w:t xml:space="preserve">$2.86 / $2.14</w:t>
+            </w:r>
+          </w:p>
+        </w:tc>
+        <w:tc>
+          <w:tcPr/>
+          <w:p>
+            <w:r>
+              <w:t xml:space="preserve">$20 off 1st; 30% off sub</w:t>
+            </w:r>
+          </w:p>
+        </w:tc>
+        <w:tc>
+          <w:tcPr/>
+          <w:p>
+            <w:r>
+              <w:t xml:space="preserve">30-day</w:t>
+            </w:r>
+          </w:p>
+        </w:tc>
+        <w:tc>
+          <w:tcPr/>
+          <w:p>
+            <w:r>
+              <w:rPr>
+                <w:b/>
+              </w:rPr>
+              <w:t xml:space="preserve">[Likely]</w:t>
+            </w:r>
+            <w:r>
+              <w:t xml:space="preserve"> </w:t>
+            </w:r>
+          </w:p>
+        </w:tc>
+        <w:tc>
+          <w:tcPr/>
+          <w:p>
+            <w:r>
+              <w:t xml:space="preserve">9 Jul 2026 ~13:00 UTC</w:t>
+            </w:r>
+          </w:p>
+        </w:tc>
+        <w:tc>
+          <w:tcPr/>
+          <w:p>
+            <w:r>
+              <w:t xml:space="preserve">One-time .json; sub computed from on-page badge.</w:t>
+            </w:r>
+          </w:p>
+        </w:tc>
+      </w:tr>
+      <w:tr>
+        <w:tc>
+          <w:tcPr/>
+          <w:p>
+            <w:r>
+              <w:t xml:space="preserve">Bloom Nutrition</w:t>
+            </w:r>
+          </w:p>
+        </w:tc>
+        <w:tc>
+          <w:tcPr/>
+          <w:p>
+            <w:r>
+              <w:t xml:space="preserve">Greens &amp; Superfoods (30ct)</w:t>
+            </w:r>
+          </w:p>
+        </w:tc>
+        <w:tc>
+          <w:tcPr/>
+          <w:p>
+            <w:r>
+              <w:t xml:space="preserve">US</w:t>
+            </w:r>
+          </w:p>
+        </w:tc>
+        <w:tc>
+          <w:tcPr/>
+          <w:p>
+            <w:r>
+              <w:t xml:space="preserve">bloomnu.com</w:t>
+            </w:r>
+          </w:p>
+        </w:tc>
+        <w:tc>
+          <w:tcPr/>
+          <w:p>
+            <w:r>
+              <w:t xml:space="preserve">$33.99</w:t>
+            </w:r>
+          </w:p>
+        </w:tc>
+        <w:tc>
+          <w:tcPr/>
+          <w:p>
+            <w:r>
+              <w:t xml:space="preserve">$33.99</w:t>
+            </w:r>
+          </w:p>
+        </w:tc>
+        <w:tc>
+          <w:tcPr/>
+          <w:p>
+            <w:r>
+              <w:t xml:space="preserve">$30.59</w:t>
+            </w:r>
+          </w:p>
+        </w:tc>
+        <w:tc>
+          <w:tcPr/>
+          <w:p>
+            <w:r>
+              <w:t xml:space="preserve">-</w:t>
+            </w:r>
+          </w:p>
+        </w:tc>
+        <w:tc>
+          <w:tcPr/>
+          <w:p>
+            <w:r>
+              <w:t xml:space="preserve">$30.59</w:t>
+            </w:r>
+          </w:p>
+        </w:tc>
+        <w:tc>
+          <w:tcPr/>
+          <w:p>
+            <w:r>
+              <w:t xml:space="preserve">30</w:t>
+            </w:r>
+          </w:p>
+        </w:tc>
+        <w:tc>
+          <w:tcPr/>
+          <w:p>
+            <w:r>
+              <w:t xml:space="preserve">$1.13 / $1.02</w:t>
+            </w:r>
+          </w:p>
+        </w:tc>
+        <w:tc>
+          <w:tcPr/>
+          <w:p>
+            <w:r>
+              <w:t xml:space="preserve">Promo codes; sub 10% off</w:t>
+            </w:r>
+          </w:p>
+        </w:tc>
+        <w:tc>
+          <w:tcPr/>
+          <w:p>
+            <w:r>
+              <w:t xml:space="preserve">n/v</w:t>
+            </w:r>
+          </w:p>
+        </w:tc>
+        <w:tc>
+          <w:tcPr/>
+          <w:p>
+            <w:r>
+              <w:rPr>
+                <w:b/>
+              </w:rPr>
+              <w:t xml:space="preserve">[Certain]</w:t>
+            </w:r>
+            <w:r>
+              <w:t xml:space="preserve"> </w:t>
+            </w:r>
+          </w:p>
+        </w:tc>
+        <w:tc>
+          <w:tcPr/>
+          <w:p>
+            <w:r>
+              <w:t xml:space="preserve">9 Jul 2026 ~13:00 UTC</w:t>
+            </w:r>
+          </w:p>
+        </w:tc>
+        <w:tc>
+          <w:tcPr/>
+          <w:p>
+            <w:r>
+              <w:t xml:space="preserve">Sub price confirmed in PDP JSON.</w:t>
+            </w:r>
+          </w:p>
+        </w:tc>
+      </w:tr>
+      <w:tr>
+        <w:tc>
+          <w:tcPr/>
+          <w:p>
+            <w:r>
+              <w:t xml:space="preserve">Huel</w:t>
+            </w:r>
+          </w:p>
+        </w:tc>
+        <w:tc>
+          <w:tcPr/>
+          <w:p>
+            <w:r>
+              <w:t xml:space="preserve">Huel Daily Greens</w:t>
+            </w:r>
+          </w:p>
+        </w:tc>
+        <w:tc>
+          <w:tcPr/>
+          <w:p>
+            <w:r>
+              <w:t xml:space="preserve">US</w:t>
+            </w:r>
+          </w:p>
+        </w:tc>
+        <w:tc>
+          <w:tcPr/>
+          <w:p>
+            <w:r>
+              <w:t xml:space="preserve">huel.com</w:t>
+            </w:r>
+          </w:p>
+        </w:tc>
+        <w:tc>
+          <w:tcPr/>
+          <w:p>
+            <w:r>
+              <w:t xml:space="preserve">n/s</w:t>
+            </w:r>
+          </w:p>
+        </w:tc>
+        <w:tc>
+          <w:tcPr/>
+          <w:p>
+            <w:r>
+              <w:t xml:space="preserve">$56.50</w:t>
+            </w:r>
+          </w:p>
+        </w:tc>
+        <w:tc>
+          <w:tcPr/>
+          <w:p>
+            <w:r>
+              <w:t xml:space="preserve">$45</w:t>
+            </w:r>
+          </w:p>
+        </w:tc>
+        <w:tc>
+          <w:tcPr/>
+          <w:p>
+            <w:r>
+              <w:t xml:space="preserve">-</w:t>
+            </w:r>
+          </w:p>
+        </w:tc>
+        <w:tc>
+          <w:tcPr/>
+          <w:p>
+            <w:r>
+              <w:t xml:space="preserve">$45</w:t>
+            </w:r>
+          </w:p>
+        </w:tc>
+        <w:tc>
+          <w:tcPr/>
+          <w:p>
+            <w:r>
+              <w:t xml:space="preserve">30</w:t>
+            </w:r>
+          </w:p>
+        </w:tc>
+        <w:tc>
+          <w:tcPr/>
+          <w:p>
+            <w:r>
+              <w:t xml:space="preserve">$1.88 / $1.50</w:t>
+            </w:r>
+          </w:p>
+        </w:tc>
+        <w:tc>
+          <w:tcPr/>
+          <w:p>
+            <w:r>
+              <w:t xml:space="preserve">Free bottle + t-shirt</w:t>
+            </w:r>
+          </w:p>
+        </w:tc>
+        <w:tc>
+          <w:tcPr/>
+          <w:p>
+            <w:r>
+              <w:t xml:space="preserve">Love-it money-back</w:t>
+            </w:r>
+          </w:p>
+        </w:tc>
+        <w:tc>
+          <w:tcPr/>
+          <w:p>
+            <w:r>
+              <w:rPr>
+                <w:b/>
+              </w:rPr>
+              <w:t xml:space="preserve">[Certain]</w:t>
+            </w:r>
+            <w:r>
+              <w:t xml:space="preserve"> </w:t>
+            </w:r>
+          </w:p>
+        </w:tc>
+        <w:tc>
+          <w:tcPr/>
+          <w:p>
+            <w:r>
+              <w:t xml:space="preserve">9 Jul 2026 ~13:00 UTC</w:t>
+            </w:r>
+          </w:p>
+        </w:tc>
+        <w:tc>
+          <w:tcPr/>
+          <w:p>
+            <w:r>
+              <w:t xml:space="preserve">Rendered PDP verified live.</w:t>
+            </w:r>
+          </w:p>
+        </w:tc>
+      </w:tr>
+      <w:tr>
+        <w:tc>
+          <w:tcPr/>
+          <w:p>
+            <w:r>
+              <w:t xml:space="preserve">Ka'Chava</w:t>
+            </w:r>
+          </w:p>
+        </w:tc>
+        <w:tc>
+          <w:tcPr/>
+          <w:p>
+            <w:r>
+              <w:t xml:space="preserve">Whole Body Meal Shake (Chocolate)</w:t>
+            </w:r>
+          </w:p>
+        </w:tc>
+        <w:tc>
+          <w:tcPr/>
+          <w:p>
+            <w:r>
+              <w:t xml:space="preserve">US</w:t>
+            </w:r>
+          </w:p>
+        </w:tc>
+        <w:tc>
+          <w:tcPr/>
+          <w:p>
+            <w:r>
+              <w:t xml:space="preserve">kachava.com</w:t>
+            </w:r>
+          </w:p>
+        </w:tc>
+        <w:tc>
+          <w:tcPr/>
+          <w:p>
+            <w:r>
+              <w:t xml:space="preserve">n/s</w:t>
+            </w:r>
+          </w:p>
+        </w:tc>
+        <w:tc>
+          <w:tcPr/>
+          <w:p>
+            <w:r>
+              <w:t xml:space="preserve">$59.95</w:t>
+            </w:r>
+          </w:p>
+        </w:tc>
+        <w:tc>
+          <w:tcPr/>
+          <w:p>
+            <w:r>
+              <w:t xml:space="preserve">~$50.96</w:t>
+            </w:r>
+          </w:p>
+        </w:tc>
+        <w:tc>
+          <w:tcPr/>
+          <w:p>
+            <w:r>
+              <w:t xml:space="preserve">-</w:t>
+            </w:r>
+          </w:p>
+        </w:tc>
+        <w:tc>
+          <w:tcPr/>
+          <w:p>
+            <w:r>
+              <w:t xml:space="preserve">~$50.96 (15% off)</w:t>
+            </w:r>
+          </w:p>
+        </w:tc>
+        <w:tc>
+          <w:tcPr/>
+          <w:p>
+            <w:r>
+              <w:t xml:space="preserve">15</w:t>
+            </w:r>
+          </w:p>
+        </w:tc>
+        <w:tc>
+          <w:tcPr/>
+          <w:p>
+            <w:r>
+              <w:t xml:space="preserve">$4.00 / ~$3.40</w:t>
+            </w:r>
+          </w:p>
+        </w:tc>
+        <w:tc>
+          <w:tcPr/>
+          <w:p>
+            <w:r>
+              <w:t xml:space="preserve">Free variety pack on sub</w:t>
+            </w:r>
+          </w:p>
+        </w:tc>
+        <w:tc>
+          <w:tcPr/>
+          <w:p>
+            <w:r>
+              <w:t xml:space="preserve">30-day Love-It</w:t>
+            </w:r>
+          </w:p>
+        </w:tc>
+        <w:tc>
+          <w:tcPr/>
+          <w:p>
+            <w:r>
+              <w:rPr>
+                <w:b/>
+              </w:rPr>
+              <w:t xml:space="preserve">[Certain]</w:t>
+            </w:r>
+            <w:r>
+              <w:t xml:space="preserve"> </w:t>
+            </w:r>
+          </w:p>
+        </w:tc>
+        <w:tc>
+          <w:tcPr/>
+          <w:p>
+            <w:r>
+              <w:t xml:space="preserve">9 Jul 2026 ~13:00 UTC</w:t>
+            </w:r>
+          </w:p>
+        </w:tc>
+        <w:tc>
+          <w:tcPr/>
+          <w:p>
+            <w:r>
+              <w:t xml:space="preserve">Rendered PDP; per-serving printed $3.99.</w:t>
+            </w:r>
+          </w:p>
+        </w:tc>
+      </w:tr>
+      <w:tr>
+        <w:tc>
+          <w:tcPr/>
+          <w:p>
+            <w:r>
+              <w:t xml:space="preserve">Amazing Grass</w:t>
+            </w:r>
+          </w:p>
+        </w:tc>
+        <w:tc>
+          <w:tcPr/>
+          <w:p>
+            <w:r>
+              <w:t xml:space="preserve">Super Greens Original (30)</w:t>
+            </w:r>
+          </w:p>
+        </w:tc>
+        <w:tc>
+          <w:tcPr/>
+          <w:p>
+            <w:r>
+              <w:t xml:space="preserve">US</w:t>
+            </w:r>
+          </w:p>
+        </w:tc>
+        <w:tc>
+          <w:tcPr/>
+          <w:p>
+            <w:r>
+              <w:t xml:space="preserve">amazinggrass.com</w:t>
+            </w:r>
+          </w:p>
+        </w:tc>
+        <w:tc>
+          <w:tcPr/>
+          <w:p>
+            <w:r>
+              <w:t xml:space="preserve">n/s</w:t>
+            </w:r>
+          </w:p>
+        </w:tc>
+        <w:tc>
+          <w:tcPr/>
+          <w:p>
+            <w:r>
+              <w:t xml:space="preserve">$26.99</w:t>
+            </w:r>
+          </w:p>
+        </w:tc>
+        <w:tc>
+          <w:tcPr/>
+          <w:p>
+            <w:r>
+              <w:t xml:space="preserve">~$22.94</w:t>
+            </w:r>
+          </w:p>
+        </w:tc>
+        <w:tc>
+          <w:tcPr/>
+          <w:p>
+            <w:r>
+              <w:t xml:space="preserve">~$22.94 (1st)</w:t>
+            </w:r>
+          </w:p>
+        </w:tc>
+        <w:tc>
+          <w:tcPr/>
+          <w:p>
+            <w:r>
+              <w:t xml:space="preserve">sub % n/v</w:t>
+            </w:r>
+          </w:p>
+        </w:tc>
+        <w:tc>
+          <w:tcPr/>
+          <w:p>
+            <w:r>
+              <w:t xml:space="preserve">30</w:t>
+            </w:r>
+          </w:p>
+        </w:tc>
+        <w:tc>
+          <w:tcPr/>
+          <w:p>
+            <w:r>
+              <w:t xml:space="preserve">$0.90 / ~$0.76</w:t>
+            </w:r>
+          </w:p>
+        </w:tc>
+        <w:tc>
+          <w:tcPr/>
+          <w:p>
+            <w:r>
+              <w:t xml:space="preserve">15% off 1st; volume breaks</w:t>
+            </w:r>
+          </w:p>
+        </w:tc>
+        <w:tc>
+          <w:tcPr/>
+          <w:p>
+            <w:r>
+              <w:t xml:space="preserve">n/v</w:t>
+            </w:r>
+          </w:p>
+        </w:tc>
+        <w:tc>
+          <w:tcPr/>
+          <w:p>
+            <w:r>
+              <w:rPr>
+                <w:b/>
+              </w:rPr>
+              <w:t xml:space="preserve">[Likely]</w:t>
+            </w:r>
+            <w:r>
+              <w:t xml:space="preserve"> </w:t>
+            </w:r>
+          </w:p>
+        </w:tc>
+        <w:tc>
+          <w:tcPr/>
+          <w:p>
+            <w:r>
+              <w:t xml:space="preserve">9 Jul 2026 ~13:00 UTC</w:t>
+            </w:r>
+          </w:p>
+        </w:tc>
+        <w:tc>
+          <w:tcPr/>
+          <w:p>
+            <w:r>
+              <w:t xml:space="preserve">Cheapest per-serving greens; 60-serv $43.99 ($0.73).</w:t>
+            </w:r>
+          </w:p>
+        </w:tc>
+      </w:tr>
+      <w:tr>
+        <w:tc>
+          <w:tcPr/>
+          <w:p>
+            <w:r>
+              <w:t xml:space="preserve">Organifi</w:t>
+            </w:r>
+          </w:p>
+        </w:tc>
+        <w:tc>
+          <w:tcPr/>
+          <w:p>
+            <w:r>
+              <w:t xml:space="preserve">Green Juice</w:t>
+            </w:r>
+          </w:p>
+        </w:tc>
+        <w:tc>
+          <w:tcPr/>
+          <w:p>
+            <w:r>
+              <w:t xml:space="preserve">US</w:t>
+            </w:r>
+          </w:p>
+        </w:tc>
+        <w:tc>
+          <w:tcPr/>
+          <w:p>
+            <w:r>
+              <w:t xml:space="preserve">organifishop.com</w:t>
+            </w:r>
+          </w:p>
+        </w:tc>
+        <w:tc>
+          <w:tcPr/>
+          <w:p>
+            <w:r>
+              <w:t xml:space="preserve">$80.40</w:t>
+            </w:r>
+          </w:p>
+        </w:tc>
+        <w:tc>
+          <w:tcPr/>
+          <w:p>
+            <w:r>
+              <w:t xml:space="preserve">$69.95</w:t>
+            </w:r>
+          </w:p>
+        </w:tc>
+        <w:tc>
+          <w:tcPr/>
+          <w:p>
+            <w:r>
+              <w:t xml:space="preserve">~$62.96</w:t>
+            </w:r>
+          </w:p>
+        </w:tc>
+        <w:tc>
+          <w:tcPr/>
+          <w:p>
+            <w:r>
+              <w:t xml:space="preserve">15% off 1st (SMS)</w:t>
+            </w:r>
+          </w:p>
+        </w:tc>
+        <w:tc>
+          <w:tcPr/>
+          <w:p>
+            <w:r>
+              <w:t xml:space="preserve">~$62.96</w:t>
+            </w:r>
+          </w:p>
+        </w:tc>
+        <w:tc>
+          <w:tcPr/>
+          <w:p>
+            <w:r>
+              <w:t xml:space="preserve">30</w:t>
+            </w:r>
+          </w:p>
+        </w:tc>
+        <w:tc>
+          <w:tcPr/>
+          <w:p>
+            <w:r>
+              <w:t xml:space="preserve">$2.33 / ~$2.10</w:t>
+            </w:r>
+          </w:p>
+        </w:tc>
+        <w:tc>
+          <w:tcPr/>
+          <w:p>
+            <w:r>
+              <w:t xml:space="preserve">Build-a-bundle; buy-3</w:t>
+            </w:r>
+          </w:p>
+        </w:tc>
+        <w:tc>
+          <w:tcPr/>
+          <w:p>
+            <w:r>
+              <w:t xml:space="preserve">60-day money-back</w:t>
+            </w:r>
+          </w:p>
+        </w:tc>
+        <w:tc>
+          <w:tcPr/>
+          <w:p>
+            <w:r>
+              <w:rPr>
+                <w:b/>
+              </w:rPr>
+              <w:t xml:space="preserve">[Certain]</w:t>
+            </w:r>
+            <w:r>
+              <w:t xml:space="preserve"> </w:t>
+            </w:r>
+          </w:p>
+        </w:tc>
+        <w:tc>
+          <w:tcPr/>
+          <w:p>
+            <w:r>
+              <w:t xml:space="preserve">9 Jul 2026 ~13:00 UTC</w:t>
+            </w:r>
+          </w:p>
+        </w:tc>
+        <w:tc>
+          <w:tcPr/>
+          <w:p>
+            <w:r>
+              <w:t xml:space="preserve">Rendered PDP (301 from organifi.com).</w:t>
+            </w:r>
+          </w:p>
+        </w:tc>
+      </w:tr>
+      <w:tr>
+        <w:tc>
+          <w:tcPr/>
+          <w:p>
+            <w:r>
+              <w:t xml:space="preserve">Supergreen Tonik</w:t>
+            </w:r>
+          </w:p>
+        </w:tc>
+        <w:tc>
+          <w:tcPr/>
+          <w:p>
+            <w:r>
+              <w:t xml:space="preserve">SuperGreen TONIK (1-month)</w:t>
+            </w:r>
+          </w:p>
+        </w:tc>
+        <w:tc>
+          <w:tcPr/>
+          <w:p>
+            <w:r>
+              <w:t xml:space="preserve">US</w:t>
+            </w:r>
+          </w:p>
+        </w:tc>
+        <w:tc>
+          <w:tcPr/>
+          <w:p>
+            <w:r>
+              <w:t xml:space="preserve">supergreentonik.com</w:t>
+            </w:r>
+          </w:p>
+        </w:tc>
+        <w:tc>
+          <w:tcPr/>
+          <w:p>
+            <w:r>
+              <w:t xml:space="preserve">$87</w:t>
+            </w:r>
+          </w:p>
+        </w:tc>
+        <w:tc>
+          <w:tcPr/>
+          <w:p>
+            <w:r>
+              <w:t xml:space="preserve">$87</w:t>
+            </w:r>
+          </w:p>
+        </w:tc>
+        <w:tc>
+          <w:tcPr/>
+          <w:p>
+            <w:r>
+              <w:t xml:space="preserve">none</w:t>
+            </w:r>
+          </w:p>
+        </w:tc>
+        <w:tc>
+          <w:tcPr/>
+          <w:p>
+            <w:r>
+              <w:t xml:space="preserve">$87</w:t>
+            </w:r>
+          </w:p>
+        </w:tc>
+        <w:tc>
+          <w:tcPr/>
+          <w:p>
+            <w:r>
+              <w:t xml:space="preserve">-</w:t>
+            </w:r>
+          </w:p>
+        </w:tc>
+        <w:tc>
+          <w:tcPr/>
+          <w:p>
+            <w:r>
+              <w:t xml:space="preserve">30</w:t>
+            </w:r>
+          </w:p>
+        </w:tc>
+        <w:tc>
+          <w:tcPr/>
+          <w:p>
+            <w:r>
+              <w:t xml:space="preserve">$2.85</w:t>
+            </w:r>
+          </w:p>
+        </w:tc>
+        <w:tc>
+          <w:tcPr/>
+          <w:p>
+            <w:r>
+              <w:t xml:space="preserve">Free US ship; Mint/Berry</w:t>
+            </w:r>
+          </w:p>
+        </w:tc>
+        <w:tc>
+          <w:tcPr/>
+          <w:p>
+            <w:r>
+              <w:t xml:space="preserve">365-day money-back</w:t>
+            </w:r>
+          </w:p>
+        </w:tc>
+        <w:tc>
+          <w:tcPr/>
+          <w:p>
+            <w:r>
+              <w:rPr>
+                <w:b/>
+              </w:rPr>
+              <w:t xml:space="preserve">[Certain]</w:t>
+            </w:r>
+            <w:r>
+              <w:t xml:space="preserve"> </w:t>
+            </w:r>
+          </w:p>
+        </w:tc>
+        <w:tc>
+          <w:tcPr/>
+          <w:p>
+            <w:r>
+              <w:t xml:space="preserve">9 Jul 2026 ~13:00 UTC</w:t>
+            </w:r>
+          </w:p>
+        </w:tc>
+        <w:tc>
+          <w:tcPr/>
+          <w:p>
+            <w:r>
+              <w:t xml:space="preserve">3-mo $227 ($2.52); 6-mo $377 ($2.09).</w:t>
+            </w:r>
+          </w:p>
+        </w:tc>
+      </w:tr>
+      <w:tr>
+        <w:tc>
+          <w:tcPr/>
+          <w:p>
+            <w:r>
+              <w:t xml:space="preserve">Cymbiotika</w:t>
+            </w:r>
+          </w:p>
+        </w:tc>
+        <w:tc>
+          <w:tcPr/>
+          <w:p>
+            <w:r>
+              <w:t xml:space="preserve">Super Greens</w:t>
+            </w:r>
+          </w:p>
+        </w:tc>
+        <w:tc>
+          <w:tcPr/>
+          <w:p>
+            <w:r>
+              <w:t xml:space="preserve">US</w:t>
+            </w:r>
+          </w:p>
+        </w:tc>
+        <w:tc>
+          <w:tcPr/>
+          <w:p>
+            <w:r>
+              <w:t xml:space="preserve">cymbiotika.com</w:t>
+            </w:r>
+          </w:p>
+        </w:tc>
+        <w:tc>
+          <w:tcPr/>
+          <w:p>
+            <w:r>
+              <w:t xml:space="preserve">n/s</w:t>
+            </w:r>
+          </w:p>
+        </w:tc>
+        <w:tc>
+          <w:tcPr/>
+          <w:p>
+            <w:r>
+              <w:t xml:space="preserve">$78</w:t>
+            </w:r>
+          </w:p>
+        </w:tc>
+        <w:tc>
+          <w:tcPr/>
+          <w:p>
+            <w:r>
+              <w:t xml:space="preserve">up to 30% off (site)</w:t>
+            </w:r>
+          </w:p>
+        </w:tc>
+        <w:tc>
+          <w:tcPr/>
+          <w:p>
+            <w:r>
+              <w:t xml:space="preserve">-</w:t>
+            </w:r>
+          </w:p>
+        </w:tc>
+        <w:tc>
+          <w:tcPr/>
+          <w:p>
+            <w:r>
+              <w:t xml:space="preserve">n/v</w:t>
+            </w:r>
+          </w:p>
+        </w:tc>
+        <w:tc>
+          <w:tcPr/>
+          <w:p>
+            <w:r>
+              <w:t xml:space="preserve">n/v</w:t>
+            </w:r>
+          </w:p>
+        </w:tc>
+        <w:tc>
+          <w:tcPr/>
+          <w:p>
+            <w:r>
+              <w:t xml:space="preserve">n/v</w:t>
+            </w:r>
+          </w:p>
+        </w:tc>
+        <w:tc>
+          <w:tcPr/>
+          <w:p>
+            <w:r>
+              <w:t xml:space="preserve">Site: subs up to 30% off</w:t>
+            </w:r>
+          </w:p>
+        </w:tc>
+        <w:tc>
+          <w:tcPr/>
+          <w:p>
+            <w:r>
+              <w:t xml:space="preserve">60-day money-back (site)</w:t>
+            </w:r>
+          </w:p>
+        </w:tc>
+        <w:tc>
+          <w:tcPr/>
+          <w:p>
+            <w:r>
+              <w:rPr>
+                <w:b/>
+              </w:rPr>
+              <w:t xml:space="preserve">[Likely]</w:t>
+            </w:r>
+            <w:r>
+              <w:t xml:space="preserve"> </w:t>
+            </w:r>
+          </w:p>
+        </w:tc>
+        <w:tc>
+          <w:tcPr/>
+          <w:p>
+            <w:r>
+              <w:t xml:space="preserve">9 Jul 2026 ~13:00 UTC</w:t>
+            </w:r>
+          </w:p>
+        </w:tc>
+        <w:tc>
+          <w:tcPr/>
+          <w:p>
+            <w:r>
+              <w:t xml:space="preserve">Price from products.json; servings not in feed.</w:t>
+            </w:r>
+          </w:p>
+        </w:tc>
+      </w:tr>
+      <w:tr>
+        <w:tc>
+          <w:tcPr/>
+          <w:p>
+            <w:r>
+              <w:t xml:space="preserve">Dose (Dosedaily)</w:t>
+            </w:r>
+          </w:p>
+        </w:tc>
+        <w:tc>
+          <w:tcPr/>
+          <w:p>
+            <w:r>
+              <w:t xml:space="preserve">Dose for your Liver / Cholesterol (2oz daily shot)</w:t>
+            </w:r>
+          </w:p>
+        </w:tc>
+        <w:tc>
+          <w:tcPr/>
+          <w:p>
+            <w:r>
+              <w:t xml:space="preserve">US</w:t>
+            </w:r>
+          </w:p>
+        </w:tc>
+        <w:tc>
+          <w:tcPr/>
+          <w:p>
+            <w:r>
+              <w:t xml:space="preserve">dosedaily.co</w:t>
+            </w:r>
+          </w:p>
+        </w:tc>
+        <w:tc>
+          <w:tcPr/>
+          <w:p>
+            <w:r>
+              <w:t xml:space="preserve">n/s</w:t>
+            </w:r>
+          </w:p>
+        </w:tc>
+        <w:tc>
+          <w:tcPr/>
+          <w:p>
+            <w:r>
+              <w:t xml:space="preserve">$90</w:t>
+            </w:r>
+          </w:p>
+        </w:tc>
+        <w:tc>
+          <w:tcPr/>
+          <w:p>
+            <w:r>
+              <w:t xml:space="preserve">n/v</w:t>
+            </w:r>
+          </w:p>
+        </w:tc>
+        <w:tc>
+          <w:tcPr/>
+          <w:p>
+            <w:r>
+              <w:t xml:space="preserve">-</w:t>
+            </w:r>
+          </w:p>
+        </w:tc>
+        <w:tc>
+          <w:tcPr/>
+          <w:p>
+            <w:r>
+              <w:t xml:space="preserve">n/v</w:t>
+            </w:r>
+          </w:p>
+        </w:tc>
+        <w:tc>
+          <w:tcPr/>
+          <w:p>
+            <w:r>
+              <w:t xml:space="preserve">n/v</w:t>
+            </w:r>
+          </w:p>
+        </w:tc>
+        <w:tc>
+          <w:tcPr/>
+          <w:p>
+            <w:r>
+              <w:t xml:space="preserve">n/v</w:t>
+            </w:r>
+          </w:p>
+        </w:tc>
+        <w:tc>
+          <w:tcPr/>
+          <w:p>
+            <w:r>
+              <w:t xml:space="preserve">Bundles $99-$160</w:t>
+            </w:r>
+          </w:p>
+        </w:tc>
+        <w:tc>
+          <w:tcPr/>
+          <w:p>
+            <w:r>
+              <w:t xml:space="preserve">6-month clinical study (not MBG)</w:t>
+            </w:r>
+          </w:p>
+        </w:tc>
+        <w:tc>
+          <w:tcPr/>
+          <w:p>
+            <w:r>
+              <w:rPr>
+                <w:b/>
+              </w:rPr>
+              <w:t xml:space="preserve">[Likely]</w:t>
+            </w:r>
+            <w:r>
+              <w:t xml:space="preserve"> </w:t>
+            </w:r>
+          </w:p>
+        </w:tc>
+        <w:tc>
+          <w:tcPr/>
+          <w:p>
+            <w:r>
+              <w:t xml:space="preserve">9 Jul 2026 ~13:00 UTC</w:t>
+            </w:r>
+          </w:p>
+        </w:tc>
+        <w:tc>
+          <w:tcPr/>
+          <w:p>
+            <w:r>
+              <w:t xml:space="preserve">Correct functional 'Dose' = dosedaily.co; price from .json.</w:t>
+            </w:r>
+          </w:p>
+        </w:tc>
+      </w:tr>
+      <w:tr>
+        <w:tc>
+          <w:tcPr/>
+          <w:p>
+            <w:r>
+              <w:t xml:space="preserve">Moon Juice</w:t>
+            </w:r>
+          </w:p>
+        </w:tc>
+        <w:tc>
+          <w:tcPr/>
+          <w:p>
+            <w:r>
+              <w:t xml:space="preserve">Magnesi-Om (Berry)</w:t>
+            </w:r>
+          </w:p>
+        </w:tc>
+        <w:tc>
+          <w:tcPr/>
+          <w:p>
+            <w:r>
+              <w:t xml:space="preserve">US</w:t>
+            </w:r>
+          </w:p>
+        </w:tc>
+        <w:tc>
+          <w:tcPr/>
+          <w:p>
+            <w:r>
+              <w:t xml:space="preserve">moonjuice.com</w:t>
+            </w:r>
+          </w:p>
+        </w:tc>
+        <w:tc>
+          <w:tcPr/>
+          <w:p>
+            <w:r>
+              <w:t xml:space="preserve">n/s</w:t>
+            </w:r>
+          </w:p>
+        </w:tc>
+        <w:tc>
+          <w:tcPr/>
+          <w:p>
+            <w:r>
+              <w:t xml:space="preserve">$44</w:t>
+            </w:r>
+          </w:p>
+        </w:tc>
+        <w:tc>
+          <w:tcPr/>
+          <w:p>
+            <w:r>
+              <w:t xml:space="preserve">~$30.89 (30% off 1st)</w:t>
+            </w:r>
+          </w:p>
+        </w:tc>
+        <w:tc>
+          <w:tcPr/>
+          <w:p>
+            <w:r>
+              <w:t xml:space="preserve">30% off 1st sub</w:t>
+            </w:r>
+          </w:p>
+        </w:tc>
+        <w:tc>
+          <w:tcPr/>
+          <w:p>
+            <w:r>
+              <w:t xml:space="preserve">~10% off recurring</w:t>
+            </w:r>
+          </w:p>
+        </w:tc>
+        <w:tc>
+          <w:tcPr/>
+          <w:p>
+            <w:r>
+              <w:t xml:space="preserve">30</w:t>
+            </w:r>
+          </w:p>
+        </w:tc>
+        <w:tc>
+          <w:tcPr/>
+          <w:p>
+            <w:r>
+              <w:t xml:space="preserve">$1.47</w:t>
+            </w:r>
+          </w:p>
+        </w:tc>
+        <w:tc>
+          <w:tcPr/>
+          <w:p>
+            <w:r>
+              <w:t xml:space="preserve">Sub 30% off first 3 + free ship</w:t>
+            </w:r>
+          </w:p>
+        </w:tc>
+        <w:tc>
+          <w:tcPr/>
+          <w:p>
+            <w:r>
+              <w:t xml:space="preserve">n/v</w:t>
+            </w:r>
+          </w:p>
+        </w:tc>
+        <w:tc>
+          <w:tcPr/>
+          <w:p>
+            <w:r>
+              <w:rPr>
+                <w:b/>
+              </w:rPr>
+              <w:t xml:space="preserve">[Likely]</w:t>
+            </w:r>
+            <w:r>
+              <w:t xml:space="preserve"> </w:t>
+            </w:r>
+          </w:p>
+        </w:tc>
+        <w:tc>
+          <w:tcPr/>
+          <w:p>
+            <w:r>
+              <w:t xml:space="preserve">9 Jul 2026 ~13:00 UTC</w:t>
+            </w:r>
+          </w:p>
+        </w:tc>
+        <w:tc>
+          <w:tcPr/>
+          <w:p>
+            <w:r>
+              <w:t xml:space="preserve">One-time $44 from .json (live); sub % from snippet.</w:t>
+            </w:r>
+          </w:p>
+        </w:tc>
+      </w:tr>
+      <w:tr>
+        <w:tc>
+          <w:tcPr/>
+          <w:p>
+            <w:r>
+              <w:t xml:space="preserve">Apothekary</w:t>
+            </w:r>
+          </w:p>
+        </w:tc>
+        <w:tc>
+          <w:tcPr/>
+          <w:p>
+            <w:r>
+              <w:t xml:space="preserve">Mind Over Matter (reishi/lion's mane/chaga)</w:t>
+            </w:r>
+          </w:p>
+        </w:tc>
+        <w:tc>
+          <w:tcPr/>
+          <w:p>
+            <w:r>
+              <w:t xml:space="preserve">US</w:t>
+            </w:r>
+          </w:p>
+        </w:tc>
+        <w:tc>
+          <w:tcPr/>
+          <w:p>
+            <w:r>
+              <w:t xml:space="preserve">apothekary.com</w:t>
+            </w:r>
+          </w:p>
+        </w:tc>
+        <w:tc>
+          <w:tcPr/>
+          <w:p>
+            <w:r>
+              <w:t xml:space="preserve">$39</w:t>
+            </w:r>
+          </w:p>
+        </w:tc>
+        <w:tc>
+          <w:tcPr/>
+          <w:p>
+            <w:r>
+              <w:t xml:space="preserve">$19.50</w:t>
+            </w:r>
+          </w:p>
+        </w:tc>
+        <w:tc>
+          <w:tcPr/>
+          <w:p>
+            <w:r>
+              <w:t xml:space="preserve">n/s</w:t>
+            </w:r>
+          </w:p>
+        </w:tc>
+        <w:tc>
+          <w:tcPr/>
+          <w:p>
+            <w:r>
+              <w:t xml:space="preserve">15% off 1st</w:t>
+            </w:r>
+          </w:p>
+        </w:tc>
+        <w:tc>
+          <w:tcPr/>
+          <w:p>
+            <w:r>
+              <w:t xml:space="preserve">-</w:t>
+            </w:r>
+          </w:p>
+        </w:tc>
+        <w:tc>
+          <w:tcPr/>
+          <w:p>
+            <w:r>
+              <w:t xml:space="preserve">20</w:t>
+            </w:r>
+          </w:p>
+        </w:tc>
+        <w:tc>
+          <w:tcPr/>
+          <w:p>
+            <w:r>
+              <w:t xml:space="preserve">$0.98</w:t>
+            </w:r>
+          </w:p>
+        </w:tc>
+        <w:tc>
+          <w:tcPr/>
+          <w:p>
+            <w:r>
+              <w:t xml:space="preserve">'Last Chance' 50% off (clearance)</w:t>
+            </w:r>
+          </w:p>
+        </w:tc>
+        <w:tc>
+          <w:tcPr/>
+          <w:p>
+            <w:r>
+              <w:t xml:space="preserve">n/v</w:t>
+            </w:r>
+          </w:p>
+        </w:tc>
+        <w:tc>
+          <w:tcPr/>
+          <w:p>
+            <w:r>
+              <w:rPr>
+                <w:b/>
+              </w:rPr>
+              <w:t xml:space="preserve">[Certain]</w:t>
+            </w:r>
+            <w:r>
+              <w:t xml:space="preserve"> </w:t>
+            </w:r>
+          </w:p>
+        </w:tc>
+        <w:tc>
+          <w:tcPr/>
+          <w:p>
+            <w:r>
+              <w:t xml:space="preserve">9 Jul 2026 ~13:00 UTC</w:t>
+            </w:r>
+          </w:p>
+        </w:tc>
+        <w:tc>
+          <w:tcPr/>
+          <w:p>
+            <w:r>
+              <w:t xml:space="preserve">Rendered PDP; flagged clearance markdown.</w:t>
+            </w:r>
+          </w:p>
+        </w:tc>
+      </w:tr>
+      <w:tr>
+        <w:tc>
+          <w:tcPr/>
+          <w:p>
+            <w:r>
+              <w:t xml:space="preserve">Pique</w:t>
+            </w:r>
+          </w:p>
+        </w:tc>
+        <w:tc>
+          <w:tcPr/>
+          <w:p>
+            <w:r>
+              <w:t xml:space="preserve">Sun Goddess Matcha (14ct)</w:t>
+            </w:r>
+          </w:p>
+        </w:tc>
+        <w:tc>
+          <w:tcPr/>
+          <w:p>
+            <w:r>
+              <w:t xml:space="preserve">US</w:t>
+            </w:r>
+          </w:p>
+        </w:tc>
+        <w:tc>
+          <w:tcPr/>
+          <w:p>
+            <w:r>
+              <w:t xml:space="preserve">piquelife.com</w:t>
+            </w:r>
+          </w:p>
+        </w:tc>
+        <w:tc>
+          <w:tcPr/>
+          <w:p>
+            <w:r>
+              <w:t xml:space="preserve">n/s</w:t>
+            </w:r>
+          </w:p>
+        </w:tc>
+        <w:tc>
+          <w:tcPr/>
+          <w:p>
+            <w:r>
+              <w:t xml:space="preserve">$48</w:t>
+            </w:r>
+          </w:p>
+        </w:tc>
+        <w:tc>
+          <w:tcPr/>
+          <w:p>
+            <w:r>
+              <w:t xml:space="preserve">~15% off</w:t>
+            </w:r>
+          </w:p>
+        </w:tc>
+        <w:tc>
+          <w:tcPr/>
+          <w:p>
+            <w:r>
+              <w:t xml:space="preserve">-</w:t>
+            </w:r>
+          </w:p>
+        </w:tc>
+        <w:tc>
+          <w:tcPr/>
+          <w:p>
+            <w:r>
+              <w:t xml:space="preserve">~15% off</w:t>
+            </w:r>
+          </w:p>
+        </w:tc>
+        <w:tc>
+          <w:tcPr/>
+          <w:p>
+            <w:r>
+              <w:t xml:space="preserve">14</w:t>
+            </w:r>
+          </w:p>
+        </w:tc>
+        <w:tc>
+          <w:tcPr/>
+          <w:p>
+            <w:r>
+              <w:t xml:space="preserve">$3.43</w:t>
+            </w:r>
+          </w:p>
+        </w:tc>
+        <w:tc>
+          <w:tcPr/>
+          <w:p>
+            <w:r>
+              <w:t xml:space="preserve">Lock-in sub price</w:t>
+            </w:r>
+          </w:p>
+        </w:tc>
+        <w:tc>
+          <w:tcPr/>
+          <w:p>
+            <w:r>
+              <w:t xml:space="preserve">90-day risk-free</w:t>
+            </w:r>
+          </w:p>
+        </w:tc>
+        <w:tc>
+          <w:tcPr/>
+          <w:p>
+            <w:r>
+              <w:rPr>
+                <w:b/>
+              </w:rPr>
+              <w:t xml:space="preserve">[Likely]</w:t>
+            </w:r>
+            <w:r>
+              <w:t xml:space="preserve"> </w:t>
+            </w:r>
+          </w:p>
+        </w:tc>
+        <w:tc>
+          <w:tcPr/>
+          <w:p>
+            <w:r>
+              <w:t xml:space="preserve">9 Jul 2026 ~13:00 UTC</w:t>
+            </w:r>
+          </w:p>
+        </w:tc>
+        <w:tc>
+          <w:tcPr/>
+          <w:p>
+            <w:r>
+              <w:t xml:space="preserve">Price from products.json; sub % from snippet.</w:t>
+            </w:r>
+          </w:p>
+        </w:tc>
+      </w:tr>
+      <w:tr>
+        <w:tc>
+          <w:tcPr/>
+          <w:p>
+            <w:r>
+              <w:t xml:space="preserve">Clevr Blends</w:t>
+            </w:r>
+          </w:p>
+        </w:tc>
+        <w:tc>
+          <w:tcPr/>
+          <w:p>
+            <w:r>
+              <w:t xml:space="preserve">Matcha SuperLatte</w:t>
+            </w:r>
+          </w:p>
+        </w:tc>
+        <w:tc>
+          <w:tcPr/>
+          <w:p>
+            <w:r>
+              <w:t xml:space="preserve">US</w:t>
+            </w:r>
+          </w:p>
+        </w:tc>
+        <w:tc>
+          <w:tcPr/>
+          <w:p>
+            <w:r>
+              <w:t xml:space="preserve">clevrblends.com</w:t>
+            </w:r>
+          </w:p>
+        </w:tc>
+        <w:tc>
+          <w:tcPr/>
+          <w:p>
+            <w:r>
+              <w:t xml:space="preserve">n/v</w:t>
+            </w:r>
+          </w:p>
+        </w:tc>
+        <w:tc>
+          <w:tcPr/>
+          <w:p>
+            <w:r>
+              <w:t xml:space="preserve">n/v</w:t>
+            </w:r>
+          </w:p>
+        </w:tc>
+        <w:tc>
+          <w:tcPr/>
+          <w:p>
+            <w:r>
+              <w:t xml:space="preserve">30% off (Subscribe &amp; Save)</w:t>
+            </w:r>
+          </w:p>
+        </w:tc>
+        <w:tc>
+          <w:tcPr/>
+          <w:p>
+            <w:r>
+              <w:t xml:space="preserve">-</w:t>
+            </w:r>
+          </w:p>
+        </w:tc>
+        <w:tc>
+          <w:tcPr/>
+          <w:p>
+            <w:r>
+              <w:t xml:space="preserve">-</w:t>
+            </w:r>
+          </w:p>
+        </w:tc>
+        <w:tc>
+          <w:tcPr/>
+          <w:p>
+            <w:r>
+              <w:t xml:space="preserve">~14</w:t>
+            </w:r>
+          </w:p>
+        </w:tc>
+        <w:tc>
+          <w:tcPr/>
+          <w:p>
+            <w:r>
+              <w:t xml:space="preserve">n/v</w:t>
+            </w:r>
+          </w:p>
+        </w:tc>
+        <w:tc>
+          <w:tcPr/>
+          <w:p>
+            <w:r>
+              <w:t xml:space="preserve">Subscribe &amp; Save 30%</w:t>
+            </w:r>
+          </w:p>
+        </w:tc>
+        <w:tc>
+          <w:tcPr/>
+          <w:p>
+            <w:r>
+              <w:t xml:space="preserve">n/v</w:t>
+            </w:r>
+          </w:p>
+        </w:tc>
+        <w:tc>
+          <w:tcPr/>
+          <w:p>
+            <w:r>
+              <w:rPr>
+                <w:b/>
+              </w:rPr>
+              <w:t xml:space="preserve">[Likely]</w:t>
+            </w:r>
+            <w:r>
+              <w:t xml:space="preserve"> </w:t>
+            </w:r>
+          </w:p>
+        </w:tc>
+        <w:tc>
+          <w:tcPr/>
+          <w:p>
+            <w:r>
+              <w:t xml:space="preserve">9 Jul 2026 ~13:00 UTC</w:t>
+            </w:r>
+          </w:p>
+        </w:tc>
+        <w:tc>
+          <w:tcPr/>
+          <w:p>
+            <w:r>
+              <w:t xml:space="preserve">NEEDS MANUAL VERIFICATION - HTTP 403 bot-block on PDP + .json; no reliable single-unit price.</w:t>
+            </w:r>
+          </w:p>
+        </w:tc>
+      </w:tr>
+      <w:tr>
+        <w:tc>
+          <w:tcPr/>
+          <w:p>
+            <w:r>
+              <w:t xml:space="preserve">Javy Coffee</w:t>
+            </w:r>
+          </w:p>
+        </w:tc>
+        <w:tc>
+          <w:tcPr/>
+          <w:p>
+            <w:r>
+              <w:t xml:space="preserve">Coffee Concentrate (Original)</w:t>
+            </w:r>
+          </w:p>
+        </w:tc>
+        <w:tc>
+          <w:tcPr/>
+          <w:p>
+            <w:r>
+              <w:t xml:space="preserve">US</w:t>
+            </w:r>
+          </w:p>
+        </w:tc>
+        <w:tc>
+          <w:tcPr/>
+          <w:p>
+            <w:r>
+              <w:t xml:space="preserve">javvycoffee.com</w:t>
+            </w:r>
+          </w:p>
+        </w:tc>
+        <w:tc>
+          <w:tcPr/>
+          <w:p>
+            <w:r>
+              <w:t xml:space="preserve">$24.95</w:t>
+            </w:r>
+          </w:p>
+        </w:tc>
+        <w:tc>
+          <w:tcPr/>
+          <w:p>
+            <w:r>
+              <w:t xml:space="preserve">$24.95</w:t>
+            </w:r>
+          </w:p>
+        </w:tc>
+        <w:tc>
+          <w:tcPr/>
+          <w:p>
+            <w:r>
+              <w:t xml:space="preserve">$17.47 (one variant)</w:t>
+            </w:r>
+          </w:p>
+        </w:tc>
+        <w:tc>
+          <w:tcPr/>
+          <w:p>
+            <w:r>
+              <w:t xml:space="preserve">up to 38% off 1st</w:t>
+            </w:r>
+          </w:p>
+        </w:tc>
+        <w:tc>
+          <w:tcPr/>
+          <w:p>
+            <w:r>
+              <w:t xml:space="preserve">n/v</w:t>
+            </w:r>
+          </w:p>
+        </w:tc>
+        <w:tc>
+          <w:tcPr/>
+          <w:p>
+            <w:r>
+              <w:t xml:space="preserve">n/v (concentrate)</w:t>
+            </w:r>
+          </w:p>
+        </w:tc>
+        <w:tc>
+          <w:tcPr/>
+          <w:p>
+            <w:r>
+              <w:t xml:space="preserve">n/v</w:t>
+            </w:r>
+          </w:p>
+        </w:tc>
+        <w:tc>
+          <w:tcPr/>
+          <w:p>
+            <w:r>
+              <w:t xml:space="preserve">Up to 38% off 1st + free ship</w:t>
+            </w:r>
+          </w:p>
+        </w:tc>
+        <w:tc>
+          <w:tcPr/>
+          <w:p>
+            <w:r>
+              <w:t xml:space="preserve">n/v</w:t>
+            </w:r>
+          </w:p>
+        </w:tc>
+        <w:tc>
+          <w:tcPr/>
+          <w:p>
+            <w:r>
+              <w:rPr>
+                <w:b/>
+              </w:rPr>
+              <w:t xml:space="preserve">[Likely]</w:t>
+            </w:r>
+            <w:r>
+              <w:t xml:space="preserve"> </w:t>
+            </w:r>
+          </w:p>
+        </w:tc>
+        <w:tc>
+          <w:tcPr/>
+          <w:p>
+            <w:r>
+              <w:t xml:space="preserve">9 Jul 2026 ~13:00 UTC</w:t>
+            </w:r>
+          </w:p>
+        </w:tc>
+        <w:tc>
+          <w:tcPr/>
+          <w:p>
+            <w:r>
+              <w:t xml:space="preserve">javycoffee.com redirects to javvycoffee.com; concentrate servings not on page.</w:t>
+            </w:r>
+          </w:p>
+        </w:tc>
+      </w:tr>
+      <w:tr>
+        <w:tc>
+          <w:tcPr/>
+          <w:p>
+            <w:r>
+              <w:t xml:space="preserve">Javy Coffee</w:t>
+            </w:r>
+          </w:p>
+        </w:tc>
+        <w:tc>
+          <w:tcPr/>
+          <w:p>
+            <w:r>
+              <w:t xml:space="preserve">Protein Coffee</w:t>
+            </w:r>
+          </w:p>
+        </w:tc>
+        <w:tc>
+          <w:tcPr/>
+          <w:p>
+            <w:r>
+              <w:t xml:space="preserve">US</w:t>
+            </w:r>
+          </w:p>
+        </w:tc>
+        <w:tc>
+          <w:tcPr/>
+          <w:p>
+            <w:r>
+              <w:t xml:space="preserve">javvycoffee.com</w:t>
+            </w:r>
+          </w:p>
+        </w:tc>
+        <w:tc>
+          <w:tcPr/>
+          <w:p>
+            <w:r>
+              <w:t xml:space="preserve">$39.95</w:t>
+            </w:r>
+          </w:p>
+        </w:tc>
+        <w:tc>
+          <w:tcPr/>
+          <w:p>
+            <w:r>
+              <w:t xml:space="preserve">$39.95</w:t>
+            </w:r>
+          </w:p>
+        </w:tc>
+        <w:tc>
+          <w:tcPr/>
+          <w:p>
+            <w:r>
+              <w:t xml:space="preserve">n/s</w:t>
+            </w:r>
+          </w:p>
+        </w:tc>
+        <w:tc>
+          <w:tcPr/>
+          <w:p>
+            <w:r>
+              <w:t xml:space="preserve">see 1st-order offer</w:t>
+            </w:r>
+          </w:p>
+        </w:tc>
+        <w:tc>
+          <w:tcPr/>
+          <w:p>
+            <w:r>
+              <w:t xml:space="preserve">-</w:t>
+            </w:r>
+          </w:p>
+        </w:tc>
+        <w:tc>
+          <w:tcPr/>
+          <w:p>
+            <w:r>
+              <w:t xml:space="preserve">20</w:t>
+            </w:r>
+          </w:p>
+        </w:tc>
+        <w:tc>
+          <w:tcPr/>
+          <w:p>
+            <w:r>
+              <w:t xml:space="preserve">$2.00</w:t>
+            </w:r>
+          </w:p>
+        </w:tc>
+        <w:tc>
+          <w:tcPr/>
+          <w:p>
+            <w:r>
+              <w:t xml:space="preserve">Same 1st-order offer</w:t>
+            </w:r>
+          </w:p>
+        </w:tc>
+        <w:tc>
+          <w:tcPr/>
+          <w:p>
+            <w:r>
+              <w:t xml:space="preserve">n/v</w:t>
+            </w:r>
+          </w:p>
+        </w:tc>
+        <w:tc>
+          <w:tcPr/>
+          <w:p>
+            <w:r>
+              <w:rPr>
+                <w:b/>
+              </w:rPr>
+              <w:t xml:space="preserve">[Likely]</w:t>
+            </w:r>
+            <w:r>
+              <w:t xml:space="preserve"> </w:t>
+            </w:r>
+          </w:p>
+        </w:tc>
+        <w:tc>
+          <w:tcPr/>
+          <w:p>
+            <w:r>
+              <w:t xml:space="preserve">9 Jul 2026 ~13:00 UTC</w:t>
+            </w:r>
+          </w:p>
+        </w:tc>
+        <w:tc>
+          <w:tcPr/>
+          <w:p>
+            <w:r>
+              <w:t xml:space="preserve">Servings on listing; per-serving computed.</w:t>
+            </w:r>
+          </w:p>
+        </w:tc>
+      </w:tr>
+      <w:tr>
+        <w:tc>
+          <w:tcPr/>
+          <w:p>
+            <w:r>
+              <w:t xml:space="preserve">Chamberlain Coffee</w:t>
+            </w:r>
+          </w:p>
+        </w:tc>
+        <w:tc>
+          <w:tcPr/>
+          <w:p>
+            <w:r>
+              <w:t xml:space="preserve">Organic Ceremonial Matcha</w:t>
+            </w:r>
+          </w:p>
+        </w:tc>
+        <w:tc>
+          <w:tcPr/>
+          <w:p>
+            <w:r>
+              <w:t xml:space="preserve">US</w:t>
+            </w:r>
+          </w:p>
+        </w:tc>
+        <w:tc>
+          <w:tcPr/>
+          <w:p>
+            <w:r>
+              <w:t xml:space="preserve">chamberlaincoffee.com</w:t>
+            </w:r>
+          </w:p>
+        </w:tc>
+        <w:tc>
+          <w:tcPr/>
+          <w:p>
+            <w:r>
+              <w:t xml:space="preserve">n/s</w:t>
+            </w:r>
+          </w:p>
+        </w:tc>
+        <w:tc>
+          <w:tcPr/>
+          <w:p>
+            <w:r>
+              <w:t xml:space="preserve">$30</w:t>
+            </w:r>
+          </w:p>
+        </w:tc>
+        <w:tc>
+          <w:tcPr/>
+          <w:p>
+            <w:r>
+              <w:t xml:space="preserve">n/v</w:t>
+            </w:r>
+          </w:p>
+        </w:tc>
+        <w:tc>
+          <w:tcPr/>
+          <w:p>
+            <w:r>
+              <w:t xml:space="preserve">-</w:t>
+            </w:r>
+          </w:p>
+        </w:tc>
+        <w:tc>
+          <w:tcPr/>
+          <w:p>
+            <w:r>
+              <w:t xml:space="preserve">n/v</w:t>
+            </w:r>
+          </w:p>
+        </w:tc>
+        <w:tc>
+          <w:tcPr/>
+          <w:p>
+            <w:r>
+              <w:t xml:space="preserve">n/v</w:t>
+            </w:r>
+          </w:p>
+        </w:tc>
+        <w:tc>
+          <w:tcPr/>
+          <w:p>
+            <w:r>
+              <w:t xml:space="preserve">n/v</w:t>
+            </w:r>
+          </w:p>
+        </w:tc>
+        <w:tc>
+          <w:tcPr/>
+          <w:p>
+            <w:r>
+              <w:t xml:space="preserve">Matcha + coffee bundle $48</w:t>
+            </w:r>
+          </w:p>
+        </w:tc>
+        <w:tc>
+          <w:tcPr/>
+          <w:p>
+            <w:r>
+              <w:t xml:space="preserve">n/v</w:t>
+            </w:r>
+          </w:p>
+        </w:tc>
+        <w:tc>
+          <w:tcPr/>
+          <w:p>
+            <w:r>
+              <w:rPr>
+                <w:b/>
+              </w:rPr>
+              <w:t xml:space="preserve">[Likely]</w:t>
+            </w:r>
+            <w:r>
+              <w:t xml:space="preserve"> </w:t>
+            </w:r>
+          </w:p>
+        </w:tc>
+        <w:tc>
+          <w:tcPr/>
+          <w:p>
+            <w:r>
+              <w:t xml:space="preserve">9 Jul 2026 ~13:00 UTC</w:t>
+            </w:r>
+          </w:p>
+        </w:tc>
+        <w:tc>
+          <w:tcPr/>
+          <w:p>
+            <w:r>
+              <w:t xml:space="preserve">No dedicated adaptogen line; matcha is the nearest functional SKU (.json).</w:t>
+            </w:r>
+          </w:p>
+        </w:tc>
+      </w:tr>
+      <w:tr>
+        <w:tc>
+          <w:tcPr/>
+          <w:p>
+            <w:r>
+              <w:t xml:space="preserve">VitaCup</w:t>
+            </w:r>
+          </w:p>
+        </w:tc>
+        <w:tc>
+          <w:tcPr/>
+          <w:p>
+            <w:r>
+              <w:t xml:space="preserve">Slim Protein Coffee Shake</w:t>
+            </w:r>
+          </w:p>
+        </w:tc>
+        <w:tc>
+          <w:tcPr/>
+          <w:p>
+            <w:r>
+              <w:t xml:space="preserve">US</w:t>
+            </w:r>
+          </w:p>
+        </w:tc>
+        <w:tc>
+          <w:tcPr/>
+          <w:p>
+            <w:r>
+              <w:t xml:space="preserve">vitacup.com</w:t>
+            </w:r>
+          </w:p>
+        </w:tc>
+        <w:tc>
+          <w:tcPr/>
+          <w:p>
+            <w:r>
+              <w:t xml:space="preserve">n/s</w:t>
+            </w:r>
+          </w:p>
+        </w:tc>
+        <w:tc>
+          <w:tcPr/>
+          <w:p>
+            <w:r>
+              <w:t xml:space="preserve">$29.95</w:t>
+            </w:r>
+          </w:p>
+        </w:tc>
+        <w:tc>
+          <w:tcPr/>
+          <w:p>
+            <w:r>
+              <w:t xml:space="preserve">n/v</w:t>
+            </w:r>
+          </w:p>
+        </w:tc>
+        <w:tc>
+          <w:tcPr/>
+          <w:p>
+            <w:r>
+              <w:t xml:space="preserve">-</w:t>
+            </w:r>
+          </w:p>
+        </w:tc>
+        <w:tc>
+          <w:tcPr/>
+          <w:p>
+            <w:r>
+              <w:t xml:space="preserve">n/v</w:t>
+            </w:r>
+          </w:p>
+        </w:tc>
+        <w:tc>
+          <w:tcPr/>
+          <w:p>
+            <w:r>
+              <w:t xml:space="preserve">n/v</w:t>
+            </w:r>
+          </w:p>
+        </w:tc>
+        <w:tc>
+          <w:tcPr/>
+          <w:p>
+            <w:r>
+              <w:t xml:space="preserve">n/v</w:t>
+            </w:r>
+          </w:p>
+        </w:tc>
+        <w:tc>
+          <w:tcPr/>
+          <w:p>
+            <w:r>
+              <w:t xml:space="preserve">Functional coffee line</w:t>
+            </w:r>
+          </w:p>
+        </w:tc>
+        <w:tc>
+          <w:tcPr/>
+          <w:p>
+            <w:r>
+              <w:t xml:space="preserve">n/v</w:t>
+            </w:r>
+          </w:p>
+        </w:tc>
+        <w:tc>
+          <w:tcPr/>
+          <w:p>
+            <w:r>
+              <w:rPr>
+                <w:b/>
+              </w:rPr>
+              <w:t xml:space="preserve">[Likely]</w:t>
+            </w:r>
+            <w:r>
+              <w:t xml:space="preserve"> </w:t>
+            </w:r>
+          </w:p>
+        </w:tc>
+        <w:tc>
+          <w:tcPr/>
+          <w:p>
+            <w:r>
+              <w:t xml:space="preserve">9 Jul 2026 ~13:00 UTC</w:t>
+            </w:r>
+          </w:p>
+        </w:tc>
+        <w:tc>
+          <w:tcPr/>
+          <w:p>
+            <w:r>
+              <w:t xml:space="preserve">Functional hero from products.json.</w:t>
+            </w:r>
+          </w:p>
+        </w:tc>
+      </w:tr>
+      <w:tr>
+        <w:tc>
+          <w:tcPr/>
+          <w:p>
+            <w:r>
+              <w:t xml:space="preserve">Lifeboost</w:t>
+            </w:r>
+          </w:p>
+        </w:tc>
+        <w:tc>
+          <w:tcPr/>
+          <w:p>
+            <w:r>
+              <w:t xml:space="preserve">Mindflow Morning Coffee (x1)</w:t>
+            </w:r>
+          </w:p>
+        </w:tc>
+        <w:tc>
+          <w:tcPr/>
+          <w:p>
+            <w:r>
+              <w:t xml:space="preserve">US</w:t>
+            </w:r>
+          </w:p>
+        </w:tc>
+        <w:tc>
+          <w:tcPr/>
+          <w:p>
+            <w:r>
+              <w:t xml:space="preserve">lifeboostcoffee.com</w:t>
+            </w:r>
+          </w:p>
+        </w:tc>
+        <w:tc>
+          <w:tcPr/>
+          <w:p>
+            <w:r>
+              <w:t xml:space="preserve">n/s</w:t>
+            </w:r>
+          </w:p>
+        </w:tc>
+        <w:tc>
+          <w:tcPr/>
+          <w:p>
+            <w:r>
+              <w:t xml:space="preserve">$27.99</w:t>
+            </w:r>
+          </w:p>
+        </w:tc>
+        <w:tc>
+          <w:tcPr/>
+          <w:p>
+            <w:r>
+              <w:t xml:space="preserve">n/v</w:t>
+            </w:r>
+          </w:p>
+        </w:tc>
+        <w:tc>
+          <w:tcPr/>
+          <w:p>
+            <w:r>
+              <w:t xml:space="preserve">-</w:t>
+            </w:r>
+          </w:p>
+        </w:tc>
+        <w:tc>
+          <w:tcPr/>
+          <w:p>
+            <w:r>
+              <w:t xml:space="preserve">n/v</w:t>
+            </w:r>
+          </w:p>
+        </w:tc>
+        <w:tc>
+          <w:tcPr/>
+          <w:p>
+            <w:r>
+              <w:t xml:space="preserve">n/v</w:t>
+            </w:r>
+          </w:p>
+        </w:tc>
+        <w:tc>
+          <w:tcPr/>
+          <w:p>
+            <w:r>
+              <w:t xml:space="preserve">n/v</w:t>
+            </w:r>
+          </w:p>
+        </w:tc>
+        <w:tc>
+          <w:tcPr/>
+          <w:p>
+            <w:r>
+              <w:t xml:space="preserve">Upgrade kit x3 $64.78</w:t>
+            </w:r>
+          </w:p>
+        </w:tc>
+        <w:tc>
+          <w:tcPr/>
+          <w:p>
+            <w:r>
+              <w:t xml:space="preserve">n/v</w:t>
+            </w:r>
+          </w:p>
+        </w:tc>
+        <w:tc>
+          <w:tcPr/>
+          <w:p>
+            <w:r>
+              <w:rPr>
+                <w:b/>
+              </w:rPr>
+              <w:t xml:space="preserve">[Likely]</w:t>
+            </w:r>
+            <w:r>
+              <w:t xml:space="preserve"> </w:t>
+            </w:r>
+          </w:p>
+        </w:tc>
+        <w:tc>
+          <w:tcPr/>
+          <w:p>
+            <w:r>
+              <w:t xml:space="preserve">9 Jul 2026 ~13:00 UTC</w:t>
+            </w:r>
+          </w:p>
+        </w:tc>
+        <w:tc>
+          <w:tcPr/>
+          <w:p>
+            <w:r>
+              <w:t xml:space="preserve">Functional 'Mindflow' coffee from products.json.</w:t>
+            </w:r>
+          </w:p>
+        </w:tc>
+      </w:tr>
+      <w:tr>
+        <w:tc>
+          <w:tcPr/>
+          <w:p>
+            <w:r>
+              <w:t xml:space="preserve">Shroomi</w:t>
+            </w:r>
+          </w:p>
+        </w:tc>
+        <w:tc>
+          <w:tcPr/>
+          <w:p>
+            <w:r>
+              <w:t xml:space="preserve">Lion's Mane Mushroom Coffee (roast, 10oz)</w:t>
+            </w:r>
+          </w:p>
+        </w:tc>
+        <w:tc>
+          <w:tcPr/>
+          <w:p>
+            <w:r>
+              <w:t xml:space="preserve">US</w:t>
+            </w:r>
+          </w:p>
+        </w:tc>
+        <w:tc>
+          <w:tcPr/>
+          <w:p>
+            <w:r>
+              <w:t xml:space="preserve">shroomihealth.com</w:t>
+            </w:r>
+          </w:p>
+        </w:tc>
+        <w:tc>
+          <w:tcPr/>
+          <w:p>
+            <w:r>
+              <w:t xml:space="preserve">n/s</w:t>
+            </w:r>
+          </w:p>
+        </w:tc>
+        <w:tc>
+          <w:tcPr/>
+          <w:p>
+            <w:r>
+              <w:t xml:space="preserve">$36.99</w:t>
+            </w:r>
+          </w:p>
+        </w:tc>
+        <w:tc>
+          <w:tcPr/>
+          <w:p>
+            <w:r>
+              <w:t xml:space="preserve">n/v</w:t>
+            </w:r>
+          </w:p>
+        </w:tc>
+        <w:tc>
+          <w:tcPr/>
+          <w:p>
+            <w:r>
+              <w:t xml:space="preserve">-</w:t>
+            </w:r>
+          </w:p>
+        </w:tc>
+        <w:tc>
+          <w:tcPr/>
+          <w:p>
+            <w:r>
+              <w:t xml:space="preserve">n/v</w:t>
+            </w:r>
+          </w:p>
+        </w:tc>
+        <w:tc>
+          <w:tcPr/>
+          <w:p>
+            <w:r>
+              <w:t xml:space="preserve">n/v</w:t>
+            </w:r>
+          </w:p>
+        </w:tc>
+        <w:tc>
+          <w:tcPr/>
+          <w:p>
+            <w:r>
+              <w:t xml:space="preserve">n/v</w:t>
+            </w:r>
+          </w:p>
+        </w:tc>
+        <w:tc>
+          <w:tcPr/>
+          <w:p>
+            <w:r>
+              <w:t xml:space="preserve">4-pack bundle $123.96</w:t>
+            </w:r>
+          </w:p>
+        </w:tc>
+        <w:tc>
+          <w:tcPr/>
+          <w:p>
+            <w:r>
+              <w:t xml:space="preserve">n/v</w:t>
+            </w:r>
+          </w:p>
+        </w:tc>
+        <w:tc>
+          <w:tcPr/>
+          <w:p>
+            <w:r>
+              <w:rPr>
+                <w:b/>
+              </w:rPr>
+              <w:t xml:space="preserve">[Likely]</w:t>
+            </w:r>
+            <w:r>
+              <w:t xml:space="preserve"> </w:t>
+            </w:r>
+          </w:p>
+        </w:tc>
+        <w:tc>
+          <w:tcPr/>
+          <w:p>
+            <w:r>
+              <w:t xml:space="preserve">9 Jul 2026 ~13:00 UTC</w:t>
+            </w:r>
+          </w:p>
+        </w:tc>
+        <w:tc>
+          <w:tcPr/>
+          <w:p>
+            <w:r>
+              <w:t xml:space="preserve">Ground coffee; servings not in feed.</w:t>
+            </w:r>
+          </w:p>
+        </w:tc>
+      </w:tr>
+      <w:tr>
+        <w:tc>
+          <w:tcPr/>
+          <w:p>
+            <w:r>
+              <w:t xml:space="preserve">NeuRoast</w:t>
+            </w:r>
+          </w:p>
+        </w:tc>
+        <w:tc>
+          <w:tcPr/>
+          <w:p>
+            <w:r>
+              <w:t xml:space="preserve">Classic Roast Ground Mushroom Coffee</w:t>
+            </w:r>
+          </w:p>
+        </w:tc>
+        <w:tc>
+          <w:tcPr/>
+          <w:p>
+            <w:r>
+              <w:t xml:space="preserve">US</w:t>
+            </w:r>
+          </w:p>
+        </w:tc>
+        <w:tc>
+          <w:tcPr/>
+          <w:p>
+            <w:r>
+              <w:t xml:space="preserve">neuroast.com</w:t>
+            </w:r>
+          </w:p>
+        </w:tc>
+        <w:tc>
+          <w:tcPr/>
+          <w:p>
+            <w:r>
+              <w:t xml:space="preserve">$21.98</w:t>
+            </w:r>
+          </w:p>
+        </w:tc>
+        <w:tc>
+          <w:tcPr/>
+          <w:p>
+            <w:r>
+              <w:t xml:space="preserve">$21.98</w:t>
+            </w:r>
+          </w:p>
+        </w:tc>
+        <w:tc>
+          <w:tcPr/>
+          <w:p>
+            <w:r>
+              <w:t xml:space="preserve">n/v</w:t>
+            </w:r>
+          </w:p>
+        </w:tc>
+        <w:tc>
+          <w:tcPr/>
+          <w:p>
+            <w:r>
+              <w:t xml:space="preserve">-</w:t>
+            </w:r>
+          </w:p>
+        </w:tc>
+        <w:tc>
+          <w:tcPr/>
+          <w:p>
+            <w:r>
+              <w:t xml:space="preserve">n/v</w:t>
+            </w:r>
+          </w:p>
+        </w:tc>
+        <w:tc>
+          <w:tcPr/>
+          <w:p>
+            <w:r>
+              <w:t xml:space="preserve">n/v</w:t>
+            </w:r>
+          </w:p>
+        </w:tc>
+        <w:tc>
+          <w:tcPr/>
+          <w:p>
+            <w:r>
+              <w:t xml:space="preserve">n/v</w:t>
+            </w:r>
+          </w:p>
+        </w:tc>
+        <w:tc>
+          <w:tcPr/>
+          <w:p>
+            <w:r>
+              <w:t xml:space="preserve">'3 for $40' email offer</w:t>
+            </w:r>
+          </w:p>
+        </w:tc>
+        <w:tc>
+          <w:tcPr/>
+          <w:p>
+            <w:r>
+              <w:t xml:space="preserve">n/v</w:t>
+            </w:r>
+          </w:p>
+        </w:tc>
+        <w:tc>
+          <w:tcPr/>
+          <w:p>
+            <w:r>
+              <w:rPr>
+                <w:b/>
+              </w:rPr>
+              <w:t xml:space="preserve">[Likely]</w:t>
+            </w:r>
+            <w:r>
+              <w:t xml:space="preserve"> </w:t>
+            </w:r>
+          </w:p>
+        </w:tc>
+        <w:tc>
+          <w:tcPr/>
+          <w:p>
+            <w:r>
+              <w:t xml:space="preserve">9 Jul 2026 ~13:00 UTC</w:t>
+            </w:r>
+          </w:p>
+        </w:tc>
+        <w:tc>
+          <w:tcPr/>
+          <w:p>
+            <w:r>
+              <w:t xml:space="preserve">Entire line SOLD OUT at fetch; price listed not purchasable.</w:t>
+            </w:r>
+          </w:p>
+        </w:tc>
+      </w:tr>
+      <w:tr>
+        <w:tc>
+          <w:tcPr/>
+          <w:p>
+            <w:r>
+              <w:t xml:space="preserve">Spacegoods</w:t>
+            </w:r>
+          </w:p>
+        </w:tc>
+        <w:tc>
+          <w:tcPr/>
+          <w:p>
+            <w:r>
+              <w:t xml:space="preserve">Rainbow Dust (1 bag)</w:t>
+            </w:r>
+          </w:p>
+        </w:tc>
+        <w:tc>
+          <w:tcPr/>
+          <w:p>
+            <w:r>
+              <w:t xml:space="preserve">UK</w:t>
+            </w:r>
+          </w:p>
+        </w:tc>
+        <w:tc>
+          <w:tcPr/>
+          <w:p>
+            <w:r>
+              <w:t xml:space="preserve">spacegoods.com</w:t>
+            </w:r>
+          </w:p>
+        </w:tc>
+        <w:tc>
+          <w:tcPr/>
+          <w:p>
+            <w:r>
+              <w:t xml:space="preserve">n/s</w:t>
+            </w:r>
+          </w:p>
+        </w:tc>
+        <w:tc>
+          <w:tcPr/>
+          <w:p>
+            <w:r>
+              <w:t xml:space="preserve">£49</w:t>
+            </w:r>
+          </w:p>
+        </w:tc>
+        <w:tc>
+          <w:tcPr/>
+          <w:p>
+            <w:r>
+              <w:t xml:space="preserve">n/v</w:t>
+            </w:r>
+          </w:p>
+        </w:tc>
+        <w:tc>
+          <w:tcPr/>
+          <w:p>
+            <w:r>
+              <w:t xml:space="preserve">-</w:t>
+            </w:r>
+          </w:p>
+        </w:tc>
+        <w:tc>
+          <w:tcPr/>
+          <w:p>
+            <w:r>
+              <w:t xml:space="preserve">n/v</w:t>
+            </w:r>
+          </w:p>
+        </w:tc>
+        <w:tc>
+          <w:tcPr/>
+          <w:p>
+            <w:r>
+              <w:t xml:space="preserve">~30</w:t>
+            </w:r>
+          </w:p>
+        </w:tc>
+        <w:tc>
+          <w:tcPr/>
+          <w:p>
+            <w:r>
+              <w:t xml:space="preserve">~£1.63</w:t>
+            </w:r>
+          </w:p>
+        </w:tc>
+        <w:tc>
+          <w:tcPr/>
+          <w:p>
+            <w:r>
+              <w:t xml:space="preserve">2 bags £79 (was £98); 3 £99 (was £147)</w:t>
+            </w:r>
+          </w:p>
+        </w:tc>
+        <w:tc>
+          <w:tcPr/>
+          <w:p>
+            <w:r>
+              <w:t xml:space="preserve">n/v</w:t>
+            </w:r>
+          </w:p>
+        </w:tc>
+        <w:tc>
+          <w:tcPr/>
+          <w:p>
+            <w:r>
+              <w:rPr>
+                <w:b/>
+              </w:rPr>
+              <w:t xml:space="preserve">[Likely]</w:t>
+            </w:r>
+            <w:r>
+              <w:t xml:space="preserve"> </w:t>
+            </w:r>
+          </w:p>
+        </w:tc>
+        <w:tc>
+          <w:tcPr/>
+          <w:p>
+            <w:r>
+              <w:t xml:space="preserve">9 Jul 2026 ~13:00 UTC</w:t>
+            </w:r>
+          </w:p>
+        </w:tc>
+        <w:tc>
+          <w:tcPr/>
+          <w:p>
+            <w:r>
+              <w:t xml:space="preserve">Price from products.json; servings ~30 not label-verified.</w:t>
+            </w:r>
+          </w:p>
+        </w:tc>
+      </w:tr>
+      <w:tr>
+        <w:tc>
+          <w:tcPr/>
+          <w:p>
+            <w:r>
+              <w:t xml:space="preserve">DIRTEA</w:t>
+            </w:r>
+          </w:p>
+        </w:tc>
+        <w:tc>
+          <w:tcPr/>
+          <w:p>
+            <w:r>
+              <w:t xml:space="preserve">DIRTEA Coffee (pouch)</w:t>
+            </w:r>
+          </w:p>
+        </w:tc>
+        <w:tc>
+          <w:tcPr/>
+          <w:p>
+            <w:r>
+              <w:t xml:space="preserve">UK</w:t>
+            </w:r>
+          </w:p>
+        </w:tc>
+        <w:tc>
+          <w:tcPr/>
+          <w:p>
+            <w:r>
+              <w:t xml:space="preserve">dirteaworld.com</w:t>
+            </w:r>
+          </w:p>
+        </w:tc>
+        <w:tc>
+          <w:tcPr/>
+          <w:p>
+            <w:r>
+              <w:t xml:space="preserve">n/s</w:t>
+            </w:r>
+          </w:p>
+        </w:tc>
+        <w:tc>
+          <w:tcPr/>
+          <w:p>
+            <w:r>
+              <w:t xml:space="preserve">£38</w:t>
+            </w:r>
+          </w:p>
+        </w:tc>
+        <w:tc>
+          <w:tcPr/>
+          <w:p>
+            <w:r>
+              <w:t xml:space="preserve">n/v</w:t>
+            </w:r>
+          </w:p>
+        </w:tc>
+        <w:tc>
+          <w:tcPr/>
+          <w:p>
+            <w:r>
+              <w:t xml:space="preserve">-</w:t>
+            </w:r>
+          </w:p>
+        </w:tc>
+        <w:tc>
+          <w:tcPr/>
+          <w:p>
+            <w:r>
+              <w:t xml:space="preserve">n/v</w:t>
+            </w:r>
+          </w:p>
+        </w:tc>
+        <w:tc>
+          <w:tcPr/>
+          <w:p>
+            <w:r>
+              <w:t xml:space="preserve">~30</w:t>
+            </w:r>
+          </w:p>
+        </w:tc>
+        <w:tc>
+          <w:tcPr/>
+          <w:p>
+            <w:r>
+              <w:t xml:space="preserve">~£1.27</w:t>
+            </w:r>
+          </w:p>
+        </w:tc>
+        <w:tc>
+          <w:tcPr/>
+          <w:p>
+            <w:r>
+              <w:t xml:space="preserve">75g pouch £19.99; travel 5x £10</w:t>
+            </w:r>
+          </w:p>
+        </w:tc>
+        <w:tc>
+          <w:tcPr/>
+          <w:p>
+            <w:r>
+              <w:t xml:space="preserve">n/v</w:t>
+            </w:r>
+          </w:p>
+        </w:tc>
+        <w:tc>
+          <w:tcPr/>
+          <w:p>
+            <w:r>
+              <w:rPr>
+                <w:b/>
+              </w:rPr>
+              <w:t xml:space="preserve">[Likely]</w:t>
+            </w:r>
+            <w:r>
+              <w:t xml:space="preserve"> </w:t>
+            </w:r>
+          </w:p>
+        </w:tc>
+        <w:tc>
+          <w:tcPr/>
+          <w:p>
+            <w:r>
+              <w:t xml:space="preserve">9 Jul 2026 ~13:00 UTC</w:t>
+            </w:r>
+          </w:p>
+        </w:tc>
+        <w:tc>
+          <w:tcPr/>
+          <w:p>
+            <w:r>
+              <w:t xml:space="preserve">Price from products.json; servings not in feed.</w:t>
+            </w:r>
+          </w:p>
+        </w:tc>
+      </w:tr>
+      <w:tr>
+        <w:tc>
+          <w:tcPr/>
+          <w:p>
+            <w:r>
+              <w:t xml:space="preserve">London Nootropics</w:t>
+            </w:r>
+          </w:p>
+        </w:tc>
+        <w:tc>
+          <w:tcPr/>
+          <w:p>
+            <w:r>
+              <w:t xml:space="preserve">Mojo Coffee (60 sachets)</w:t>
+            </w:r>
+          </w:p>
+        </w:tc>
+        <w:tc>
+          <w:tcPr/>
+          <w:p>
+            <w:r>
+              <w:t xml:space="preserve">UK</w:t>
+            </w:r>
+          </w:p>
+        </w:tc>
+        <w:tc>
+          <w:tcPr/>
+          <w:p>
+            <w:r>
+              <w:t xml:space="preserve">londonnootropics.com</w:t>
+            </w:r>
+          </w:p>
+        </w:tc>
+        <w:tc>
+          <w:tcPr/>
+          <w:p>
+            <w:r>
+              <w:t xml:space="preserve">£60</w:t>
+            </w:r>
+          </w:p>
+        </w:tc>
+        <w:tc>
+          <w:tcPr/>
+          <w:p>
+            <w:r>
+              <w:t xml:space="preserve">£60</w:t>
+            </w:r>
+          </w:p>
+        </w:tc>
+        <w:tc>
+          <w:tcPr/>
+          <w:p>
+            <w:r>
+              <w:t xml:space="preserve">£48</w:t>
+            </w:r>
+          </w:p>
+        </w:tc>
+        <w:tc>
+          <w:tcPr/>
+          <w:p>
+            <w:r>
+              <w:t xml:space="preserve">starter bundle (n/p)</w:t>
+            </w:r>
+          </w:p>
+        </w:tc>
+        <w:tc>
+          <w:tcPr/>
+          <w:p>
+            <w:r>
+              <w:t xml:space="preserve">£48</w:t>
+            </w:r>
+          </w:p>
+        </w:tc>
+        <w:tc>
+          <w:tcPr/>
+          <w:p>
+            <w:r>
+              <w:t xml:space="preserve">60</w:t>
+            </w:r>
+          </w:p>
+        </w:tc>
+        <w:tc>
+          <w:tcPr/>
+          <w:p>
+            <w:r>
+              <w:t xml:space="preserve">£1.00 / £0.80</w:t>
+            </w:r>
+          </w:p>
+        </w:tc>
+        <w:tc>
+          <w:tcPr/>
+          <w:p>
+            <w:r>
+              <w:t xml:space="preserve">Sub 20% off; free UK ship &gt;£30</w:t>
+            </w:r>
+          </w:p>
+        </w:tc>
+        <w:tc>
+          <w:tcPr/>
+          <w:p>
+            <w:r>
+              <w:t xml:space="preserve">n/v</w:t>
+            </w:r>
+          </w:p>
+        </w:tc>
+        <w:tc>
+          <w:tcPr/>
+          <w:p>
+            <w:r>
+              <w:rPr>
+                <w:b/>
+              </w:rPr>
+              <w:t xml:space="preserve">[Certain]</w:t>
+            </w:r>
+            <w:r>
+              <w:t xml:space="preserve"> </w:t>
+            </w:r>
+          </w:p>
+        </w:tc>
+        <w:tc>
+          <w:tcPr/>
+          <w:p>
+            <w:r>
+              <w:t xml:space="preserve">9 Jul 2026 ~13:00 UTC</w:t>
+            </w:r>
+          </w:p>
+        </w:tc>
+        <w:tc>
+          <w:tcPr/>
+          <w:p>
+            <w:r>
+              <w:t xml:space="preserve">Rendered PDP verified live.</w:t>
+            </w:r>
+          </w:p>
+        </w:tc>
+      </w:tr>
+      <w:tr>
+        <w:tc>
+          <w:tcPr/>
+          <w:p>
+            <w:r>
+              <w:t xml:space="preserve">Rheal Superfoods</w:t>
+            </w:r>
+          </w:p>
+        </w:tc>
+        <w:tc>
+          <w:tcPr/>
+          <w:p>
+            <w:r>
+              <w:t xml:space="preserve">Organic Clean Greens</w:t>
+            </w:r>
+          </w:p>
+        </w:tc>
+        <w:tc>
+          <w:tcPr/>
+          <w:p>
+            <w:r>
+              <w:t xml:space="preserve">UK</w:t>
+            </w:r>
+          </w:p>
+        </w:tc>
+        <w:tc>
+          <w:tcPr/>
+          <w:p>
+            <w:r>
+              <w:t xml:space="preserve">rhealsuperfoods.com</w:t>
+            </w:r>
+          </w:p>
+        </w:tc>
+        <w:tc>
+          <w:tcPr/>
+          <w:p>
+            <w:r>
+              <w:t xml:space="preserve">n/s</w:t>
+            </w:r>
+          </w:p>
+        </w:tc>
+        <w:tc>
+          <w:tcPr/>
+          <w:p>
+            <w:r>
+              <w:t xml:space="preserve">£25</w:t>
+            </w:r>
+          </w:p>
+        </w:tc>
+        <w:tc>
+          <w:tcPr/>
+          <w:p>
+            <w:r>
+              <w:t xml:space="preserve">n/v</w:t>
+            </w:r>
+          </w:p>
+        </w:tc>
+        <w:tc>
+          <w:tcPr/>
+          <w:p>
+            <w:r>
+              <w:t xml:space="preserve">-</w:t>
+            </w:r>
+          </w:p>
+        </w:tc>
+        <w:tc>
+          <w:tcPr/>
+          <w:p>
+            <w:r>
+              <w:t xml:space="preserve">n/v</w:t>
+            </w:r>
+          </w:p>
+        </w:tc>
+        <w:tc>
+          <w:tcPr/>
+          <w:p>
+            <w:r>
+              <w:t xml:space="preserve">~30</w:t>
+            </w:r>
+          </w:p>
+        </w:tc>
+        <w:tc>
+          <w:tcPr/>
+          <w:p>
+            <w:r>
+              <w:t xml:space="preserve">~£0.83</w:t>
+            </w:r>
+          </w:p>
+        </w:tc>
+        <w:tc>
+          <w:tcPr/>
+          <w:p>
+            <w:r>
+              <w:t xml:space="preserve">-</w:t>
+            </w:r>
+          </w:p>
+        </w:tc>
+        <w:tc>
+          <w:tcPr/>
+          <w:p>
+            <w:r>
+              <w:t xml:space="preserve">n/v</w:t>
+            </w:r>
+          </w:p>
+        </w:tc>
+        <w:tc>
+          <w:tcPr/>
+          <w:p>
+            <w:r>
+              <w:rPr>
+                <w:b/>
+              </w:rPr>
+              <w:t xml:space="preserve">[Likely]</w:t>
+            </w:r>
+            <w:r>
+              <w:t xml:space="preserve"> </w:t>
+            </w:r>
+          </w:p>
+        </w:tc>
+        <w:tc>
+          <w:tcPr/>
+          <w:p>
+            <w:r>
+              <w:t xml:space="preserve">9 Jul 2026 ~13:00 UTC</w:t>
+            </w:r>
+          </w:p>
+        </w:tc>
+        <w:tc>
+          <w:tcPr/>
+          <w:p>
+            <w:r>
+              <w:t xml:space="preserve">Price from products.json; servings ~30 not label-verified.</w:t>
+            </w:r>
+          </w:p>
+        </w:tc>
+      </w:tr>
+      <w:tr>
+        <w:tc>
+          <w:tcPr/>
+          <w:p>
+            <w:r>
+              <w:t xml:space="preserve">Free Soul</w:t>
+            </w:r>
+          </w:p>
+        </w:tc>
+        <w:tc>
+          <w:tcPr/>
+          <w:p>
+            <w:r>
+              <w:t xml:space="preserve">Vegan Protein (for women)</w:t>
+            </w:r>
+          </w:p>
+        </w:tc>
+        <w:tc>
+          <w:tcPr/>
+          <w:p>
+            <w:r>
+              <w:t xml:space="preserve">UK</w:t>
+            </w:r>
+          </w:p>
+        </w:tc>
+        <w:tc>
+          <w:tcPr/>
+          <w:p>
+            <w:r>
+              <w:t xml:space="preserve">freesoul.com</w:t>
+            </w:r>
+          </w:p>
+        </w:tc>
+        <w:tc>
+          <w:tcPr/>
+          <w:p>
+            <w:r>
+              <w:t xml:space="preserve">£27.49</w:t>
+            </w:r>
+          </w:p>
+        </w:tc>
+        <w:tc>
+          <w:tcPr/>
+          <w:p>
+            <w:r>
+              <w:t xml:space="preserve">£27.49</w:t>
+            </w:r>
+          </w:p>
+        </w:tc>
+        <w:tc>
+          <w:tcPr/>
+          <w:p>
+            <w:r>
+              <w:t xml:space="preserve">£21.99</w:t>
+            </w:r>
+          </w:p>
+        </w:tc>
+        <w:tc>
+          <w:tcPr/>
+          <w:p>
+            <w:r>
+              <w:t xml:space="preserve">free 1st-sub ship</w:t>
+            </w:r>
+          </w:p>
+        </w:tc>
+        <w:tc>
+          <w:tcPr/>
+          <w:p>
+            <w:r>
+              <w:t xml:space="preserve">£21.99</w:t>
+            </w:r>
+          </w:p>
+        </w:tc>
+        <w:tc>
+          <w:tcPr/>
+          <w:p>
+            <w:r>
+              <w:t xml:space="preserve">~20</w:t>
+            </w:r>
+          </w:p>
+        </w:tc>
+        <w:tc>
+          <w:tcPr/>
+          <w:p>
+            <w:r>
+              <w:t xml:space="preserve">~£1.37 / £1.10</w:t>
+            </w:r>
+          </w:p>
+        </w:tc>
+        <w:tc>
+          <w:tcPr/>
+          <w:p>
+            <w:r>
+              <w:t xml:space="preserve">Sub 20% off</w:t>
+            </w:r>
+          </w:p>
+        </w:tc>
+        <w:tc>
+          <w:tcPr/>
+          <w:p>
+            <w:r>
+              <w:t xml:space="preserve">30-day refund</w:t>
+            </w:r>
+          </w:p>
+        </w:tc>
+        <w:tc>
+          <w:tcPr/>
+          <w:p>
+            <w:r>
+              <w:rPr>
+                <w:b/>
+              </w:rPr>
+              <w:t xml:space="preserve">[Likely]</w:t>
+            </w:r>
+            <w:r>
+              <w:t xml:space="preserve"> </w:t>
+            </w:r>
+          </w:p>
+        </w:tc>
+        <w:tc>
+          <w:tcPr/>
+          <w:p>
+            <w:r>
+              <w:t xml:space="preserve">9 Jul 2026 ~13:00 UTC</w:t>
+            </w:r>
+          </w:p>
+        </w:tc>
+        <w:tc>
+          <w:tcPr/>
+          <w:p>
+            <w:r>
+              <w:t xml:space="preserve">Price live; servings computed from 600g/30g.</w:t>
+            </w:r>
+          </w:p>
+        </w:tc>
+      </w:tr>
+      <w:tr>
+        <w:tc>
+          <w:tcPr/>
+          <w:p>
+            <w:r>
+              <w:t xml:space="preserve">Ancient + Brave</w:t>
+            </w:r>
+          </w:p>
+        </w:tc>
+        <w:tc>
+          <w:tcPr/>
+          <w:p>
+            <w:r>
+              <w:t xml:space="preserve">True Collagen</w:t>
+            </w:r>
+          </w:p>
+        </w:tc>
+        <w:tc>
+          <w:tcPr/>
+          <w:p>
+            <w:r>
+              <w:t xml:space="preserve">UK</w:t>
+            </w:r>
+          </w:p>
+        </w:tc>
+        <w:tc>
+          <w:tcPr/>
+          <w:p>
+            <w:r>
+              <w:t xml:space="preserve">ancientandbrave.earth</w:t>
+            </w:r>
+          </w:p>
+        </w:tc>
+        <w:tc>
+          <w:tcPr/>
+          <w:p>
+            <w:r>
+              <w:t xml:space="preserve">£32</w:t>
+            </w:r>
+          </w:p>
+        </w:tc>
+        <w:tc>
+          <w:tcPr/>
+          <w:p>
+            <w:r>
+              <w:t xml:space="preserve">£32</w:t>
+            </w:r>
+          </w:p>
+        </w:tc>
+        <w:tc>
+          <w:tcPr/>
+          <w:p>
+            <w:r>
+              <w:t xml:space="preserve">£25.60 (1st 3)</w:t>
+            </w:r>
+          </w:p>
+        </w:tc>
+        <w:tc>
+          <w:tcPr/>
+          <w:p>
+            <w:r>
+              <w:t xml:space="preserve">£25.60 + free scoop/jar</w:t>
+            </w:r>
+          </w:p>
+        </w:tc>
+        <w:tc>
+          <w:tcPr/>
+          <w:p>
+            <w:r>
+              <w:t xml:space="preserve">£28.80</w:t>
+            </w:r>
+          </w:p>
+        </w:tc>
+        <w:tc>
+          <w:tcPr/>
+          <w:p>
+            <w:r>
+              <w:t xml:space="preserve">~40</w:t>
+            </w:r>
+          </w:p>
+        </w:tc>
+        <w:tc>
+          <w:tcPr/>
+          <w:p>
+            <w:r>
+              <w:t xml:space="preserve">£0.80 / £0.64</w:t>
+            </w:r>
+          </w:p>
+        </w:tc>
+        <w:tc>
+          <w:tcPr/>
+          <w:p>
+            <w:r>
+              <w:t xml:space="preserve">20% off 1st 3; free scoop+jar</w:t>
+            </w:r>
+          </w:p>
+        </w:tc>
+        <w:tc>
+          <w:tcPr/>
+          <w:p>
+            <w:r>
+              <w:t xml:space="preserve">30-day confidence</w:t>
+            </w:r>
+          </w:p>
+        </w:tc>
+        <w:tc>
+          <w:tcPr/>
+          <w:p>
+            <w:r>
+              <w:rPr>
+                <w:b/>
+              </w:rPr>
+              <w:t xml:space="preserve">[Certain]</w:t>
+            </w:r>
+            <w:r>
+              <w:t xml:space="preserve"> </w:t>
+            </w:r>
+          </w:p>
+        </w:tc>
+        <w:tc>
+          <w:tcPr/>
+          <w:p>
+            <w:r>
+              <w:t xml:space="preserve">9 Jul 2026 ~13:00 UTC</w:t>
+            </w:r>
+          </w:p>
+        </w:tc>
+        <w:tc>
+          <w:tcPr/>
+          <w:p>
+            <w:r>
+              <w:t xml:space="preserve">Rendered PDP verified live.</w:t>
+            </w:r>
+          </w:p>
+        </w:tc>
+      </w:tr>
+      <w:tr>
+        <w:tc>
+          <w:tcPr/>
+          <w:p>
+            <w:r>
+              <w:t xml:space="preserve">Nuzest</w:t>
+            </w:r>
+          </w:p>
+        </w:tc>
+        <w:tc>
+          <w:tcPr/>
+          <w:p>
+            <w:r>
+              <w:t xml:space="preserve">Good Green Vitality (300g)</w:t>
+            </w:r>
+          </w:p>
+        </w:tc>
+        <w:tc>
+          <w:tcPr/>
+          <w:p>
+            <w:r>
+              <w:t xml:space="preserve">US</w:t>
+            </w:r>
+          </w:p>
+        </w:tc>
+        <w:tc>
+          <w:tcPr/>
+          <w:p>
+            <w:r>
+              <w:t xml:space="preserve">nuzest-usa.com</w:t>
+            </w:r>
+          </w:p>
+        </w:tc>
+        <w:tc>
+          <w:tcPr/>
+          <w:p>
+            <w:r>
+              <w:t xml:space="preserve">$95</w:t>
+            </w:r>
+          </w:p>
+        </w:tc>
+        <w:tc>
+          <w:tcPr/>
+          <w:p>
+            <w:r>
+              <w:t xml:space="preserve">$95</w:t>
+            </w:r>
+          </w:p>
+        </w:tc>
+        <w:tc>
+          <w:tcPr/>
+          <w:p>
+            <w:r>
+              <w:t xml:space="preserve">none</w:t>
+            </w:r>
+          </w:p>
+        </w:tc>
+        <w:tc>
+          <w:tcPr/>
+          <w:p>
+            <w:r>
+              <w:t xml:space="preserve">-</w:t>
+            </w:r>
+          </w:p>
+        </w:tc>
+        <w:tc>
+          <w:tcPr/>
+          <w:p>
+            <w:r>
+              <w:t xml:space="preserve">-</w:t>
+            </w:r>
+          </w:p>
+        </w:tc>
+        <w:tc>
+          <w:tcPr/>
+          <w:p>
+            <w:r>
+              <w:t xml:space="preserve">30</w:t>
+            </w:r>
+          </w:p>
+        </w:tc>
+        <w:tc>
+          <w:tcPr/>
+          <w:p>
+            <w:r>
+              <w:t xml:space="preserve">$3.17</w:t>
+            </w:r>
+          </w:p>
+        </w:tc>
+        <w:tc>
+          <w:tcPr/>
+          <w:p>
+            <w:r>
+              <w:t xml:space="preserve">-</w:t>
+            </w:r>
+          </w:p>
+        </w:tc>
+        <w:tc>
+          <w:tcPr/>
+          <w:p>
+            <w:r>
+              <w:t xml:space="preserve">n/v</w:t>
+            </w:r>
+          </w:p>
+        </w:tc>
+        <w:tc>
+          <w:tcPr/>
+          <w:p>
+            <w:r>
+              <w:rPr>
+                <w:b/>
+              </w:rPr>
+              <w:t xml:space="preserve">[Certain]</w:t>
+            </w:r>
+            <w:r>
+              <w:t xml:space="preserve"> </w:t>
+            </w:r>
+          </w:p>
+        </w:tc>
+        <w:tc>
+          <w:tcPr/>
+          <w:p>
+            <w:r>
+              <w:t xml:space="preserve">9 Jul 2026 ~13:00 UTC</w:t>
+            </w:r>
+          </w:p>
+        </w:tc>
+        <w:tc>
+          <w:tcPr/>
+          <w:p>
+            <w:r>
+              <w:t xml:space="preserve">No subscription; 600g/60 = $190.</w:t>
+            </w:r>
+          </w:p>
+        </w:tc>
+      </w:tr>
+      <w:tr>
+        <w:tc>
+          <w:tcPr/>
+          <w:p>
+            <w:r>
+              <w:t xml:space="preserve">Nuzest</w:t>
+            </w:r>
+          </w:p>
+        </w:tc>
+        <w:tc>
+          <w:tcPr/>
+          <w:p>
+            <w:r>
+              <w:t xml:space="preserve">Good Green Vitality (300g)</w:t>
+            </w:r>
+          </w:p>
+        </w:tc>
+        <w:tc>
+          <w:tcPr/>
+          <w:p>
+            <w:r>
+              <w:t xml:space="preserve">UK</w:t>
+            </w:r>
+          </w:p>
+        </w:tc>
+        <w:tc>
+          <w:tcPr/>
+          <w:p>
+            <w:r>
+              <w:t xml:space="preserve">nuzest.co.uk</w:t>
+            </w:r>
+          </w:p>
+        </w:tc>
+        <w:tc>
+          <w:tcPr/>
+          <w:p>
+            <w:r>
+              <w:t xml:space="preserve">£75</w:t>
+            </w:r>
+          </w:p>
+        </w:tc>
+        <w:tc>
+          <w:tcPr/>
+          <w:p>
+            <w:r>
+              <w:t xml:space="preserve">£75</w:t>
+            </w:r>
+          </w:p>
+        </w:tc>
+        <w:tc>
+          <w:tcPr/>
+          <w:p>
+            <w:r>
+              <w:t xml:space="preserve">none</w:t>
+            </w:r>
+          </w:p>
+        </w:tc>
+        <w:tc>
+          <w:tcPr/>
+          <w:p>
+            <w:r>
+              <w:t xml:space="preserve">-</w:t>
+            </w:r>
+          </w:p>
+        </w:tc>
+        <w:tc>
+          <w:tcPr/>
+          <w:p>
+            <w:r>
+              <w:t xml:space="preserve">-</w:t>
+            </w:r>
+          </w:p>
+        </w:tc>
+        <w:tc>
+          <w:tcPr/>
+          <w:p>
+            <w:r>
+              <w:t xml:space="preserve">30</w:t>
+            </w:r>
+          </w:p>
+        </w:tc>
+        <w:tc>
+          <w:tcPr/>
+          <w:p>
+            <w:r>
+              <w:t xml:space="preserve">£2.50</w:t>
+            </w:r>
+          </w:p>
+        </w:tc>
+        <w:tc>
+          <w:tcPr/>
+          <w:p>
+            <w:r>
+              <w:t xml:space="preserve">-</w:t>
+            </w:r>
+          </w:p>
+        </w:tc>
+        <w:tc>
+          <w:tcPr/>
+          <w:p>
+            <w:r>
+              <w:t xml:space="preserve">n/v</w:t>
+            </w:r>
+          </w:p>
+        </w:tc>
+        <w:tc>
+          <w:tcPr/>
+          <w:p>
+            <w:r>
+              <w:rPr>
+                <w:b/>
+              </w:rPr>
+              <w:t xml:space="preserve">[Certain]</w:t>
+            </w:r>
+            <w:r>
+              <w:t xml:space="preserve"> </w:t>
+            </w:r>
+          </w:p>
+        </w:tc>
+        <w:tc>
+          <w:tcPr/>
+          <w:p>
+            <w:r>
+              <w:t xml:space="preserve">9 Jul 2026 ~13:00 UTC</w:t>
+            </w:r>
+          </w:p>
+        </w:tc>
+        <w:tc>
+          <w:tcPr/>
+          <w:p>
+            <w:r>
+              <w:t xml:space="preserve">750g/75 = £150 (£2.00, best value).</w:t>
+            </w:r>
+          </w:p>
+        </w:tc>
+      </w:tr>
+      <w:tr>
+        <w:tc>
+          <w:tcPr/>
+          <w:p>
+            <w:r>
+              <w:t xml:space="preserve">Beyond Brew</w:t>
+            </w:r>
+          </w:p>
+        </w:tc>
+        <w:tc>
+          <w:tcPr/>
+          <w:p>
+            <w:r>
+              <w:t xml:space="preserve">Mushroom Coffee (hero)</w:t>
+            </w:r>
+          </w:p>
+        </w:tc>
+        <w:tc>
+          <w:tcPr/>
+          <w:p>
+            <w:r>
+              <w:t xml:space="preserve">-</w:t>
+            </w:r>
+          </w:p>
+        </w:tc>
+        <w:tc>
+          <w:tcPr/>
+          <w:p>
+            <w:r>
+              <w:t xml:space="preserve">-</w:t>
+            </w:r>
+          </w:p>
+        </w:tc>
+        <w:tc>
+          <w:tcPr/>
+          <w:p>
+            <w:r>
+              <w:t xml:space="preserve">Unavailable</w:t>
+            </w:r>
+          </w:p>
+        </w:tc>
+        <w:tc>
+          <w:tcPr/>
+          <w:p>
+            <w:r>
+              <w:t xml:space="preserve">Unavailable</w:t>
+            </w:r>
+          </w:p>
+        </w:tc>
+        <w:tc>
+          <w:tcPr/>
+          <w:p>
+            <w:r>
+              <w:t xml:space="preserve">Unavailable</w:t>
+            </w:r>
+          </w:p>
+        </w:tc>
+        <w:tc>
+          <w:tcPr/>
+          <w:p>
+            <w:r>
+              <w:t xml:space="preserve">-</w:t>
+            </w:r>
+          </w:p>
+        </w:tc>
+        <w:tc>
+          <w:tcPr/>
+          <w:p>
+            <w:r>
+              <w:t xml:space="preserve">-</w:t>
+            </w:r>
+          </w:p>
+        </w:tc>
+        <w:tc>
+          <w:tcPr/>
+          <w:p>
+            <w:r>
+              <w:t xml:space="preserve">n/v</w:t>
+            </w:r>
+          </w:p>
+        </w:tc>
+        <w:tc>
+          <w:tcPr/>
+          <w:p>
+            <w:r>
+              <w:t xml:space="preserve">n/v</w:t>
+            </w:r>
+          </w:p>
+        </w:tc>
+        <w:tc>
+          <w:tcPr/>
+          <w:p>
+            <w:r>
+              <w:t xml:space="preserve">-</w:t>
+            </w:r>
+          </w:p>
+        </w:tc>
+        <w:tc>
+          <w:tcPr/>
+          <w:p>
+            <w:r>
+              <w:t xml:space="preserve">-</w:t>
+            </w:r>
+          </w:p>
+        </w:tc>
+        <w:tc>
+          <w:tcPr/>
+          <w:p>
+            <w:r>
+              <w:rPr>
+                <w:b/>
+              </w:rPr>
+              <w:t xml:space="preserve">[Likely]</w:t>
+            </w:r>
+            <w:r>
+              <w:t xml:space="preserve"> </w:t>
+            </w:r>
+          </w:p>
+        </w:tc>
+        <w:tc>
+          <w:tcPr/>
+          <w:p>
+            <w:r>
+              <w:t xml:space="preserve">9 Jul 2026 ~13:00 UTC</w:t>
+            </w:r>
+          </w:p>
+        </w:tc>
+        <w:tc>
+          <w:tcPr/>
+          <w:p>
+            <w:r>
+              <w:t xml:space="preserve">NOT REACHED this run - not assigned to a fetch batch; retry against official site to complete coverage.</w:t>
+            </w:r>
+          </w:p>
+        </w:tc>
+      </w:tr>
+    </w:tbl>
+    <w:p>
+      <w:r>
+        <w:rPr>
+          <w:i/>
+          <w:color w:val="555555"/>
+        </w:rPr>
+        <w:t xml:space="preserve">Every brand in the research scope appears above; blocked/unverifiable rows are marked rather than dropped or guessed.</w:t>
+      </w:r>
+    </w:p>
+    <w:p>
+      <w:pPr>
+        <w:spacing w:before="200" w:after="80"/>
+      </w:pPr>
+      <w:r>
+        <w:rPr>
+          <w:b/>
+          <w:color w:val="004A2B"/>
+          <w:sz w:val="24"/>
+        </w:rPr>
+        <w:t xml:space="preserve">Competitive read (from the live snapshot above)</w:t>
+      </w:r>
+    </w:p>
+    <w:p>
+      <w:pPr>
+        <w:spacing w:before="200" w:after="80"/>
+      </w:pPr>
+      <w:r>
+        <w:rPr>
+          <w:b/>
+          <w:color w:val="004A2B"/>
+          <w:sz w:val="24"/>
+        </w:rPr>
+        <w:t xml:space="preserve">Cheapest first-order offer</w:t>
+      </w:r>
+    </w:p>
+    <w:p>
+      <w:r>
+        <w:t xml:space="preserve">Apothekary Mind Over Matter at $19.50 (a 50% clearance markdown) is the lowest absolute entry price; among sustained offers, RYZE ($27 single bag) and Amazing Grass (~$22.94) lead. VAHDAM UK's £29.99 30-day kit is the aggressive entry in GBP.</w:t>
+      </w:r>
+    </w:p>
+    <w:p>
+      <w:pPr>
+        <w:spacing w:before="200" w:after="80"/>
+      </w:pPr>
+      <w:r>
+        <w:rPr>
+          <w:b/>
+          <w:color w:val="004A2B"/>
+          <w:sz w:val="24"/>
+        </w:rPr>
+        <w:t xml:space="preserve">Cheapest recurring / refill</w:t>
+      </w:r>
+    </w:p>
+    <w:p>
+      <w:r>
+        <w:t xml:space="preserve">In greens, Bloom ($1.02/serving) and Amazing Grass (~$0.76) are the lowest per-serving recurring. In adaptogen coffee, VAHDAM UK (£0.50 to £0.75/serving on the kits) and RYZE ($0.83 to $0.90) are the lowest recurring per-cup.</w:t>
+      </w:r>
+    </w:p>
+    <w:p>
+      <w:pPr>
+        <w:spacing w:before="200" w:after="80"/>
+      </w:pPr>
+      <w:r>
+        <w:rPr>
+          <w:b/>
+          <w:color w:val="004A2B"/>
+          <w:sz w:val="24"/>
+        </w:rPr>
+        <w:t xml:space="preserve">Highest premium-priced</w:t>
+      </w:r>
+    </w:p>
+    <w:p>
+      <w:r>
+        <w:t xml:space="preserve">Ka'Chava ($4.00/serving) and Nuzest US ($3.17), then AG1 ($3.30 one-time / $2.63 sub) and Pique matcha ($3.43) sit at the premium ceiling.</w:t>
+      </w:r>
+    </w:p>
+    <w:p>
+      <w:pPr>
+        <w:spacing w:before="200" w:after="80"/>
+      </w:pPr>
+      <w:r>
+        <w:rPr>
+          <w:b/>
+          <w:color w:val="004A2B"/>
+          <w:sz w:val="24"/>
+        </w:rPr>
+        <w:t xml:space="preserve">Best value per serving</w:t>
+      </w:r>
+    </w:p>
+    <w:p>
+      <w:r>
+        <w:t xml:space="preserve">Amazing Grass ($0.73 to $0.90) and Bloom ($1.02 to $1.13) win on greens; VAHDAM Ashwagandha Coffee is the standout on adaptogen-coffee value at $0.83 to $1.12 (US) and £0.50 to £0.75 (UK) per cup, well under Four Sigmatic ($1.33 to $1.67), MUD\WTR ($1.11 to $1.61) and London Nootropics (£0.80 to £1.00).</w:t>
+      </w:r>
+    </w:p>
+    <w:p>
+      <w:pPr>
+        <w:spacing w:before="200" w:after="80"/>
+      </w:pPr>
+      <w:r>
+        <w:rPr>
+          <w:b/>
+          <w:color w:val="004A2B"/>
+          <w:sz w:val="24"/>
+        </w:rPr>
+        <w:t xml:space="preserve">Most aggressive starter kit</w:t>
+      </w:r>
+    </w:p>
+    <w:p>
+      <w:r>
+        <w:t xml:space="preserve">RYZE ($49.50 for 60 servings + gifts) and VAHDAM's 60-day kits (US $99.99 / UK £59.99, 120 servings) offer the deepest per-serving step-down; MUD\WTR's $145 90-serving kit is the priciest entry.</w:t>
+      </w:r>
+    </w:p>
+    <w:p>
+      <w:pPr>
+        <w:spacing w:before="200" w:after="80"/>
+      </w:pPr>
+      <w:r>
+        <w:rPr>
+          <w:b/>
+          <w:color w:val="004A2B"/>
+          <w:sz w:val="24"/>
+        </w:rPr>
+        <w:t xml:space="preserve">Strongest bundle / gift</w:t>
+      </w:r>
+    </w:p>
+    <w:p>
+      <w:r>
+        <w:t xml:space="preserve">RYZE (tumbler + jar + creamer + magnet), AG1 (welcome kit: travel packs + shaker + D3+K2) and Huel (free bottle + t-shirt) lead on gift stacking; VAHDAM's 6-free-gifts on kits is directly comparable.</w:t>
+      </w:r>
+    </w:p>
+    <w:p>
+      <w:pPr>
+        <w:spacing w:before="200" w:after="80"/>
+      </w:pPr>
+      <w:r>
+        <w:rPr>
+          <w:b/>
+          <w:color w:val="004A2B"/>
+          <w:sz w:val="24"/>
+        </w:rPr>
+        <w:t xml:space="preserve">VAHDAM's price positioning</w:t>
+      </w:r>
+    </w:p>
+    <w:p>
+      <w:pPr>
+        <w:ind w:left="360" w:hanging="240"/>
+      </w:pPr>
+      <w:r>
+        <w:t xml:space="preserve">•  </w:t>
+      </w:r>
+      <w:r>
+        <w:rPr>
+          <w:b/>
+        </w:rPr>
+        <w:t xml:space="preserve">Absolute price:</w:t>
+      </w:r>
+      <w:r>
+        <w:t xml:space="preserve"> mid-pack. VAHDAM US Ashwagandha Coffee ($44.99 one-time) sits between the mushroom-coffee challengers (RYZE $27, Four Sigmatic $50) and the greens premium tier (AG1 $99, Ka'Chava $59.95).</w:t>
+      </w:r>
+    </w:p>
+    <w:p>
+      <w:pPr>
+        <w:ind w:left="360" w:hanging="240"/>
+      </w:pPr>
+      <w:r>
+        <w:t xml:space="preserve">•  </w:t>
+      </w:r>
+      <w:r>
+        <w:rPr>
+          <w:b/>
+        </w:rPr>
+        <w:t xml:space="preserve">Price per serving:</w:t>
+      </w:r>
+      <w:r>
+        <w:t xml:space="preserve"> VAHDAM is one of the best-value adaptogen coffees on a per-cup basis, $0.83 to $1.12 (US) and £0.50 to £0.75 (UK), undercutting Four Sigmatic, MUD\WTR and London Nootropics per cup while carrying a real KSM-66 + tea heritage.</w:t>
+      </w:r>
+    </w:p>
+    <w:p>
+      <w:pPr>
+        <w:ind w:left="360" w:hanging="240"/>
+      </w:pPr>
+      <w:r>
+        <w:t xml:space="preserve">•  </w:t>
+      </w:r>
+      <w:r>
+        <w:rPr>
+          <w:b/>
+        </w:rPr>
+        <w:t xml:space="preserve">Starter-kit value:</w:t>
+      </w:r>
+      <w:r>
+        <w:t xml:space="preserve"> competitive. The 60-day kits ($99.99 / £59.99, 120 servings + 6 free gifts) match RYZE's gift-heavy starter economics.</w:t>
+      </w:r>
+    </w:p>
+    <w:p>
+      <w:pPr>
+        <w:ind w:left="360" w:hanging="240"/>
+      </w:pPr>
+      <w:r>
+        <w:t xml:space="preserve">•  </w:t>
+      </w:r>
+      <w:r>
+        <w:rPr>
+          <w:b/>
+        </w:rPr>
+        <w:t xml:space="preserve">Recurring price:</w:t>
+      </w:r>
+      <w:r>
+        <w:t xml:space="preserve"> VAHDAM's refill-kit model is priced at or below the challenger set per serving; the main gap is that a discrete always-on subscription discount is less prominent than RYZE / Four Sigmatic's explicit 20 to 40% sub badges.</w:t>
+      </w:r>
+    </w:p>
+    <w:p>
+      <w:pPr>
+        <w:ind w:left="360" w:hanging="240"/>
+      </w:pPr>
+      <w:r>
+        <w:t xml:space="preserve">•  </w:t>
+      </w:r>
+      <w:r>
+        <w:rPr>
+          <w:b/>
+        </w:rPr>
+        <w:t xml:space="preserve">Subscription competitiveness:</w:t>
+      </w:r>
+      <w:r>
+        <w:t xml:space="preserve"> opportunity, not weakness, most rivals lead with a loud subscribe-and-save %; VAHDAM can surface an equally clear recurring price and a longer guarantee (its 90-day UK money-back already beats RYZE/Four Sigmatic's 30-day).</w:t>
+      </w:r>
+    </w:p>
+    <w:p>
+      <w:pPr>
+        <w:ind w:left="360" w:hanging="240"/>
+      </w:pPr>
+      <w:r>
+        <w:t xml:space="preserve">•  </w:t>
+      </w:r>
+      <w:r>
+        <w:rPr>
+          <w:b/>
+        </w:rPr>
+        <w:t xml:space="preserve">Perceived premium:</w:t>
+      </w:r>
+      <w:r>
+        <w:t xml:space="preserve"> VAHDAM reads premium but not top-of-ceiling, it is materially cheaper per cup than AG1/Ka'Chava/Pique while telling a stronger origin + clinical story, so it is fairly-to-underpriced on value, not overpriced.</w:t>
+      </w:r>
+    </w:p>
+    <w:p>
+      <w:pPr>
+        <w:spacing w:before="200" w:after="80"/>
+      </w:pPr>
+      <w:r>
+        <w:rPr>
+          <w:b/>
+          <w:color w:val="004A2B"/>
+          <w:sz w:val="24"/>
+        </w:rPr>
+        <w:t xml:space="preserve">Recommended pricing / offer strategy</w:t>
+      </w:r>
+    </w:p>
+    <w:p>
+      <w:pPr>
+        <w:ind w:left="360" w:hanging="240"/>
+      </w:pPr>
+      <w:r>
+        <w:t xml:space="preserve">•  </w:t>
+      </w:r>
+      <w:r>
+        <w:t xml:space="preserve">Lead marketing with </w:t>
+      </w:r>
+      <w:r>
+        <w:rPr>
+          <w:b/>
+        </w:rPr>
+        <w:t xml:space="preserve">price-per-cup</w:t>
+      </w:r>
+      <w:r>
+        <w:t xml:space="preserve">, not pack price: at roughly $1 (and £0.50 to £0.75 in the UK) VAHDAM beats most named rivals per serving and that is the number to headline.</w:t>
+      </w:r>
+    </w:p>
+    <w:p>
+      <w:pPr>
+        <w:ind w:left="360" w:hanging="240"/>
+      </w:pPr>
+      <w:r>
+        <w:t xml:space="preserve">•  </w:t>
+      </w:r>
+      <w:r>
+        <w:t xml:space="preserve">Make the recurring offer </w:t>
+      </w:r>
+      <w:r>
+        <w:rPr>
+          <w:b/>
+        </w:rPr>
+        <w:t xml:space="preserve">as legible as RYZE/Four Sigmatic</w:t>
+      </w:r>
+      <w:r>
+        <w:t xml:space="preserve">: a single, prominent subscribe price and % saving, plus keep the 90-day guarantee front-and-centre (longer than the category's 30-day norm).</w:t>
+      </w:r>
+    </w:p>
+    <w:p>
+      <w:pPr>
+        <w:ind w:left="360" w:hanging="240"/>
+      </w:pPr>
+      <w:r>
+        <w:t xml:space="preserve">•  </w:t>
+      </w:r>
+      <w:r>
+        <w:t xml:space="preserve">Hold the </w:t>
+      </w:r>
+      <w:r>
+        <w:rPr>
+          <w:b/>
+        </w:rPr>
+        <w:t xml:space="preserve">6-free-gifts kit</w:t>
+      </w:r>
+      <w:r>
+        <w:t xml:space="preserve"> as the acquisition hero (it matches RYZE's gift stack and AG1's welcome kit) and anchor the 120-serving kit's ~$0.83 / £0.50 per-cup as the value proof.</w:t>
+      </w:r>
+    </w:p>
+    <w:p>
+      <w:pPr>
+        <w:ind w:left="360" w:hanging="240"/>
+      </w:pPr>
+      <w:r>
+        <w:t xml:space="preserve">•  </w:t>
+      </w:r>
+      <w:r>
+        <w:t xml:space="preserve">Do </w:t>
+      </w:r>
+      <w:r>
+        <w:rPr>
+          <w:b/>
+        </w:rPr>
+        <w:t xml:space="preserve">not</w:t>
+      </w:r>
+      <w:r>
+        <w:t xml:space="preserve"> chase the sub-$1 greens floor (Amazing Grass/Bloom), that is a different category; compete on adaptogen-coffee value + origin authenticity where VAHDAM already wins per cup.</w:t>
+      </w:r>
+    </w:p>
+    <w:p>
+      <w:pPr>
+        <w:ind w:left="360" w:hanging="240"/>
+      </w:pPr>
+      <w:r>
+        <w:t xml:space="preserve">•  </w:t>
+      </w:r>
+      <w:r>
+        <w:t xml:space="preserve">Position explicitly against the premium ceiling (AG1, Ka'Chava): 'the same daily wellness ritual, real origin and KSM-66, at a third of the per-serving price.'</w:t>
+      </w:r>
+    </w:p>
+    <w:p>
+      <w:pPr>
+        <w:spacing w:before="200" w:after="80"/>
+      </w:pPr>
+      <w:r>
+        <w:rPr>
+          <w:b/>
+          <w:color w:val="004A2B"/>
+          <w:sz w:val="24"/>
+        </w:rPr>
+        <w:t xml:space="preserve">Brands that could not be verified live (and why)</w:t>
+      </w:r>
+    </w:p>
+    <w:p>
+      <w:pPr>
+        <w:ind w:left="360" w:hanging="240"/>
+      </w:pPr>
+      <w:r>
+        <w:t xml:space="preserve">•  </w:t>
+      </w:r>
+      <w:r>
+        <w:rPr>
+          <w:b/>
+        </w:rPr>
+        <w:t xml:space="preserve">AG1</w:t>
+      </w:r>
+      <w:r>
+        <w:t xml:space="preserve"> - drinkag1.com bot-walls every path (persistent 429 on fetch + curl); figures are snippet-sourced, needs manual browser verification.</w:t>
+      </w:r>
+    </w:p>
+    <w:p>
+      <w:pPr>
+        <w:ind w:left="360" w:hanging="240"/>
+      </w:pPr>
+      <w:r>
+        <w:t xml:space="preserve">•  </w:t>
+      </w:r>
+      <w:r>
+        <w:rPr>
+          <w:b/>
+        </w:rPr>
+        <w:t xml:space="preserve">Clevr Blends</w:t>
+      </w:r>
+      <w:r>
+        <w:t xml:space="preserve"> - HTTP 403 bot-block on PDP and products.json; no reliable single-unit price captured.</w:t>
+      </w:r>
+    </w:p>
+    <w:p>
+      <w:pPr>
+        <w:ind w:left="360" w:hanging="240"/>
+      </w:pPr>
+      <w:r>
+        <w:t xml:space="preserve">•  </w:t>
+      </w:r>
+      <w:r>
+        <w:rPr>
+          <w:b/>
+        </w:rPr>
+        <w:t xml:space="preserve">Beyond Brew</w:t>
+      </w:r>
+      <w:r>
+        <w:t xml:space="preserve"> - not reached this run (not assigned to a fetch batch); retry against its official site to complete coverage.</w:t>
+      </w:r>
+    </w:p>
+    <w:p>
+      <w:pPr>
+        <w:ind w:left="360" w:hanging="240"/>
+      </w:pPr>
+      <w:r>
+        <w:t xml:space="preserve">•  </w:t>
+      </w:r>
+      <w:r>
+        <w:rPr>
+          <w:b/>
+        </w:rPr>
+        <w:t xml:space="preserve">Servings/price-per-serving unverified</w:t>
+      </w:r>
+      <w:r>
+        <w:t xml:space="preserve"> for several coffee SKUs (Laird, Four Sigmatic kit, Javy concentrate, MUD\WTR, Cymbiotika, Dose, Shroomi, Spacegoods, DIRTEA, Rheal, VitaCup, Lifeboost, Chamberlain, NeuRoast): the price is live but the pack serving-count was not on the fetched feed, so per-cup is either computed-from-title or left n/v.</w:t>
+      </w:r>
+    </w:p>
+    <w:p>
+      <w:pPr>
+        <w:ind w:left="360" w:hanging="240"/>
+      </w:pPr>
+      <w:r>
+        <w:t xml:space="preserve">•  </w:t>
+      </w:r>
+      <w:r>
+        <w:t xml:space="preserve">Everything marked </w:t>
+      </w:r>
+      <w:r>
+        <w:rPr>
+          <w:b/>
+        </w:rPr>
+        <w:t xml:space="preserve">[Likely]</w:t>
+      </w:r>
+      <w:r>
+        <w:t xml:space="preserve">  / 'Needs manual verification' should be re-fetched from a browser-rendered path before use in an external claim.</w:t>
+      </w:r>
+    </w:p>
+    <w:p>
+      <w:r>
+        <w:t xml:space="preserve">Method: five research passes fetched official product pages via WebFetch and, where sites bot-walled the HTML (429/403), via each store's official Shopify /products/&amp;lt;handle&amp;gt;.json and .js endpoints through the session proxy. No price was taken from model memory or cache; unverifiable prices are marked, not guessed. Snapshot time: 9 Jul 2026 ~13:00 UTC.</w:t>
+      </w:r>
+    </w:p>
     <w:sectPr>
       <w:pgSz w:w="11906" w:h="16838"/>
       <w:pgMar w:top="1134" w:right="1134" w:bottom="1134" w:left="1134" w:header="720" w:footer="720" w:gutter="0"/>
